--- a/docs/Installationsanleitung-DRK-DGX-Spark.docx
+++ b/docs/Installationsanleitung-DRK-DGX-Spark.docx
@@ -301,7 +301,7 @@
                 <w:sz w:val="20"/>
                 <w:szCs w:val="20"/>
               </w:rPr>
-              <w:t xml:space="preserve">Qwen3 72B via Ollama</w:t>
+              <w:t xml:space="preserve">Qwen3 72B via Ollama (lokal) — optional externe Modelle</w:t>
             </w:r>
           </w:p>
         </w:tc>
@@ -363,7 +363,7 @@
                 <w:sz w:val="20"/>
                 <w:szCs w:val="20"/>
               </w:rPr>
-              <w:t xml:space="preserve">Juni 2026</w:t>
+              <w:t xml:space="preserve">Juni 2026 (Version 2 — Software implementiert)</w:t>
             </w:r>
           </w:p>
         </w:tc>
@@ -425,7 +425,7 @@
                 <w:sz w:val="20"/>
                 <w:szCs w:val="20"/>
               </w:rPr>
-              <w:t xml:space="preserve">Bereit zur Umsetzung</w:t>
+              <w:t xml:space="preserve">Bereit zur Installation</w:t>
             </w:r>
           </w:p>
         </w:tc>
@@ -481,9 +481,181 @@
           <w:sz w:val="20"/>
           <w:szCs w:val="20"/>
         </w:rPr>
-        <w:t xml:space="preserve">Diese Anleitung beschreibt den vollständigen Weg von der leeren DGX Spark bis zum laufenden KI-System für einen DRK-Kreisverband — inklusive Transkription, RAG-Wissensbasis und Social-Media-Modul.</w:t>
+        <w:t xml:space="preserve">Diese Anleitung beschreibt den vollständigen Weg von der leeren DGX Spark bis zum laufenden KI-System für einen DRK-Kreisverband. Die Software ist vollständig implementiert — die Installation besteht im Wesentlichen aus zwei Skripten und der Konfiguration über das browserbasierte Verwaltungs-UI.</w:t>
       </w:r>
     </w:p>
+    <w:p>
+      <w:pPr>
+        <w:spacing w:after="40" w:before="60"/>
+      </w:pPr>
+      <w:r>
+        <w:t xml:space="preserve"/>
+      </w:r>
+    </w:p>
+    <w:tbl>
+      <w:tblPr>
+        <w:tblW w:type="dxa" w:w="9638"/>
+        <w:tblBorders>
+          <w:top w:val="single" w:color="auto" w:sz="4"/>
+          <w:left w:val="single" w:color="auto" w:sz="4"/>
+          <w:bottom w:val="single" w:color="auto" w:sz="4"/>
+          <w:right w:val="single" w:color="auto" w:sz="4"/>
+          <w:insideH w:val="single" w:color="auto" w:sz="4"/>
+          <w:insideV w:val="single" w:color="auto" w:sz="4"/>
+        </w:tblBorders>
+      </w:tblPr>
+      <w:tblGrid>
+        <w:gridCol w:w="9638"/>
+      </w:tblGrid>
+      <w:tr>
+        <w:tc>
+          <w:tcPr>
+            <w:tcW w:type="dxa" w:w="9638"/>
+            <w:tcBorders>
+              <w:top w:val="single" w:color="1A7340" w:sz="1"/>
+              <w:left w:val="single" w:color="1A7340" w:sz="12"/>
+              <w:bottom w:val="single" w:color="1A7340" w:sz="1"/>
+              <w:right w:val="single" w:color="1A7340" w:sz="1"/>
+            </w:tcBorders>
+            <w:shd w:fill="E8F5EE" w:val="clear"/>
+            <w:tcMar>
+              <w:top w:type="dxa" w:w="120"/>
+              <w:left w:type="dxa" w:w="200"/>
+              <w:bottom w:type="dxa" w:w="120"/>
+              <w:right w:type="dxa" w:w="200"/>
+            </w:tcMar>
+          </w:tcPr>
+          <w:p>
+            <w:pPr>
+              <w:spacing w:after="60" w:before="60"/>
+            </w:pPr>
+            <w:r>
+              <w:rPr>
+                <w:rFonts w:ascii="Arial" w:cs="Arial" w:eastAsia="Arial" w:hAnsi="Arial"/>
+                <w:b/>
+                <w:bCs/>
+                <w:color w:val="1A7340"/>
+                <w:sz w:val="20"/>
+                <w:szCs w:val="20"/>
+              </w:rPr>
+              <w:t xml:space="preserve">Was seit Version 1 fertig wurde</w:t>
+            </w:r>
+          </w:p>
+          <w:p>
+            <w:pPr>
+              <w:spacing w:after="40" w:before="40"/>
+            </w:pPr>
+            <w:r>
+              <w:rPr>
+                <w:rFonts w:ascii="Arial" w:cs="Arial" w:eastAsia="Arial" w:hAnsi="Arial"/>
+                <w:color w:val="404040"/>
+                <w:sz w:val="19"/>
+                <w:szCs w:val="19"/>
+              </w:rPr>
+              <w:t xml:space="preserve">✔  RAG-Wissensbasis mit rechtegeprüfter Suche und Quellen-Zitaten</w:t>
+            </w:r>
+          </w:p>
+          <w:p>
+            <w:pPr>
+              <w:spacing w:after="40" w:before="40"/>
+            </w:pPr>
+            <w:r>
+              <w:rPr>
+                <w:rFonts w:ascii="Arial" w:cs="Arial" w:eastAsia="Arial" w:hAnsi="Arial"/>
+                <w:color w:val="404040"/>
+                <w:sz w:val="19"/>
+                <w:szCs w:val="19"/>
+              </w:rPr>
+              <w:t xml:space="preserve">✔  Social-Media-Modul (P02) mit Freigabe-Workflow</w:t>
+            </w:r>
+          </w:p>
+          <w:p>
+            <w:pPr>
+              <w:spacing w:after="40" w:before="40"/>
+            </w:pPr>
+            <w:r>
+              <w:rPr>
+                <w:rFonts w:ascii="Arial" w:cs="Arial" w:eastAsia="Arial" w:hAnsi="Arial"/>
+                <w:color w:val="404040"/>
+                <w:sz w:val="19"/>
+                <w:szCs w:val="19"/>
+              </w:rPr>
+              <w:t xml:space="preserve">✔  Browserbasiertes Verwaltungs-UI (Dokumente, Nutzer, Freigaben, Protokoll)</w:t>
+            </w:r>
+          </w:p>
+          <w:p>
+            <w:pPr>
+              <w:spacing w:after="40" w:before="40"/>
+            </w:pPr>
+            <w:r>
+              <w:rPr>
+                <w:rFonts w:ascii="Arial" w:cs="Arial" w:eastAsia="Arial" w:hAnsi="Arial"/>
+                <w:color w:val="404040"/>
+                <w:sz w:val="19"/>
+                <w:szCs w:val="19"/>
+              </w:rPr>
+              <w:t xml:space="preserve">✔  Nutzerverwaltung — mit oder ohne Active-Directory-Anbindung</w:t>
+            </w:r>
+          </w:p>
+          <w:p>
+            <w:pPr>
+              <w:spacing w:after="40" w:before="40"/>
+            </w:pPr>
+            <w:r>
+              <w:rPr>
+                <w:rFonts w:ascii="Arial" w:cs="Arial" w:eastAsia="Arial" w:hAnsi="Arial"/>
+                <w:color w:val="404040"/>
+                <w:sz w:val="19"/>
+                <w:szCs w:val="19"/>
+              </w:rPr>
+              <w:t xml:space="preserve">✔  HTTPS mit Let's Encrypt (Hostname im UI änderbar)</w:t>
+            </w:r>
+          </w:p>
+          <w:p>
+            <w:pPr>
+              <w:spacing w:after="40" w:before="40"/>
+            </w:pPr>
+            <w:r>
+              <w:rPr>
+                <w:rFonts w:ascii="Arial" w:cs="Arial" w:eastAsia="Arial" w:hAnsi="Arial"/>
+                <w:color w:val="404040"/>
+                <w:sz w:val="19"/>
+                <w:szCs w:val="19"/>
+              </w:rPr>
+              <w:t xml:space="preserve">✔  Revisionssicheres Audit-Log</w:t>
+            </w:r>
+          </w:p>
+          <w:p>
+            <w:pPr>
+              <w:spacing w:after="40" w:before="40"/>
+            </w:pPr>
+            <w:r>
+              <w:rPr>
+                <w:rFonts w:ascii="Arial" w:cs="Arial" w:eastAsia="Arial" w:hAnsi="Arial"/>
+                <w:color w:val="404040"/>
+                <w:sz w:val="19"/>
+                <w:szCs w:val="19"/>
+              </w:rPr>
+              <w:t xml:space="preserve">✔  Optional: externe KI-Modelle (OpenAI/Anthropic) mit Freigabe pro Nutzer</w:t>
+            </w:r>
+          </w:p>
+          <w:p>
+            <w:pPr>
+              <w:spacing w:after="40" w:before="40"/>
+            </w:pPr>
+            <w:r>
+              <w:rPr>
+                <w:rFonts w:ascii="Arial" w:cs="Arial" w:eastAsia="Arial" w:hAnsi="Arial"/>
+                <w:color w:val="404040"/>
+                <w:sz w:val="19"/>
+                <w:szCs w:val="19"/>
+              </w:rPr>
+              <w:t xml:space="preserve">✔  Setup-Skripte: Ersteinrichtung in unter einer Stunde (ohne Modell-Download)</w:t>
+            </w:r>
+          </w:p>
+        </w:tc>
+      </w:tr>
+    </w:tbl>
     <w:p>
       <w:pPr>
         <w:spacing w:after="80" w:before="80"/>
@@ -672,7 +844,7 @@
                 <w:sz w:val="19"/>
                 <w:szCs w:val="19"/>
               </w:rPr>
-              <w:t xml:space="preserve">open-webui</w:t>
+              <w:t xml:space="preserve">caddy</w:t>
             </w:r>
           </w:p>
         </w:tc>
@@ -701,7 +873,7 @@
                 <w:sz w:val="19"/>
                 <w:szCs w:val="19"/>
               </w:rPr>
-              <w:t xml:space="preserve">3000</w:t>
+              <w:t xml:space="preserve">80/443</w:t>
             </w:r>
           </w:p>
         </w:tc>
@@ -730,7 +902,7 @@
                 <w:sz w:val="19"/>
                 <w:szCs w:val="19"/>
               </w:rPr>
-              <w:t xml:space="preserve">Benutzeroberfläche (Chat, Dokument-Upload, Prompt-Verwaltung)</w:t>
+              <w:t xml:space="preserve">HTTPS-Reverse-Proxy, Let's-Encrypt-Zertifikate automatisch</w:t>
             </w:r>
           </w:p>
         </w:tc>
@@ -761,7 +933,7 @@
                 <w:sz w:val="19"/>
                 <w:szCs w:val="19"/>
               </w:rPr>
-              <w:t xml:space="preserve">api-gateway</w:t>
+              <w:t xml:space="preserve">open-webui</w:t>
             </w:r>
           </w:p>
         </w:tc>
@@ -790,7 +962,7 @@
                 <w:sz w:val="19"/>
                 <w:szCs w:val="19"/>
               </w:rPr>
-              <w:t xml:space="preserve">8000</w:t>
+              <w:t xml:space="preserve">3000</w:t>
             </w:r>
           </w:p>
         </w:tc>
@@ -819,7 +991,7 @@
                 <w:sz w:val="19"/>
                 <w:szCs w:val="19"/>
               </w:rPr>
-              <w:t xml:space="preserve">Einheitlicher Eintrittspunkt, JWT-Prüfung, Routing</w:t>
+              <w:t xml:space="preserve">Benutzeroberfläche (Chat, Wissensbasis, Social Media via Pipes)</w:t>
             </w:r>
           </w:p>
         </w:tc>
@@ -850,7 +1022,7 @@
                 <w:sz w:val="19"/>
                 <w:szCs w:val="19"/>
               </w:rPr>
-              <w:t xml:space="preserve">rag-service</w:t>
+              <w:t xml:space="preserve">api-gateway</w:t>
             </w:r>
           </w:p>
         </w:tc>
@@ -879,7 +1051,7 @@
                 <w:sz w:val="19"/>
                 <w:szCs w:val="19"/>
               </w:rPr>
-              <w:t xml:space="preserve">8001</w:t>
+              <w:t xml:space="preserve">8000</w:t>
             </w:r>
           </w:p>
         </w:tc>
@@ -908,7 +1080,7 @@
                 <w:sz w:val="19"/>
                 <w:szCs w:val="19"/>
               </w:rPr>
-              <w:t xml:space="preserve">Vektorsuche, Dokument-Chunking, ACL-geprüfte Antworten</w:t>
+              <w:t xml:space="preserve">Eintrittspunkt, JWT-Prüfung — inkl. Verwaltungs-UI unter /admin</w:t>
             </w:r>
           </w:p>
         </w:tc>
@@ -939,7 +1111,7 @@
                 <w:sz w:val="19"/>
                 <w:szCs w:val="19"/>
               </w:rPr>
-              <w:t xml:space="preserve">llm-service</w:t>
+              <w:t xml:space="preserve">rag-service</w:t>
             </w:r>
           </w:p>
         </w:tc>
@@ -968,7 +1140,7 @@
                 <w:sz w:val="19"/>
                 <w:szCs w:val="19"/>
               </w:rPr>
-              <w:t xml:space="preserve">8002</w:t>
+              <w:t xml:space="preserve">8001</w:t>
             </w:r>
           </w:p>
         </w:tc>
@@ -997,7 +1169,7 @@
                 <w:sz w:val="19"/>
                 <w:szCs w:val="19"/>
               </w:rPr>
-              <w:t xml:space="preserve">Ollama-Proxy, Streaming, Modell-Management</w:t>
+              <w:t xml:space="preserve">Vektorsuche, Chunking, ACL-geprüfte Antworten mit Zitaten</w:t>
             </w:r>
           </w:p>
         </w:tc>
@@ -1028,7 +1200,7 @@
                 <w:sz w:val="19"/>
                 <w:szCs w:val="19"/>
               </w:rPr>
-              <w:t xml:space="preserve">content-service</w:t>
+              <w:t xml:space="preserve">llm-service</w:t>
             </w:r>
           </w:p>
         </w:tc>
@@ -1057,7 +1229,7 @@
                 <w:sz w:val="19"/>
                 <w:szCs w:val="19"/>
               </w:rPr>
-              <w:t xml:space="preserve">8005</w:t>
+              <w:t xml:space="preserve">8002</w:t>
             </w:r>
           </w:p>
         </w:tc>
@@ -1086,7 +1258,7 @@
                 <w:sz w:val="19"/>
                 <w:szCs w:val="19"/>
               </w:rPr>
-              <w:t xml:space="preserve">Social-Media-Entwürfe, Freigabe-Workflow (P02)</w:t>
+              <w:t xml:space="preserve">Modell-Routing: Ollama (lokal) + optional OpenAI/Anthropic</w:t>
             </w:r>
           </w:p>
         </w:tc>
@@ -1117,7 +1289,7 @@
                 <w:sz w:val="19"/>
                 <w:szCs w:val="19"/>
               </w:rPr>
-              <w:t xml:space="preserve">postgres</w:t>
+              <w:t xml:space="preserve">content-service</w:t>
             </w:r>
           </w:p>
         </w:tc>
@@ -1146,7 +1318,7 @@
                 <w:sz w:val="19"/>
                 <w:szCs w:val="19"/>
               </w:rPr>
-              <w:t xml:space="preserve">5432</w:t>
+              <w:t xml:space="preserve">8005</w:t>
             </w:r>
           </w:p>
         </w:tc>
@@ -1175,7 +1347,7 @@
                 <w:sz w:val="19"/>
                 <w:szCs w:val="19"/>
               </w:rPr>
-              <w:t xml:space="preserve">Datenbank + pgvector (Embeddings)</w:t>
+              <w:t xml:space="preserve">Social-Media-Entwürfe, 5-Stufen-Freigabe-Workflow (P02)</w:t>
             </w:r>
           </w:p>
         </w:tc>
@@ -1206,7 +1378,7 @@
                 <w:sz w:val="19"/>
                 <w:szCs w:val="19"/>
               </w:rPr>
-              <w:t xml:space="preserve">keycloak</w:t>
+              <w:t xml:space="preserve">postgres</w:t>
             </w:r>
           </w:p>
         </w:tc>
@@ -1235,7 +1407,7 @@
                 <w:sz w:val="19"/>
                 <w:szCs w:val="19"/>
               </w:rPr>
-              <w:t xml:space="preserve">8080</w:t>
+              <w:t xml:space="preserve">5432</w:t>
             </w:r>
           </w:p>
         </w:tc>
@@ -1264,7 +1436,7 @@
                 <w:sz w:val="19"/>
                 <w:szCs w:val="19"/>
               </w:rPr>
-              <w:t xml:space="preserve">Authentifizierung, Rollen, SSO/OIDC</w:t>
+              <w:t xml:space="preserve">Datenbank + pgvector, Row-Level Security, Audit-Log</w:t>
             </w:r>
           </w:p>
         </w:tc>
@@ -1295,7 +1467,7 @@
                 <w:sz w:val="19"/>
                 <w:szCs w:val="19"/>
               </w:rPr>
-              <w:t xml:space="preserve">minio</w:t>
+              <w:t xml:space="preserve">keycloak</w:t>
             </w:r>
           </w:p>
         </w:tc>
@@ -1324,7 +1496,7 @@
                 <w:sz w:val="19"/>
                 <w:szCs w:val="19"/>
               </w:rPr>
-              <w:t xml:space="preserve">9000</w:t>
+              <w:t xml:space="preserve">8080</w:t>
             </w:r>
           </w:p>
         </w:tc>
@@ -1353,7 +1525,7 @@
                 <w:sz w:val="19"/>
                 <w:szCs w:val="19"/>
               </w:rPr>
-              <w:t xml:space="preserve">Objektspeicher (Dokumente, CI-Assets)</w:t>
+              <w:t xml:space="preserve">Authentifizierung, Rollen, SSO/OIDC, optional AD-Anbindung</w:t>
             </w:r>
           </w:p>
         </w:tc>
@@ -1384,6 +1556,95 @@
                 <w:sz w:val="19"/>
                 <w:szCs w:val="19"/>
               </w:rPr>
+              <w:t xml:space="preserve">minio</w:t>
+            </w:r>
+          </w:p>
+        </w:tc>
+        <w:tc>
+          <w:tcPr>
+            <w:tcW w:type="dxa" w:w="900"/>
+            <w:tcBorders>
+              <w:top w:val="single" w:color="CCCCCC" w:sz="1"/>
+              <w:left w:val="single" w:color="CCCCCC" w:sz="1"/>
+              <w:bottom w:val="single" w:color="CCCCCC" w:sz="1"/>
+              <w:right w:val="single" w:color="CCCCCC" w:sz="1"/>
+            </w:tcBorders>
+            <w:shd w:fill="FFFFFF" w:val="clear"/>
+            <w:tcMar>
+              <w:top w:type="dxa" w:w="80"/>
+              <w:left w:type="dxa" w:w="120"/>
+              <w:bottom w:type="dxa" w:w="80"/>
+              <w:right w:type="dxa" w:w="120"/>
+            </w:tcMar>
+          </w:tcPr>
+          <w:p>
+            <w:r>
+              <w:rPr>
+                <w:rFonts w:ascii="Arial" w:cs="Arial" w:eastAsia="Arial" w:hAnsi="Arial"/>
+                <w:color w:val="404040"/>
+                <w:sz w:val="19"/>
+                <w:szCs w:val="19"/>
+              </w:rPr>
+              <w:t xml:space="preserve">9000</w:t>
+            </w:r>
+          </w:p>
+        </w:tc>
+        <w:tc>
+          <w:tcPr>
+            <w:tcW w:type="dxa" w:w="6938"/>
+            <w:tcBorders>
+              <w:top w:val="single" w:color="CCCCCC" w:sz="1"/>
+              <w:left w:val="single" w:color="CCCCCC" w:sz="1"/>
+              <w:bottom w:val="single" w:color="CCCCCC" w:sz="1"/>
+              <w:right w:val="single" w:color="CCCCCC" w:sz="1"/>
+            </w:tcBorders>
+            <w:shd w:fill="FFFFFF" w:val="clear"/>
+            <w:tcMar>
+              <w:top w:type="dxa" w:w="80"/>
+              <w:left w:type="dxa" w:w="120"/>
+              <w:bottom w:type="dxa" w:w="80"/>
+              <w:right w:type="dxa" w:w="120"/>
+            </w:tcMar>
+          </w:tcPr>
+          <w:p>
+            <w:r>
+              <w:rPr>
+                <w:rFonts w:ascii="Arial" w:cs="Arial" w:eastAsia="Arial" w:hAnsi="Arial"/>
+                <w:color w:val="404040"/>
+                <w:sz w:val="19"/>
+                <w:szCs w:val="19"/>
+              </w:rPr>
+              <w:t xml:space="preserve">Objektspeicher (Original-Dokumente)</w:t>
+            </w:r>
+          </w:p>
+        </w:tc>
+      </w:tr>
+      <w:tr>
+        <w:tc>
+          <w:tcPr>
+            <w:tcW w:type="dxa" w:w="1800"/>
+            <w:tcBorders>
+              <w:top w:val="single" w:color="CCCCCC" w:sz="1"/>
+              <w:left w:val="single" w:color="CCCCCC" w:sz="1"/>
+              <w:bottom w:val="single" w:color="CCCCCC" w:sz="1"/>
+              <w:right w:val="single" w:color="CCCCCC" w:sz="1"/>
+            </w:tcBorders>
+            <w:shd w:fill="F5F5F5" w:val="clear"/>
+            <w:tcMar>
+              <w:top w:type="dxa" w:w="80"/>
+              <w:left w:type="dxa" w:w="120"/>
+              <w:bottom w:type="dxa" w:w="80"/>
+              <w:right w:type="dxa" w:w="120"/>
+            </w:tcMar>
+          </w:tcPr>
+          <w:p>
+            <w:r>
+              <w:rPr>
+                <w:rFonts w:ascii="Arial" w:cs="Arial" w:eastAsia="Arial" w:hAnsi="Arial"/>
+                <w:color w:val="404040"/>
+                <w:sz w:val="19"/>
+                <w:szCs w:val="19"/>
+              </w:rPr>
               <w:t xml:space="preserve">ollama</w:t>
             </w:r>
           </w:p>
@@ -1397,7 +1658,7 @@
               <w:bottom w:val="single" w:color="CCCCCC" w:sz="1"/>
               <w:right w:val="single" w:color="CCCCCC" w:sz="1"/>
             </w:tcBorders>
-            <w:shd w:fill="FFFFFF" w:val="clear"/>
+            <w:shd w:fill="F5F5F5" w:val="clear"/>
             <w:tcMar>
               <w:top w:type="dxa" w:w="80"/>
               <w:left w:type="dxa" w:w="120"/>
@@ -1426,23 +1687,23 @@
               <w:bottom w:val="single" w:color="CCCCCC" w:sz="1"/>
               <w:right w:val="single" w:color="CCCCCC" w:sz="1"/>
             </w:tcBorders>
-            <w:shd w:fill="FFFFFF" w:val="clear"/>
-            <w:tcMar>
-              <w:top w:type="dxa" w:w="80"/>
-              <w:left w:type="dxa" w:w="120"/>
-              <w:bottom w:type="dxa" w:w="80"/>
-              <w:right w:type="dxa" w:w="120"/>
-            </w:tcMar>
-          </w:tcPr>
-          <w:p>
-            <w:r>
-              <w:rPr>
-                <w:rFonts w:ascii="Arial" w:cs="Arial" w:eastAsia="Arial" w:hAnsi="Arial"/>
-                <w:color w:val="404040"/>
-                <w:sz w:val="19"/>
-                <w:szCs w:val="19"/>
-              </w:rPr>
-              <w:t xml:space="preserve">LLM-Engine (läuft nativ, nicht in Docker)</w:t>
+            <w:shd w:fill="F5F5F5" w:val="clear"/>
+            <w:tcMar>
+              <w:top w:type="dxa" w:w="80"/>
+              <w:left w:type="dxa" w:w="120"/>
+              <w:bottom w:type="dxa" w:w="80"/>
+              <w:right w:type="dxa" w:w="120"/>
+            </w:tcMar>
+          </w:tcPr>
+          <w:p>
+            <w:r>
+              <w:rPr>
+                <w:rFonts w:ascii="Arial" w:cs="Arial" w:eastAsia="Arial" w:hAnsi="Arial"/>
+                <w:color w:val="404040"/>
+                <w:sz w:val="19"/>
+                <w:szCs w:val="19"/>
+              </w:rPr>
+              <w:t xml:space="preserve">LLM-Engine im Container mit GPU-Zugriff (GB10)</w:t>
             </w:r>
           </w:p>
         </w:tc>
@@ -2350,7 +2611,7 @@
                 <w:sz w:val="19"/>
                 <w:szCs w:val="19"/>
               </w:rPr>
-              <w:t xml:space="preserve">1 — Basis</w:t>
+              <w:t xml:space="preserve">1 — Installation</w:t>
             </w:r>
           </w:p>
         </w:tc>
@@ -2379,7 +2640,7 @@
                 <w:sz w:val="19"/>
                 <w:szCs w:val="19"/>
               </w:rPr>
-              <w:t xml:space="preserve">Repo klonen, .env konfigurieren, Ollama</w:t>
+              <w:t xml:space="preserve">git clone + setup_dgx.sh (Secrets automatisch, Stack, Modelle)</w:t>
             </w:r>
           </w:p>
         </w:tc>
@@ -2408,7 +2669,7 @@
                 <w:sz w:val="19"/>
                 <w:szCs w:val="19"/>
               </w:rPr>
-              <w:t xml:space="preserve">~3 Stunden + Download</w:t>
+              <w:t xml:space="preserve">~1 Std. + Modell-Download</w:t>
             </w:r>
           </w:p>
         </w:tc>
@@ -2437,7 +2698,7 @@
                 <w:sz w:val="19"/>
                 <w:szCs w:val="19"/>
               </w:rPr>
-              <w:t xml:space="preserve">Entwickler</w:t>
+              <w:t xml:space="preserve">IT-Betrieb</w:t>
             </w:r>
           </w:p>
         </w:tc>
@@ -2468,7 +2729,7 @@
                 <w:sz w:val="19"/>
                 <w:szCs w:val="19"/>
               </w:rPr>
-              <w:t xml:space="preserve">2 — Services</w:t>
+              <w:t xml:space="preserve">2 — Keycloak</w:t>
             </w:r>
           </w:p>
         </w:tc>
@@ -2497,7 +2758,7 @@
                 <w:sz w:val="19"/>
                 <w:szCs w:val="19"/>
               </w:rPr>
-              <w:t xml:space="preserve">RAG, Content, Integration fertig entwickeln</w:t>
+              <w:t xml:space="preserve">setup_keycloak.py — 3 Fragen, Rest automatisch</w:t>
             </w:r>
           </w:p>
         </w:tc>
@@ -2526,7 +2787,7 @@
                 <w:sz w:val="19"/>
                 <w:szCs w:val="19"/>
               </w:rPr>
-              <w:t xml:space="preserve">~4 Wochen (Vibe Coding)</w:t>
+              <w:t xml:space="preserve">~15 Minuten</w:t>
             </w:r>
           </w:p>
         </w:tc>
@@ -2555,7 +2816,7 @@
                 <w:sz w:val="19"/>
                 <w:szCs w:val="19"/>
               </w:rPr>
-              <w:t xml:space="preserve">Entwickler</w:t>
+              <w:t xml:space="preserve">IT-Betrieb</w:t>
             </w:r>
           </w:p>
         </w:tc>
@@ -2586,7 +2847,7 @@
                 <w:sz w:val="19"/>
                 <w:szCs w:val="19"/>
               </w:rPr>
-              <w:t xml:space="preserve">3 — Deployment</w:t>
+              <w:t xml:space="preserve">3 — Verwaltung</w:t>
             </w:r>
           </w:p>
         </w:tc>
@@ -2615,7 +2876,7 @@
                 <w:sz w:val="19"/>
                 <w:szCs w:val="19"/>
               </w:rPr>
-              <w:t xml:space="preserve">docker compose up, Keycloak, Initialdaten</w:t>
+              <w:t xml:space="preserve">Pipes installieren, Nutzer + Dokumente im Verwaltungs-UI, HTTPS</w:t>
             </w:r>
           </w:p>
         </w:tc>
@@ -2644,7 +2905,7 @@
                 <w:sz w:val="19"/>
                 <w:szCs w:val="19"/>
               </w:rPr>
-              <w:t xml:space="preserve">~1 Tag</w:t>
+              <w:t xml:space="preserve">~halber Tag</w:t>
             </w:r>
           </w:p>
         </w:tc>
@@ -2673,7 +2934,7 @@
                 <w:sz w:val="19"/>
                 <w:szCs w:val="19"/>
               </w:rPr>
-              <w:t xml:space="preserve">Entwickler</w:t>
+              <w:t xml:space="preserve">Mandanten-Admin</w:t>
             </w:r>
           </w:p>
         </w:tc>
@@ -2733,7 +2994,7 @@
                 <w:sz w:val="19"/>
                 <w:szCs w:val="19"/>
               </w:rPr>
-              <w:t xml:space="preserve">Tests TC-01..TC-08, Pilot-Nutzer</w:t>
+              <w:t xml:space="preserve">Abnahmetests, Pilot-Nutzer einweisen</w:t>
             </w:r>
           </w:p>
         </w:tc>
@@ -2791,7 +3052,7 @@
                 <w:sz w:val="19"/>
                 <w:szCs w:val="19"/>
               </w:rPr>
-              <w:t xml:space="preserve">Entwickler + KV</w:t>
+              <w:t xml:space="preserve">Admin + KV</w:t>
             </w:r>
           </w:p>
         </w:tc>
@@ -3649,7 +3910,7 @@
           <w:sz w:val="28"/>
           <w:szCs w:val="28"/>
         </w:rPr>
-        <w:t xml:space="preserve">3  Phase 1 — Repository und Umgebung</w:t>
+        <w:t xml:space="preserve">3  Phase 1 — Automatisierte Installation</w:t>
       </w:r>
     </w:p>
     <w:tbl>
@@ -3734,7 +3995,7 @@
                 <w:sz w:val="24"/>
                 <w:szCs w:val="24"/>
               </w:rPr>
-              <w:t xml:space="preserve">Repository klonen und Umgebung konfigurieren</w:t>
+              <w:t xml:space="preserve">Repo klonen + Setup-Skript ausführen</w:t>
             </w:r>
           </w:p>
         </w:tc>
@@ -3767,7 +4028,7 @@
                 <w:sz w:val="18"/>
                 <w:szCs w:val="18"/>
               </w:rPr>
-              <w:t xml:space="preserve">ca. 3–4 Stunden</w:t>
+              <w:t xml:space="preserve">ca. 1 Std. + Download</w:t>
             </w:r>
           </w:p>
         </w:tc>
@@ -3830,7 +4091,96 @@
           <w:sz w:val="24"/>
           <w:szCs w:val="24"/>
         </w:rPr>
-        <w:t xml:space="preserve">3.1  Ollama installieren</w:t>
+        <w:t xml:space="preserve">3.1  Repository klonen</w:t>
+      </w:r>
+    </w:p>
+    <w:tbl>
+      <w:tblPr>
+        <w:tblW w:type="dxa" w:w="9638"/>
+        <w:tblBorders>
+          <w:top w:val="single" w:color="auto" w:sz="4"/>
+          <w:left w:val="single" w:color="auto" w:sz="4"/>
+          <w:bottom w:val="single" w:color="auto" w:sz="4"/>
+          <w:right w:val="single" w:color="auto" w:sz="4"/>
+          <w:insideH w:val="single" w:color="auto" w:sz="4"/>
+          <w:insideV w:val="single" w:color="auto" w:sz="4"/>
+        </w:tblBorders>
+      </w:tblPr>
+      <w:tblGrid>
+        <w:gridCol w:w="9638"/>
+      </w:tblGrid>
+      <w:tr>
+        <w:tc>
+          <w:tcPr>
+            <w:tcW w:type="dxa" w:w="9638"/>
+            <w:tcBorders>
+              <w:top w:val="single" w:color="888888" w:sz="1"/>
+              <w:left w:val="single" w:color="888888" w:sz="1"/>
+              <w:bottom w:val="single" w:color="888888" w:sz="1"/>
+              <w:right w:val="single" w:color="888888" w:sz="1"/>
+            </w:tcBorders>
+            <w:shd w:fill="1E1E1E" w:val="clear"/>
+            <w:tcMar>
+              <w:top w:type="dxa" w:w="120"/>
+              <w:left w:type="dxa" w:w="200"/>
+              <w:bottom w:type="dxa" w:w="120"/>
+              <w:right w:type="dxa" w:w="200"/>
+            </w:tcMar>
+          </w:tcPr>
+          <w:p>
+            <w:pPr>
+              <w:spacing w:after="20" w:before="20"/>
+            </w:pPr>
+            <w:r>
+              <w:rPr>
+                <w:rFonts w:ascii="Courier New" w:cs="Courier New" w:eastAsia="Courier New" w:hAnsi="Courier New"/>
+                <w:color w:val="D4D4D4"/>
+                <w:sz w:val="18"/>
+                <w:szCs w:val="18"/>
+              </w:rPr>
+              <w:t xml:space="preserve">git clone https://github.com/sventruderung/drk-mv-ki-plattform.git</w:t>
+            </w:r>
+          </w:p>
+          <w:p>
+            <w:pPr>
+              <w:spacing w:after="20" w:before="20"/>
+            </w:pPr>
+            <w:r>
+              <w:rPr>
+                <w:rFonts w:ascii="Courier New" w:cs="Courier New" w:eastAsia="Courier New" w:hAnsi="Courier New"/>
+                <w:color w:val="D4D4D4"/>
+                <w:sz w:val="18"/>
+                <w:szCs w:val="18"/>
+              </w:rPr>
+              <w:t xml:space="preserve">cd drk-mv-ki-plattform</w:t>
+            </w:r>
+          </w:p>
+        </w:tc>
+      </w:tr>
+    </w:tbl>
+    <w:p>
+      <w:pPr>
+        <w:spacing w:after="60" w:before="120"/>
+      </w:pPr>
+      <w:r>
+        <w:t xml:space="preserve"/>
+      </w:r>
+    </w:p>
+    <w:p>
+      <w:pPr>
+        <w:pStyle w:val="Heading2"/>
+        <w:spacing w:after="120" w:before="280"/>
+      </w:pPr>
+      <w:r>
+        <w:rPr>
+          <w:rFonts w:ascii="Arial" w:cs="Arial" w:eastAsia="Arial" w:hAnsi="Arial"/>
+          <w:b/>
+          <w:bCs/>
+          <w:color w:val="404040"/>
+          <w:sz w:val="24"/>
+          <w:szCs w:val="24"/>
+        </w:rPr>
+        <w:t xml:space="preserve">3.2  Setup-Skript ausführen</w:t>
       </w:r>
     </w:p>
     <w:p>
@@ -3844,7 +4194,7 @@
           <w:sz w:val="20"/>
           <w:szCs w:val="20"/>
         </w:rPr>
-        <w:t xml:space="preserve">Ollama läuft nativ auf dem DGX OS (nicht in Docker) und nutzt direkt den GB10-Chip mit Unified Memory:</w:t>
+        <w:t xml:space="preserve">Das Skript erledigt die komplette Basis-Installation. Alle Passwörter und Secrets werden automatisch sicher generiert (openssl rand) — es gibt keine CHANGE_ME-Platzhalter mehr, die jemand vergessen könnte.</w:t>
       </w:r>
     </w:p>
     <w:p>
@@ -3899,7 +4249,7 @@
                 <w:sz w:val="18"/>
                 <w:szCs w:val="18"/>
               </w:rPr>
-              <w:t xml:space="preserve"># Ollama installieren</w:t>
+              <w:t xml:space="preserve">bash scripts/setup_dgx.sh</w:t>
             </w:r>
           </w:p>
           <w:p>
@@ -3913,7 +4263,7 @@
                 <w:sz w:val="18"/>
                 <w:szCs w:val="18"/>
               </w:rPr>
-              <w:t xml:space="preserve">curl -fsSL https://ollama.com/install.sh | sh</w:t>
+              <w:t xml:space="preserve"/>
             </w:r>
           </w:p>
           <w:p>
@@ -3927,7 +4277,7 @@
                 <w:sz w:val="18"/>
                 <w:szCs w:val="18"/>
               </w:rPr>
-              <w:t xml:space="preserve"/>
+              <w:t xml:space="preserve"># Das Skript fragt nur eine Sache:</w:t>
             </w:r>
           </w:p>
           <w:p>
@@ -3941,77 +4291,7 @@
                 <w:sz w:val="18"/>
                 <w:szCs w:val="18"/>
               </w:rPr>
-              <w:t xml:space="preserve"># Dienst starten und automatisch beim Boot aktivieren</w:t>
-            </w:r>
-          </w:p>
-          <w:p>
-            <w:pPr>
-              <w:spacing w:after="20" w:before="20"/>
-            </w:pPr>
-            <w:r>
-              <w:rPr>
-                <w:rFonts w:ascii="Courier New" w:cs="Courier New" w:eastAsia="Courier New" w:hAnsi="Courier New"/>
-                <w:color w:val="D4D4D4"/>
-                <w:sz w:val="18"/>
-                <w:szCs w:val="18"/>
-              </w:rPr>
-              <w:t xml:space="preserve">sudo systemctl enable ollama</w:t>
-            </w:r>
-          </w:p>
-          <w:p>
-            <w:pPr>
-              <w:spacing w:after="20" w:before="20"/>
-            </w:pPr>
-            <w:r>
-              <w:rPr>
-                <w:rFonts w:ascii="Courier New" w:cs="Courier New" w:eastAsia="Courier New" w:hAnsi="Courier New"/>
-                <w:color w:val="D4D4D4"/>
-                <w:sz w:val="18"/>
-                <w:szCs w:val="18"/>
-              </w:rPr>
-              <w:t xml:space="preserve">sudo systemctl start ollama</w:t>
-            </w:r>
-          </w:p>
-          <w:p>
-            <w:pPr>
-              <w:spacing w:after="20" w:before="20"/>
-            </w:pPr>
-            <w:r>
-              <w:rPr>
-                <w:rFonts w:ascii="Courier New" w:cs="Courier New" w:eastAsia="Courier New" w:hAnsi="Courier New"/>
-                <w:color w:val="D4D4D4"/>
-                <w:sz w:val="18"/>
-                <w:szCs w:val="18"/>
-              </w:rPr>
-              <w:t xml:space="preserve"/>
-            </w:r>
-          </w:p>
-          <w:p>
-            <w:pPr>
-              <w:spacing w:after="20" w:before="20"/>
-            </w:pPr>
-            <w:r>
-              <w:rPr>
-                <w:rFonts w:ascii="Courier New" w:cs="Courier New" w:eastAsia="Courier New" w:hAnsi="Courier New"/>
-                <w:color w:val="D4D4D4"/>
-                <w:sz w:val="18"/>
-                <w:szCs w:val="18"/>
-              </w:rPr>
-              <w:t xml:space="preserve"># Status prüfen</w:t>
-            </w:r>
-          </w:p>
-          <w:p>
-            <w:pPr>
-              <w:spacing w:after="20" w:before="20"/>
-            </w:pPr>
-            <w:r>
-              <w:rPr>
-                <w:rFonts w:ascii="Courier New" w:cs="Courier New" w:eastAsia="Courier New" w:hAnsi="Courier New"/>
-                <w:color w:val="D4D4D4"/>
-                <w:sz w:val="18"/>
-                <w:szCs w:val="18"/>
-              </w:rPr>
-              <w:t xml:space="preserve">sudo systemctl status ollama</w:t>
+              <w:t xml:space="preserve">#   Kontakt-E-Mail für Let's Encrypt (leer = HTTPS später einrichten)</w:t>
             </w:r>
           </w:p>
         </w:tc>
@@ -4019,27 +4299,10 @@
     </w:tbl>
     <w:p>
       <w:pPr>
-        <w:spacing w:after="60" w:before="120"/>
+        <w:spacing w:after="60" w:before="80"/>
       </w:pPr>
       <w:r>
         <w:t xml:space="preserve"/>
-      </w:r>
-    </w:p>
-    <w:p>
-      <w:pPr>
-        <w:pStyle w:val="Heading2"/>
-        <w:spacing w:after="120" w:before="280"/>
-      </w:pPr>
-      <w:r>
-        <w:rPr>
-          <w:rFonts w:ascii="Arial" w:cs="Arial" w:eastAsia="Arial" w:hAnsi="Arial"/>
-          <w:b/>
-          <w:bCs/>
-          <w:color w:val="404040"/>
-          <w:sz w:val="24"/>
-          <w:szCs w:val="24"/>
-        </w:rPr>
-        <w:t xml:space="preserve">3.2  Sprachmodelle herunterladen</w:t>
       </w:r>
     </w:p>
     <w:p>
@@ -4053,12 +4316,88 @@
           <w:sz w:val="20"/>
           <w:szCs w:val="20"/>
         </w:rPr>
-        <w:t xml:space="preserve">Der Download dauert je nach Internetverbindung 30–60 Minuten. Die Modelle werden dauerhaft auf dem DGX gespeichert.</w:t>
+        <w:t xml:space="preserve">Was das Skript automatisch erledigt:</w:t>
       </w:r>
     </w:p>
     <w:p>
       <w:pPr>
-        <w:spacing w:after="40" w:before="60"/>
+        <w:pStyle w:val="ListParagraph"/>
+        <w:numPr>
+          <w:ilvl w:val="0"/>
+          <w:numId w:val="2"/>
+        </w:numPr>
+        <w:spacing w:after="40" w:before="40"/>
+      </w:pPr>
+      <w:r>
+        <w:rPr>
+          <w:rFonts w:ascii="Arial" w:cs="Arial" w:eastAsia="Arial" w:hAnsi="Arial"/>
+          <w:color w:val="404040"/>
+          <w:sz w:val="20"/>
+          <w:szCs w:val="20"/>
+        </w:rPr>
+        <w:t xml:space="preserve">.env mit sicheren Zufalls-Passwörtern erzeugen (chmod 600)</w:t>
+      </w:r>
+    </w:p>
+    <w:p>
+      <w:pPr>
+        <w:pStyle w:val="ListParagraph"/>
+        <w:numPr>
+          <w:ilvl w:val="0"/>
+          <w:numId w:val="2"/>
+        </w:numPr>
+        <w:spacing w:after="40" w:before="40"/>
+      </w:pPr>
+      <w:r>
+        <w:rPr>
+          <w:rFonts w:ascii="Arial" w:cs="Arial" w:eastAsia="Arial" w:hAnsi="Arial"/>
+          <w:color w:val="404040"/>
+          <w:sz w:val="20"/>
+          <w:szCs w:val="20"/>
+        </w:rPr>
+        <w:t xml:space="preserve">Alle Container bauen und starten (docker compose up -d --build)</w:t>
+      </w:r>
+    </w:p>
+    <w:p>
+      <w:pPr>
+        <w:pStyle w:val="ListParagraph"/>
+        <w:numPr>
+          <w:ilvl w:val="0"/>
+          <w:numId w:val="2"/>
+        </w:numPr>
+        <w:spacing w:after="40" w:before="40"/>
+      </w:pPr>
+      <w:r>
+        <w:rPr>
+          <w:rFonts w:ascii="Arial" w:cs="Arial" w:eastAsia="Arial" w:hAnsi="Arial"/>
+          <w:color w:val="404040"/>
+          <w:sz w:val="20"/>
+          <w:szCs w:val="20"/>
+        </w:rPr>
+        <w:t xml:space="preserve">Sprachmodelle laden: Qwen3 72B (~42 GB) und nomic-embed-text — Download je nach Anbindung 30–90 Minuten</w:t>
+      </w:r>
+    </w:p>
+    <w:p>
+      <w:pPr>
+        <w:pStyle w:val="ListParagraph"/>
+        <w:numPr>
+          <w:ilvl w:val="0"/>
+          <w:numId w:val="2"/>
+        </w:numPr>
+        <w:spacing w:after="40" w:before="40"/>
+      </w:pPr>
+      <w:r>
+        <w:rPr>
+          <w:rFonts w:ascii="Arial" w:cs="Arial" w:eastAsia="Arial" w:hAnsi="Arial"/>
+          <w:color w:val="404040"/>
+          <w:sz w:val="20"/>
+          <w:szCs w:val="20"/>
+        </w:rPr>
+        <w:t xml:space="preserve">Smoke-Test: prüft alle Dienste und Modelle, Ergebnis als ✅/❌-Liste</w:t>
+      </w:r>
+    </w:p>
+    <w:p>
+      <w:pPr>
+        <w:spacing w:after="60" w:before="80"/>
       </w:pPr>
       <w:r>
         <w:t xml:space="preserve"/>
@@ -4084,12 +4423,12 @@
           <w:tcPr>
             <w:tcW w:type="dxa" w:w="9638"/>
             <w:tcBorders>
-              <w:top w:val="single" w:color="888888" w:sz="1"/>
-              <w:left w:val="single" w:color="888888" w:sz="1"/>
-              <w:bottom w:val="single" w:color="888888" w:sz="1"/>
-              <w:right w:val="single" w:color="888888" w:sz="1"/>
-            </w:tcBorders>
-            <w:shd w:fill="1E1E1E" w:val="clear"/>
+              <w:top w:val="single" w:color="1A7340" w:sz="1"/>
+              <w:left w:val="single" w:color="1A7340" w:sz="12"/>
+              <w:bottom w:val="single" w:color="1A7340" w:sz="1"/>
+              <w:right w:val="single" w:color="1A7340" w:sz="1"/>
+            </w:tcBorders>
+            <w:shd w:fill="E8F5EE" w:val="clear"/>
             <w:tcMar>
               <w:top w:type="dxa" w:w="120"/>
               <w:left w:type="dxa" w:w="200"/>
@@ -4099,114 +4438,88 @@
           </w:tcPr>
           <w:p>
             <w:pPr>
-              <w:spacing w:after="20" w:before="20"/>
-            </w:pPr>
-            <w:r>
-              <w:rPr>
-                <w:rFonts w:ascii="Courier New" w:cs="Courier New" w:eastAsia="Courier New" w:hAnsi="Courier New"/>
-                <w:color w:val="D4D4D4"/>
-                <w:sz w:val="18"/>
-                <w:szCs w:val="18"/>
-              </w:rPr>
-              <w:t xml:space="preserve"># Haupt-LLM: Qwen3 72B, 4-Bit-Quantisierung (~42 GB)</w:t>
-            </w:r>
-          </w:p>
-          <w:p>
-            <w:pPr>
-              <w:spacing w:after="20" w:before="20"/>
-            </w:pPr>
-            <w:r>
-              <w:rPr>
-                <w:rFonts w:ascii="Courier New" w:cs="Courier New" w:eastAsia="Courier New" w:hAnsi="Courier New"/>
-                <w:color w:val="D4D4D4"/>
-                <w:sz w:val="18"/>
-                <w:szCs w:val="18"/>
-              </w:rPr>
-              <w:t xml:space="preserve">ollama pull qwen3:72b</w:t>
-            </w:r>
-          </w:p>
-          <w:p>
-            <w:pPr>
-              <w:spacing w:after="20" w:before="20"/>
-            </w:pPr>
-            <w:r>
-              <w:rPr>
-                <w:rFonts w:ascii="Courier New" w:cs="Courier New" w:eastAsia="Courier New" w:hAnsi="Courier New"/>
-                <w:color w:val="D4D4D4"/>
-                <w:sz w:val="18"/>
-                <w:szCs w:val="18"/>
+              <w:spacing w:after="60" w:before="60"/>
+            </w:pPr>
+            <w:r>
+              <w:rPr>
+                <w:rFonts w:ascii="Arial" w:cs="Arial" w:eastAsia="Arial" w:hAnsi="Arial"/>
+                <w:b/>
+                <w:bCs/>
+                <w:color w:val="1A7340"/>
+                <w:sz w:val="20"/>
+                <w:szCs w:val="20"/>
+              </w:rPr>
+              <w:t xml:space="preserve">Erwartetes Ergebnis</w:t>
+            </w:r>
+          </w:p>
+          <w:p>
+            <w:pPr>
+              <w:spacing w:after="40" w:before="40"/>
+            </w:pPr>
+            <w:r>
+              <w:rPr>
+                <w:rFonts w:ascii="Arial" w:cs="Arial" w:eastAsia="Arial" w:hAnsi="Arial"/>
+                <w:color w:val="404040"/>
+                <w:sz w:val="19"/>
+                <w:szCs w:val="19"/>
+              </w:rPr>
+              <w:t xml:space="preserve">✅ API-Gateway   ✅ RAG-Service   ✅ LLM-Service   ✅ Content-Service</w:t>
+            </w:r>
+          </w:p>
+          <w:p>
+            <w:pPr>
+              <w:spacing w:after="40" w:before="40"/>
+            </w:pPr>
+            <w:r>
+              <w:rPr>
+                <w:rFonts w:ascii="Arial" w:cs="Arial" w:eastAsia="Arial" w:hAnsi="Arial"/>
+                <w:color w:val="404040"/>
+                <w:sz w:val="19"/>
+                <w:szCs w:val="19"/>
+              </w:rPr>
+              <w:t xml:space="preserve">✅ Ollama        ✅ Keycloak      ✅ Open WebUI    ✅ MinIO</w:t>
+            </w:r>
+          </w:p>
+          <w:p>
+            <w:pPr>
+              <w:spacing w:after="40" w:before="40"/>
+            </w:pPr>
+            <w:r>
+              <w:rPr>
+                <w:rFonts w:ascii="Arial" w:cs="Arial" w:eastAsia="Arial" w:hAnsi="Arial"/>
+                <w:color w:val="404040"/>
+                <w:sz w:val="19"/>
+                <w:szCs w:val="19"/>
+              </w:rPr>
+              <w:t xml:space="preserve">✅ Modell: qwen3:72b      ✅ Modell: nomic-embed-text</w:t>
+            </w:r>
+          </w:p>
+          <w:p>
+            <w:pPr>
+              <w:spacing w:after="40" w:before="40"/>
+            </w:pPr>
+            <w:r>
+              <w:rPr>
+                <w:rFonts w:ascii="Arial" w:cs="Arial" w:eastAsia="Arial" w:hAnsi="Arial"/>
+                <w:color w:val="404040"/>
+                <w:sz w:val="19"/>
+                <w:szCs w:val="19"/>
               </w:rPr>
               <w:t xml:space="preserve"/>
             </w:r>
           </w:p>
           <w:p>
             <w:pPr>
-              <w:spacing w:after="20" w:before="20"/>
-            </w:pPr>
-            <w:r>
-              <w:rPr>
-                <w:rFonts w:ascii="Courier New" w:cs="Courier New" w:eastAsia="Courier New" w:hAnsi="Courier New"/>
-                <w:color w:val="D4D4D4"/>
-                <w:sz w:val="18"/>
-                <w:szCs w:val="18"/>
-              </w:rPr>
-              <w:t xml:space="preserve"># Embedding-Modell für RAG (~274 MB)</w:t>
-            </w:r>
-          </w:p>
-          <w:p>
-            <w:pPr>
-              <w:spacing w:after="20" w:before="20"/>
-            </w:pPr>
-            <w:r>
-              <w:rPr>
-                <w:rFonts w:ascii="Courier New" w:cs="Courier New" w:eastAsia="Courier New" w:hAnsi="Courier New"/>
-                <w:color w:val="D4D4D4"/>
-                <w:sz w:val="18"/>
-                <w:szCs w:val="18"/>
-              </w:rPr>
-              <w:t xml:space="preserve">ollama pull nomic-embed-text</w:t>
-            </w:r>
-          </w:p>
-          <w:p>
-            <w:pPr>
-              <w:spacing w:after="20" w:before="20"/>
-            </w:pPr>
-            <w:r>
-              <w:rPr>
-                <w:rFonts w:ascii="Courier New" w:cs="Courier New" w:eastAsia="Courier New" w:hAnsi="Courier New"/>
-                <w:color w:val="D4D4D4"/>
-                <w:sz w:val="18"/>
-                <w:szCs w:val="18"/>
-              </w:rPr>
-              <w:t xml:space="preserve"/>
-            </w:r>
-          </w:p>
-          <w:p>
-            <w:pPr>
-              <w:spacing w:after="20" w:before="20"/>
-            </w:pPr>
-            <w:r>
-              <w:rPr>
-                <w:rFonts w:ascii="Courier New" w:cs="Courier New" w:eastAsia="Courier New" w:hAnsi="Courier New"/>
-                <w:color w:val="D4D4D4"/>
-                <w:sz w:val="18"/>
-                <w:szCs w:val="18"/>
-              </w:rPr>
-              <w:t xml:space="preserve"># Smoke-Test — sollte auf Deutsch antworten</w:t>
-            </w:r>
-          </w:p>
-          <w:p>
-            <w:pPr>
-              <w:spacing w:after="20" w:before="20"/>
-            </w:pPr>
-            <w:r>
-              <w:rPr>
-                <w:rFonts w:ascii="Courier New" w:cs="Courier New" w:eastAsia="Courier New" w:hAnsi="Courier New"/>
-                <w:color w:val="D4D4D4"/>
-                <w:sz w:val="18"/>
-                <w:szCs w:val="18"/>
-              </w:rPr>
-              <w:t xml:space="preserve">ollama run qwen3:72b "Hallo, wer bist du? Antworte auf Deutsch in 2 Sätzen."</w:t>
+              <w:spacing w:after="40" w:before="40"/>
+            </w:pPr>
+            <w:r>
+              <w:rPr>
+                <w:rFonts w:ascii="Arial" w:cs="Arial" w:eastAsia="Arial" w:hAnsi="Arial"/>
+                <w:color w:val="404040"/>
+                <w:sz w:val="19"/>
+                <w:szCs w:val="19"/>
+              </w:rPr>
+              <w:t xml:space="preserve">Alle Checks bestanden — System bereit. 🚀</w:t>
             </w:r>
           </w:p>
         </w:tc>
@@ -4214,7 +4527,7 @@
     </w:tbl>
     <w:p>
       <w:pPr>
-        <w:spacing w:after="60" w:before="120"/>
+        <w:spacing w:after="60" w:before="80"/>
       </w:pPr>
       <w:r>
         <w:t xml:space="preserve"/>
@@ -4240,1111 +4553,6 @@
           <w:tcPr>
             <w:tcW w:type="dxa" w:w="9638"/>
             <w:tcBorders>
-              <w:top w:val="single" w:color="1A4F8A" w:sz="1"/>
-              <w:left w:val="single" w:color="1A4F8A" w:sz="12"/>
-              <w:bottom w:val="single" w:color="1A4F8A" w:sz="1"/>
-              <w:right w:val="single" w:color="1A4F8A" w:sz="1"/>
-            </w:tcBorders>
-            <w:shd w:fill="EBF2FA" w:val="clear"/>
-            <w:tcMar>
-              <w:top w:type="dxa" w:w="120"/>
-              <w:left w:type="dxa" w:w="200"/>
-              <w:bottom w:type="dxa" w:w="120"/>
-              <w:right w:type="dxa" w:w="200"/>
-            </w:tcMar>
-          </w:tcPr>
-          <w:p>
-            <w:pPr>
-              <w:spacing w:after="60" w:before="60"/>
-            </w:pPr>
-            <w:r>
-              <w:rPr>
-                <w:rFonts w:ascii="Arial" w:cs="Arial" w:eastAsia="Arial" w:hAnsi="Arial"/>
-                <w:b/>
-                <w:bCs/>
-                <w:color w:val="1A4F8A"/>
-                <w:sz w:val="20"/>
-                <w:szCs w:val="20"/>
-              </w:rPr>
-              <w:t xml:space="preserve">Erwartetes Ergebnis des Smoke-Tests</w:t>
-            </w:r>
-          </w:p>
-          <w:p>
-            <w:pPr>
-              <w:spacing w:after="40" w:before="40"/>
-            </w:pPr>
-            <w:r>
-              <w:rPr>
-                <w:rFonts w:ascii="Arial" w:cs="Arial" w:eastAsia="Arial" w:hAnsi="Arial"/>
-                <w:color w:val="404040"/>
-                <w:sz w:val="19"/>
-                <w:szCs w:val="19"/>
-              </w:rPr>
-              <w:t xml:space="preserve">Time-to-First-Token: &lt; 0,5 Sekunden</w:t>
-            </w:r>
-          </w:p>
-          <w:p>
-            <w:pPr>
-              <w:spacing w:after="40" w:before="40"/>
-            </w:pPr>
-            <w:r>
-              <w:rPr>
-                <w:rFonts w:ascii="Arial" w:cs="Arial" w:eastAsia="Arial" w:hAnsi="Arial"/>
-                <w:color w:val="404040"/>
-                <w:sz w:val="19"/>
-                <w:szCs w:val="19"/>
-              </w:rPr>
-              <w:t xml:space="preserve">Ausgabe flüssig auf Deutsch</w:t>
-            </w:r>
-          </w:p>
-          <w:p>
-            <w:pPr>
-              <w:spacing w:after="40" w:before="40"/>
-            </w:pPr>
-            <w:r>
-              <w:rPr>
-                <w:rFonts w:ascii="Arial" w:cs="Arial" w:eastAsia="Arial" w:hAnsi="Arial"/>
-                <w:color w:val="404040"/>
-                <w:sz w:val="19"/>
-                <w:szCs w:val="19"/>
-              </w:rPr>
-              <w:t xml:space="preserve">Modell erwähnt sich als Sprachassistent ohne externe Verbindungen</w:t>
-            </w:r>
-          </w:p>
-        </w:tc>
-      </w:tr>
-    </w:tbl>
-    <w:p>
-      <w:pPr>
-        <w:spacing w:after="60" w:before="120"/>
-      </w:pPr>
-      <w:r>
-        <w:t xml:space="preserve"/>
-      </w:r>
-    </w:p>
-    <w:p>
-      <w:pPr>
-        <w:pStyle w:val="Heading2"/>
-        <w:spacing w:after="120" w:before="280"/>
-      </w:pPr>
-      <w:r>
-        <w:rPr>
-          <w:rFonts w:ascii="Arial" w:cs="Arial" w:eastAsia="Arial" w:hAnsi="Arial"/>
-          <w:b/>
-          <w:bCs/>
-          <w:color w:val="404040"/>
-          <w:sz w:val="24"/>
-          <w:szCs w:val="24"/>
-        </w:rPr>
-        <w:t xml:space="preserve">3.3  Repository klonen</w:t>
-      </w:r>
-    </w:p>
-    <w:tbl>
-      <w:tblPr>
-        <w:tblW w:type="dxa" w:w="9638"/>
-        <w:tblBorders>
-          <w:top w:val="single" w:color="auto" w:sz="4"/>
-          <w:left w:val="single" w:color="auto" w:sz="4"/>
-          <w:bottom w:val="single" w:color="auto" w:sz="4"/>
-          <w:right w:val="single" w:color="auto" w:sz="4"/>
-          <w:insideH w:val="single" w:color="auto" w:sz="4"/>
-          <w:insideV w:val="single" w:color="auto" w:sz="4"/>
-        </w:tblBorders>
-      </w:tblPr>
-      <w:tblGrid>
-        <w:gridCol w:w="9638"/>
-      </w:tblGrid>
-      <w:tr>
-        <w:tc>
-          <w:tcPr>
-            <w:tcW w:type="dxa" w:w="9638"/>
-            <w:tcBorders>
-              <w:top w:val="single" w:color="888888" w:sz="1"/>
-              <w:left w:val="single" w:color="888888" w:sz="1"/>
-              <w:bottom w:val="single" w:color="888888" w:sz="1"/>
-              <w:right w:val="single" w:color="888888" w:sz="1"/>
-            </w:tcBorders>
-            <w:shd w:fill="1E1E1E" w:val="clear"/>
-            <w:tcMar>
-              <w:top w:type="dxa" w:w="120"/>
-              <w:left w:type="dxa" w:w="200"/>
-              <w:bottom w:type="dxa" w:w="120"/>
-              <w:right w:type="dxa" w:w="200"/>
-            </w:tcMar>
-          </w:tcPr>
-          <w:p>
-            <w:pPr>
-              <w:spacing w:after="20" w:before="20"/>
-            </w:pPr>
-            <w:r>
-              <w:rPr>
-                <w:rFonts w:ascii="Courier New" w:cs="Courier New" w:eastAsia="Courier New" w:hAnsi="Courier New"/>
-                <w:color w:val="D4D4D4"/>
-                <w:sz w:val="18"/>
-                <w:szCs w:val="18"/>
-              </w:rPr>
-              <w:t xml:space="preserve"># Repo von GitHub klonen</w:t>
-            </w:r>
-          </w:p>
-          <w:p>
-            <w:pPr>
-              <w:spacing w:after="20" w:before="20"/>
-            </w:pPr>
-            <w:r>
-              <w:rPr>
-                <w:rFonts w:ascii="Courier New" w:cs="Courier New" w:eastAsia="Courier New" w:hAnsi="Courier New"/>
-                <w:color w:val="D4D4D4"/>
-                <w:sz w:val="18"/>
-                <w:szCs w:val="18"/>
-              </w:rPr>
-              <w:t xml:space="preserve">git clone https://github.com/sventruderung/drk-mv-ki-plattform.git</w:t>
-            </w:r>
-          </w:p>
-          <w:p>
-            <w:pPr>
-              <w:spacing w:after="20" w:before="20"/>
-            </w:pPr>
-            <w:r>
-              <w:rPr>
-                <w:rFonts w:ascii="Courier New" w:cs="Courier New" w:eastAsia="Courier New" w:hAnsi="Courier New"/>
-                <w:color w:val="D4D4D4"/>
-                <w:sz w:val="18"/>
-                <w:szCs w:val="18"/>
-              </w:rPr>
-              <w:t xml:space="preserve">cd drk-mv-ki-plattform</w:t>
-            </w:r>
-          </w:p>
-          <w:p>
-            <w:pPr>
-              <w:spacing w:after="20" w:before="20"/>
-            </w:pPr>
-            <w:r>
-              <w:rPr>
-                <w:rFonts w:ascii="Courier New" w:cs="Courier New" w:eastAsia="Courier New" w:hAnsi="Courier New"/>
-                <w:color w:val="D4D4D4"/>
-                <w:sz w:val="18"/>
-                <w:szCs w:val="18"/>
-              </w:rPr>
-              <w:t xml:space="preserve"/>
-            </w:r>
-          </w:p>
-          <w:p>
-            <w:pPr>
-              <w:spacing w:after="20" w:before="20"/>
-            </w:pPr>
-            <w:r>
-              <w:rPr>
-                <w:rFonts w:ascii="Courier New" w:cs="Courier New" w:eastAsia="Courier New" w:hAnsi="Courier New"/>
-                <w:color w:val="D4D4D4"/>
-                <w:sz w:val="18"/>
-                <w:szCs w:val="18"/>
-              </w:rPr>
-              <w:t xml:space="preserve"># Aktuellen Stand prüfen</w:t>
-            </w:r>
-          </w:p>
-          <w:p>
-            <w:pPr>
-              <w:spacing w:after="20" w:before="20"/>
-            </w:pPr>
-            <w:r>
-              <w:rPr>
-                <w:rFonts w:ascii="Courier New" w:cs="Courier New" w:eastAsia="Courier New" w:hAnsi="Courier New"/>
-                <w:color w:val="D4D4D4"/>
-                <w:sz w:val="18"/>
-                <w:szCs w:val="18"/>
-              </w:rPr>
-              <w:t xml:space="preserve">git log --oneline -5</w:t>
-            </w:r>
-          </w:p>
-        </w:tc>
-      </w:tr>
-    </w:tbl>
-    <w:p>
-      <w:pPr>
-        <w:spacing w:after="60" w:before="120"/>
-      </w:pPr>
-      <w:r>
-        <w:t xml:space="preserve"/>
-      </w:r>
-    </w:p>
-    <w:p>
-      <w:pPr>
-        <w:pStyle w:val="Heading2"/>
-        <w:spacing w:after="120" w:before="280"/>
-      </w:pPr>
-      <w:r>
-        <w:rPr>
-          <w:rFonts w:ascii="Arial" w:cs="Arial" w:eastAsia="Arial" w:hAnsi="Arial"/>
-          <w:b/>
-          <w:bCs/>
-          <w:color w:val="404040"/>
-          <w:sz w:val="24"/>
-          <w:szCs w:val="24"/>
-        </w:rPr>
-        <w:t xml:space="preserve">3.4  Umgebungsvariablen konfigurieren</w:t>
-      </w:r>
-    </w:p>
-    <w:p>
-      <w:pPr>
-        <w:spacing w:after="80" w:before="80"/>
-      </w:pPr>
-      <w:r>
-        <w:rPr>
-          <w:rFonts w:ascii="Arial" w:cs="Arial" w:eastAsia="Arial" w:hAnsi="Arial"/>
-          <w:color w:val="404040"/>
-          <w:sz w:val="20"/>
-          <w:szCs w:val="20"/>
-        </w:rPr>
-        <w:t xml:space="preserve">Die .env.example-Datei enthält alle Variablen mit Platzhaltern. Echte Secrets NIEMALS in Git einchecken.</w:t>
-      </w:r>
-    </w:p>
-    <w:p>
-      <w:pPr>
-        <w:spacing w:after="40" w:before="60"/>
-      </w:pPr>
-      <w:r>
-        <w:t xml:space="preserve"/>
-      </w:r>
-    </w:p>
-    <w:tbl>
-      <w:tblPr>
-        <w:tblW w:type="dxa" w:w="9638"/>
-        <w:tblBorders>
-          <w:top w:val="single" w:color="auto" w:sz="4"/>
-          <w:left w:val="single" w:color="auto" w:sz="4"/>
-          <w:bottom w:val="single" w:color="auto" w:sz="4"/>
-          <w:right w:val="single" w:color="auto" w:sz="4"/>
-          <w:insideH w:val="single" w:color="auto" w:sz="4"/>
-          <w:insideV w:val="single" w:color="auto" w:sz="4"/>
-        </w:tblBorders>
-      </w:tblPr>
-      <w:tblGrid>
-        <w:gridCol w:w="9638"/>
-      </w:tblGrid>
-      <w:tr>
-        <w:tc>
-          <w:tcPr>
-            <w:tcW w:type="dxa" w:w="9638"/>
-            <w:tcBorders>
-              <w:top w:val="single" w:color="888888" w:sz="1"/>
-              <w:left w:val="single" w:color="888888" w:sz="1"/>
-              <w:bottom w:val="single" w:color="888888" w:sz="1"/>
-              <w:right w:val="single" w:color="888888" w:sz="1"/>
-            </w:tcBorders>
-            <w:shd w:fill="1E1E1E" w:val="clear"/>
-            <w:tcMar>
-              <w:top w:type="dxa" w:w="120"/>
-              <w:left w:type="dxa" w:w="200"/>
-              <w:bottom w:type="dxa" w:w="120"/>
-              <w:right w:type="dxa" w:w="200"/>
-            </w:tcMar>
-          </w:tcPr>
-          <w:p>
-            <w:pPr>
-              <w:spacing w:after="20" w:before="20"/>
-            </w:pPr>
-            <w:r>
-              <w:rPr>
-                <w:rFonts w:ascii="Courier New" w:cs="Courier New" w:eastAsia="Courier New" w:hAnsi="Courier New"/>
-                <w:color w:val="D4D4D4"/>
-                <w:sz w:val="18"/>
-                <w:szCs w:val="18"/>
-              </w:rPr>
-              <w:t xml:space="preserve">cp .env.example .env</w:t>
-            </w:r>
-          </w:p>
-          <w:p>
-            <w:pPr>
-              <w:spacing w:after="20" w:before="20"/>
-            </w:pPr>
-            <w:r>
-              <w:rPr>
-                <w:rFonts w:ascii="Courier New" w:cs="Courier New" w:eastAsia="Courier New" w:hAnsi="Courier New"/>
-                <w:color w:val="D4D4D4"/>
-                <w:sz w:val="18"/>
-                <w:szCs w:val="18"/>
-              </w:rPr>
-              <w:t xml:space="preserve">nano .env   # oder: vim .env</w:t>
-            </w:r>
-          </w:p>
-        </w:tc>
-      </w:tr>
-    </w:tbl>
-    <w:p>
-      <w:pPr>
-        <w:spacing w:after="60" w:before="80"/>
-      </w:pPr>
-      <w:r>
-        <w:t xml:space="preserve"/>
-      </w:r>
-    </w:p>
-    <w:tbl>
-      <w:tblPr>
-        <w:tblW w:type="dxa" w:w="9538"/>
-        <w:tblBorders>
-          <w:top w:val="single" w:color="auto" w:sz="4"/>
-          <w:left w:val="single" w:color="auto" w:sz="4"/>
-          <w:bottom w:val="single" w:color="auto" w:sz="4"/>
-          <w:right w:val="single" w:color="auto" w:sz="4"/>
-          <w:insideH w:val="single" w:color="auto" w:sz="4"/>
-          <w:insideV w:val="single" w:color="auto" w:sz="4"/>
-        </w:tblBorders>
-      </w:tblPr>
-      <w:tblGrid>
-        <w:gridCol w:w="2400"/>
-        <w:gridCol w:w="4638"/>
-        <w:gridCol w:w="2500"/>
-      </w:tblGrid>
-      <w:tr>
-        <w:trPr>
-          <w:tblHeader/>
-        </w:trPr>
-        <w:tc>
-          <w:tcPr>
-            <w:tcW w:type="dxa" w:w="2400"/>
-            <w:tcBorders>
-              <w:top w:val="single" w:color="CCCCCC" w:sz="1"/>
-              <w:left w:val="single" w:color="CCCCCC" w:sz="1"/>
-              <w:bottom w:val="single" w:color="CCCCCC" w:sz="1"/>
-              <w:right w:val="single" w:color="CCCCCC" w:sz="1"/>
-            </w:tcBorders>
-            <w:shd w:fill="CC0000" w:val="clear"/>
-            <w:tcMar>
-              <w:top w:type="dxa" w:w="80"/>
-              <w:left w:type="dxa" w:w="120"/>
-              <w:bottom w:type="dxa" w:w="80"/>
-              <w:right w:type="dxa" w:w="120"/>
-            </w:tcMar>
-          </w:tcPr>
-          <w:p>
-            <w:r>
-              <w:rPr>
-                <w:rFonts w:ascii="Arial" w:cs="Arial" w:eastAsia="Arial" w:hAnsi="Arial"/>
-                <w:b/>
-                <w:bCs/>
-                <w:color w:val="FFFFFF"/>
-                <w:sz w:val="19"/>
-                <w:szCs w:val="19"/>
-              </w:rPr>
-              <w:t xml:space="preserve">Variable</w:t>
-            </w:r>
-          </w:p>
-        </w:tc>
-        <w:tc>
-          <w:tcPr>
-            <w:tcW w:type="dxa" w:w="4638"/>
-            <w:tcBorders>
-              <w:top w:val="single" w:color="CCCCCC" w:sz="1"/>
-              <w:left w:val="single" w:color="CCCCCC" w:sz="1"/>
-              <w:bottom w:val="single" w:color="CCCCCC" w:sz="1"/>
-              <w:right w:val="single" w:color="CCCCCC" w:sz="1"/>
-            </w:tcBorders>
-            <w:shd w:fill="CC0000" w:val="clear"/>
-            <w:tcMar>
-              <w:top w:type="dxa" w:w="80"/>
-              <w:left w:type="dxa" w:w="120"/>
-              <w:bottom w:type="dxa" w:w="80"/>
-              <w:right w:type="dxa" w:w="120"/>
-            </w:tcMar>
-          </w:tcPr>
-          <w:p>
-            <w:r>
-              <w:rPr>
-                <w:rFonts w:ascii="Arial" w:cs="Arial" w:eastAsia="Arial" w:hAnsi="Arial"/>
-                <w:b/>
-                <w:bCs/>
-                <w:color w:val="FFFFFF"/>
-                <w:sz w:val="19"/>
-                <w:szCs w:val="19"/>
-              </w:rPr>
-              <w:t xml:space="preserve">Beschreibung</w:t>
-            </w:r>
-          </w:p>
-        </w:tc>
-        <w:tc>
-          <w:tcPr>
-            <w:tcW w:type="dxa" w:w="2500"/>
-            <w:tcBorders>
-              <w:top w:val="single" w:color="CCCCCC" w:sz="1"/>
-              <w:left w:val="single" w:color="CCCCCC" w:sz="1"/>
-              <w:bottom w:val="single" w:color="CCCCCC" w:sz="1"/>
-              <w:right w:val="single" w:color="CCCCCC" w:sz="1"/>
-            </w:tcBorders>
-            <w:shd w:fill="CC0000" w:val="clear"/>
-            <w:tcMar>
-              <w:top w:type="dxa" w:w="80"/>
-              <w:left w:type="dxa" w:w="120"/>
-              <w:bottom w:type="dxa" w:w="80"/>
-              <w:right w:type="dxa" w:w="120"/>
-            </w:tcMar>
-          </w:tcPr>
-          <w:p>
-            <w:r>
-              <w:rPr>
-                <w:rFonts w:ascii="Arial" w:cs="Arial" w:eastAsia="Arial" w:hAnsi="Arial"/>
-                <w:b/>
-                <w:bCs/>
-                <w:color w:val="FFFFFF"/>
-                <w:sz w:val="19"/>
-                <w:szCs w:val="19"/>
-              </w:rPr>
-              <w:t xml:space="preserve">Beispielwert</w:t>
-            </w:r>
-          </w:p>
-        </w:tc>
-      </w:tr>
-      <w:tr>
-        <w:tc>
-          <w:tcPr>
-            <w:tcW w:type="dxa" w:w="2400"/>
-            <w:tcBorders>
-              <w:top w:val="single" w:color="CCCCCC" w:sz="1"/>
-              <w:left w:val="single" w:color="CCCCCC" w:sz="1"/>
-              <w:bottom w:val="single" w:color="CCCCCC" w:sz="1"/>
-              <w:right w:val="single" w:color="CCCCCC" w:sz="1"/>
-            </w:tcBorders>
-            <w:shd w:fill="FFFFFF" w:val="clear"/>
-            <w:tcMar>
-              <w:top w:type="dxa" w:w="80"/>
-              <w:left w:type="dxa" w:w="120"/>
-              <w:bottom w:type="dxa" w:w="80"/>
-              <w:right w:type="dxa" w:w="120"/>
-            </w:tcMar>
-          </w:tcPr>
-          <w:p>
-            <w:r>
-              <w:rPr>
-                <w:rFonts w:ascii="Arial" w:cs="Arial" w:eastAsia="Arial" w:hAnsi="Arial"/>
-                <w:color w:val="404040"/>
-                <w:sz w:val="19"/>
-                <w:szCs w:val="19"/>
-              </w:rPr>
-              <w:t xml:space="preserve">POSTGRES_PASSWORD</w:t>
-            </w:r>
-          </w:p>
-        </w:tc>
-        <w:tc>
-          <w:tcPr>
-            <w:tcW w:type="dxa" w:w="4638"/>
-            <w:tcBorders>
-              <w:top w:val="single" w:color="CCCCCC" w:sz="1"/>
-              <w:left w:val="single" w:color="CCCCCC" w:sz="1"/>
-              <w:bottom w:val="single" w:color="CCCCCC" w:sz="1"/>
-              <w:right w:val="single" w:color="CCCCCC" w:sz="1"/>
-            </w:tcBorders>
-            <w:shd w:fill="FFFFFF" w:val="clear"/>
-            <w:tcMar>
-              <w:top w:type="dxa" w:w="80"/>
-              <w:left w:type="dxa" w:w="120"/>
-              <w:bottom w:type="dxa" w:w="80"/>
-              <w:right w:type="dxa" w:w="120"/>
-            </w:tcMar>
-          </w:tcPr>
-          <w:p>
-            <w:r>
-              <w:rPr>
-                <w:rFonts w:ascii="Arial" w:cs="Arial" w:eastAsia="Arial" w:hAnsi="Arial"/>
-                <w:color w:val="404040"/>
-                <w:sz w:val="19"/>
-                <w:szCs w:val="19"/>
-              </w:rPr>
-              <w:t xml:space="preserve">Datenbank-Passwort</w:t>
-            </w:r>
-          </w:p>
-        </w:tc>
-        <w:tc>
-          <w:tcPr>
-            <w:tcW w:type="dxa" w:w="2500"/>
-            <w:tcBorders>
-              <w:top w:val="single" w:color="CCCCCC" w:sz="1"/>
-              <w:left w:val="single" w:color="CCCCCC" w:sz="1"/>
-              <w:bottom w:val="single" w:color="CCCCCC" w:sz="1"/>
-              <w:right w:val="single" w:color="CCCCCC" w:sz="1"/>
-            </w:tcBorders>
-            <w:shd w:fill="FFFFFF" w:val="clear"/>
-            <w:tcMar>
-              <w:top w:type="dxa" w:w="80"/>
-              <w:left w:type="dxa" w:w="120"/>
-              <w:bottom w:type="dxa" w:w="80"/>
-              <w:right w:type="dxa" w:w="120"/>
-            </w:tcMar>
-          </w:tcPr>
-          <w:p>
-            <w:r>
-              <w:rPr>
-                <w:rFonts w:ascii="Arial" w:cs="Arial" w:eastAsia="Arial" w:hAnsi="Arial"/>
-                <w:color w:val="404040"/>
-                <w:sz w:val="19"/>
-                <w:szCs w:val="19"/>
-              </w:rPr>
-              <w:t xml:space="preserve">Sicheres Passwort, min. 20 Zeichen</w:t>
-            </w:r>
-          </w:p>
-        </w:tc>
-      </w:tr>
-      <w:tr>
-        <w:tc>
-          <w:tcPr>
-            <w:tcW w:type="dxa" w:w="2400"/>
-            <w:tcBorders>
-              <w:top w:val="single" w:color="CCCCCC" w:sz="1"/>
-              <w:left w:val="single" w:color="CCCCCC" w:sz="1"/>
-              <w:bottom w:val="single" w:color="CCCCCC" w:sz="1"/>
-              <w:right w:val="single" w:color="CCCCCC" w:sz="1"/>
-            </w:tcBorders>
-            <w:shd w:fill="F5F5F5" w:val="clear"/>
-            <w:tcMar>
-              <w:top w:type="dxa" w:w="80"/>
-              <w:left w:type="dxa" w:w="120"/>
-              <w:bottom w:type="dxa" w:w="80"/>
-              <w:right w:type="dxa" w:w="120"/>
-            </w:tcMar>
-          </w:tcPr>
-          <w:p>
-            <w:r>
-              <w:rPr>
-                <w:rFonts w:ascii="Arial" w:cs="Arial" w:eastAsia="Arial" w:hAnsi="Arial"/>
-                <w:color w:val="404040"/>
-                <w:sz w:val="19"/>
-                <w:szCs w:val="19"/>
-              </w:rPr>
-              <w:t xml:space="preserve">KEYCLOAK_ADMIN_PASSWORD</w:t>
-            </w:r>
-          </w:p>
-        </w:tc>
-        <w:tc>
-          <w:tcPr>
-            <w:tcW w:type="dxa" w:w="4638"/>
-            <w:tcBorders>
-              <w:top w:val="single" w:color="CCCCCC" w:sz="1"/>
-              <w:left w:val="single" w:color="CCCCCC" w:sz="1"/>
-              <w:bottom w:val="single" w:color="CCCCCC" w:sz="1"/>
-              <w:right w:val="single" w:color="CCCCCC" w:sz="1"/>
-            </w:tcBorders>
-            <w:shd w:fill="F5F5F5" w:val="clear"/>
-            <w:tcMar>
-              <w:top w:type="dxa" w:w="80"/>
-              <w:left w:type="dxa" w:w="120"/>
-              <w:bottom w:type="dxa" w:w="80"/>
-              <w:right w:type="dxa" w:w="120"/>
-            </w:tcMar>
-          </w:tcPr>
-          <w:p>
-            <w:r>
-              <w:rPr>
-                <w:rFonts w:ascii="Arial" w:cs="Arial" w:eastAsia="Arial" w:hAnsi="Arial"/>
-                <w:color w:val="404040"/>
-                <w:sz w:val="19"/>
-                <w:szCs w:val="19"/>
-              </w:rPr>
-              <w:t xml:space="preserve">Keycloak-Verwaltungspasswort</w:t>
-            </w:r>
-          </w:p>
-        </w:tc>
-        <w:tc>
-          <w:tcPr>
-            <w:tcW w:type="dxa" w:w="2500"/>
-            <w:tcBorders>
-              <w:top w:val="single" w:color="CCCCCC" w:sz="1"/>
-              <w:left w:val="single" w:color="CCCCCC" w:sz="1"/>
-              <w:bottom w:val="single" w:color="CCCCCC" w:sz="1"/>
-              <w:right w:val="single" w:color="CCCCCC" w:sz="1"/>
-            </w:tcBorders>
-            <w:shd w:fill="F5F5F5" w:val="clear"/>
-            <w:tcMar>
-              <w:top w:type="dxa" w:w="80"/>
-              <w:left w:type="dxa" w:w="120"/>
-              <w:bottom w:type="dxa" w:w="80"/>
-              <w:right w:type="dxa" w:w="120"/>
-            </w:tcMar>
-          </w:tcPr>
-          <w:p>
-            <w:r>
-              <w:rPr>
-                <w:rFonts w:ascii="Arial" w:cs="Arial" w:eastAsia="Arial" w:hAnsi="Arial"/>
-                <w:color w:val="404040"/>
-                <w:sz w:val="19"/>
-                <w:szCs w:val="19"/>
-              </w:rPr>
-              <w:t xml:space="preserve">Sicheres Passwort, min. 20 Zeichen</w:t>
-            </w:r>
-          </w:p>
-        </w:tc>
-      </w:tr>
-      <w:tr>
-        <w:tc>
-          <w:tcPr>
-            <w:tcW w:type="dxa" w:w="2400"/>
-            <w:tcBorders>
-              <w:top w:val="single" w:color="CCCCCC" w:sz="1"/>
-              <w:left w:val="single" w:color="CCCCCC" w:sz="1"/>
-              <w:bottom w:val="single" w:color="CCCCCC" w:sz="1"/>
-              <w:right w:val="single" w:color="CCCCCC" w:sz="1"/>
-            </w:tcBorders>
-            <w:shd w:fill="FFFFFF" w:val="clear"/>
-            <w:tcMar>
-              <w:top w:type="dxa" w:w="80"/>
-              <w:left w:type="dxa" w:w="120"/>
-              <w:bottom w:type="dxa" w:w="80"/>
-              <w:right w:type="dxa" w:w="120"/>
-            </w:tcMar>
-          </w:tcPr>
-          <w:p>
-            <w:r>
-              <w:rPr>
-                <w:rFonts w:ascii="Arial" w:cs="Arial" w:eastAsia="Arial" w:hAnsi="Arial"/>
-                <w:color w:val="404040"/>
-                <w:sz w:val="19"/>
-                <w:szCs w:val="19"/>
-              </w:rPr>
-              <w:t xml:space="preserve">MINIO_ROOT_PASSWORD</w:t>
-            </w:r>
-          </w:p>
-        </w:tc>
-        <w:tc>
-          <w:tcPr>
-            <w:tcW w:type="dxa" w:w="4638"/>
-            <w:tcBorders>
-              <w:top w:val="single" w:color="CCCCCC" w:sz="1"/>
-              <w:left w:val="single" w:color="CCCCCC" w:sz="1"/>
-              <w:bottom w:val="single" w:color="CCCCCC" w:sz="1"/>
-              <w:right w:val="single" w:color="CCCCCC" w:sz="1"/>
-            </w:tcBorders>
-            <w:shd w:fill="FFFFFF" w:val="clear"/>
-            <w:tcMar>
-              <w:top w:type="dxa" w:w="80"/>
-              <w:left w:type="dxa" w:w="120"/>
-              <w:bottom w:type="dxa" w:w="80"/>
-              <w:right w:type="dxa" w:w="120"/>
-            </w:tcMar>
-          </w:tcPr>
-          <w:p>
-            <w:r>
-              <w:rPr>
-                <w:rFonts w:ascii="Arial" w:cs="Arial" w:eastAsia="Arial" w:hAnsi="Arial"/>
-                <w:color w:val="404040"/>
-                <w:sz w:val="19"/>
-                <w:szCs w:val="19"/>
-              </w:rPr>
-              <w:t xml:space="preserve">MinIO Objektspeicher</w:t>
-            </w:r>
-          </w:p>
-        </w:tc>
-        <w:tc>
-          <w:tcPr>
-            <w:tcW w:type="dxa" w:w="2500"/>
-            <w:tcBorders>
-              <w:top w:val="single" w:color="CCCCCC" w:sz="1"/>
-              <w:left w:val="single" w:color="CCCCCC" w:sz="1"/>
-              <w:bottom w:val="single" w:color="CCCCCC" w:sz="1"/>
-              <w:right w:val="single" w:color="CCCCCC" w:sz="1"/>
-            </w:tcBorders>
-            <w:shd w:fill="FFFFFF" w:val="clear"/>
-            <w:tcMar>
-              <w:top w:type="dxa" w:w="80"/>
-              <w:left w:type="dxa" w:w="120"/>
-              <w:bottom w:type="dxa" w:w="80"/>
-              <w:right w:type="dxa" w:w="120"/>
-            </w:tcMar>
-          </w:tcPr>
-          <w:p>
-            <w:r>
-              <w:rPr>
-                <w:rFonts w:ascii="Arial" w:cs="Arial" w:eastAsia="Arial" w:hAnsi="Arial"/>
-                <w:color w:val="404040"/>
-                <w:sz w:val="19"/>
-                <w:szCs w:val="19"/>
-              </w:rPr>
-              <w:t xml:space="preserve">Sicheres Passwort, min. 20 Zeichen</w:t>
-            </w:r>
-          </w:p>
-        </w:tc>
-      </w:tr>
-      <w:tr>
-        <w:tc>
-          <w:tcPr>
-            <w:tcW w:type="dxa" w:w="2400"/>
-            <w:tcBorders>
-              <w:top w:val="single" w:color="CCCCCC" w:sz="1"/>
-              <w:left w:val="single" w:color="CCCCCC" w:sz="1"/>
-              <w:bottom w:val="single" w:color="CCCCCC" w:sz="1"/>
-              <w:right w:val="single" w:color="CCCCCC" w:sz="1"/>
-            </w:tcBorders>
-            <w:shd w:fill="F5F5F5" w:val="clear"/>
-            <w:tcMar>
-              <w:top w:type="dxa" w:w="80"/>
-              <w:left w:type="dxa" w:w="120"/>
-              <w:bottom w:type="dxa" w:w="80"/>
-              <w:right w:type="dxa" w:w="120"/>
-            </w:tcMar>
-          </w:tcPr>
-          <w:p>
-            <w:r>
-              <w:rPr>
-                <w:rFonts w:ascii="Arial" w:cs="Arial" w:eastAsia="Arial" w:hAnsi="Arial"/>
-                <w:color w:val="404040"/>
-                <w:sz w:val="19"/>
-                <w:szCs w:val="19"/>
-              </w:rPr>
-              <w:t xml:space="preserve">JWT_SECRET</w:t>
-            </w:r>
-          </w:p>
-        </w:tc>
-        <w:tc>
-          <w:tcPr>
-            <w:tcW w:type="dxa" w:w="4638"/>
-            <w:tcBorders>
-              <w:top w:val="single" w:color="CCCCCC" w:sz="1"/>
-              <w:left w:val="single" w:color="CCCCCC" w:sz="1"/>
-              <w:bottom w:val="single" w:color="CCCCCC" w:sz="1"/>
-              <w:right w:val="single" w:color="CCCCCC" w:sz="1"/>
-            </w:tcBorders>
-            <w:shd w:fill="F5F5F5" w:val="clear"/>
-            <w:tcMar>
-              <w:top w:type="dxa" w:w="80"/>
-              <w:left w:type="dxa" w:w="120"/>
-              <w:bottom w:type="dxa" w:w="80"/>
-              <w:right w:type="dxa" w:w="120"/>
-            </w:tcMar>
-          </w:tcPr>
-          <w:p>
-            <w:r>
-              <w:rPr>
-                <w:rFonts w:ascii="Arial" w:cs="Arial" w:eastAsia="Arial" w:hAnsi="Arial"/>
-                <w:color w:val="404040"/>
-                <w:sz w:val="19"/>
-                <w:szCs w:val="19"/>
-              </w:rPr>
-              <w:t xml:space="preserve">Token-Signierung API-Gateway</w:t>
-            </w:r>
-          </w:p>
-        </w:tc>
-        <w:tc>
-          <w:tcPr>
-            <w:tcW w:type="dxa" w:w="2500"/>
-            <w:tcBorders>
-              <w:top w:val="single" w:color="CCCCCC" w:sz="1"/>
-              <w:left w:val="single" w:color="CCCCCC" w:sz="1"/>
-              <w:bottom w:val="single" w:color="CCCCCC" w:sz="1"/>
-              <w:right w:val="single" w:color="CCCCCC" w:sz="1"/>
-            </w:tcBorders>
-            <w:shd w:fill="F5F5F5" w:val="clear"/>
-            <w:tcMar>
-              <w:top w:type="dxa" w:w="80"/>
-              <w:left w:type="dxa" w:w="120"/>
-              <w:bottom w:type="dxa" w:w="80"/>
-              <w:right w:type="dxa" w:w="120"/>
-            </w:tcMar>
-          </w:tcPr>
-          <w:p>
-            <w:r>
-              <w:rPr>
-                <w:rFonts w:ascii="Arial" w:cs="Arial" w:eastAsia="Arial" w:hAnsi="Arial"/>
-                <w:color w:val="404040"/>
-                <w:sz w:val="19"/>
-                <w:szCs w:val="19"/>
-              </w:rPr>
-              <w:t xml:space="preserve">Zufälliger 64-Zeichen-String</w:t>
-            </w:r>
-          </w:p>
-        </w:tc>
-      </w:tr>
-      <w:tr>
-        <w:tc>
-          <w:tcPr>
-            <w:tcW w:type="dxa" w:w="2400"/>
-            <w:tcBorders>
-              <w:top w:val="single" w:color="CCCCCC" w:sz="1"/>
-              <w:left w:val="single" w:color="CCCCCC" w:sz="1"/>
-              <w:bottom w:val="single" w:color="CCCCCC" w:sz="1"/>
-              <w:right w:val="single" w:color="CCCCCC" w:sz="1"/>
-            </w:tcBorders>
-            <w:shd w:fill="FFFFFF" w:val="clear"/>
-            <w:tcMar>
-              <w:top w:type="dxa" w:w="80"/>
-              <w:left w:type="dxa" w:w="120"/>
-              <w:bottom w:type="dxa" w:w="80"/>
-              <w:right w:type="dxa" w:w="120"/>
-            </w:tcMar>
-          </w:tcPr>
-          <w:p>
-            <w:r>
-              <w:rPr>
-                <w:rFonts w:ascii="Arial" w:cs="Arial" w:eastAsia="Arial" w:hAnsi="Arial"/>
-                <w:color w:val="404040"/>
-                <w:sz w:val="19"/>
-                <w:szCs w:val="19"/>
-              </w:rPr>
-              <w:t xml:space="preserve">OLLAMA_BASE_URL</w:t>
-            </w:r>
-          </w:p>
-        </w:tc>
-        <w:tc>
-          <w:tcPr>
-            <w:tcW w:type="dxa" w:w="4638"/>
-            <w:tcBorders>
-              <w:top w:val="single" w:color="CCCCCC" w:sz="1"/>
-              <w:left w:val="single" w:color="CCCCCC" w:sz="1"/>
-              <w:bottom w:val="single" w:color="CCCCCC" w:sz="1"/>
-              <w:right w:val="single" w:color="CCCCCC" w:sz="1"/>
-            </w:tcBorders>
-            <w:shd w:fill="FFFFFF" w:val="clear"/>
-            <w:tcMar>
-              <w:top w:type="dxa" w:w="80"/>
-              <w:left w:type="dxa" w:w="120"/>
-              <w:bottom w:type="dxa" w:w="80"/>
-              <w:right w:type="dxa" w:w="120"/>
-            </w:tcMar>
-          </w:tcPr>
-          <w:p>
-            <w:r>
-              <w:rPr>
-                <w:rFonts w:ascii="Arial" w:cs="Arial" w:eastAsia="Arial" w:hAnsi="Arial"/>
-                <w:color w:val="404040"/>
-                <w:sz w:val="19"/>
-                <w:szCs w:val="19"/>
-              </w:rPr>
-              <w:t xml:space="preserve">Ollama-Adresse</w:t>
-            </w:r>
-          </w:p>
-        </w:tc>
-        <w:tc>
-          <w:tcPr>
-            <w:tcW w:type="dxa" w:w="2500"/>
-            <w:tcBorders>
-              <w:top w:val="single" w:color="CCCCCC" w:sz="1"/>
-              <w:left w:val="single" w:color="CCCCCC" w:sz="1"/>
-              <w:bottom w:val="single" w:color="CCCCCC" w:sz="1"/>
-              <w:right w:val="single" w:color="CCCCCC" w:sz="1"/>
-            </w:tcBorders>
-            <w:shd w:fill="FFFFFF" w:val="clear"/>
-            <w:tcMar>
-              <w:top w:type="dxa" w:w="80"/>
-              <w:left w:type="dxa" w:w="120"/>
-              <w:bottom w:type="dxa" w:w="80"/>
-              <w:right w:type="dxa" w:w="120"/>
-            </w:tcMar>
-          </w:tcPr>
-          <w:p>
-            <w:r>
-              <w:rPr>
-                <w:rFonts w:ascii="Arial" w:cs="Arial" w:eastAsia="Arial" w:hAnsi="Arial"/>
-                <w:color w:val="404040"/>
-                <w:sz w:val="19"/>
-                <w:szCs w:val="19"/>
-              </w:rPr>
-              <w:t xml:space="preserve">http://host-gateway:11434</w:t>
-            </w:r>
-          </w:p>
-        </w:tc>
-      </w:tr>
-      <w:tr>
-        <w:tc>
-          <w:tcPr>
-            <w:tcW w:type="dxa" w:w="2400"/>
-            <w:tcBorders>
-              <w:top w:val="single" w:color="CCCCCC" w:sz="1"/>
-              <w:left w:val="single" w:color="CCCCCC" w:sz="1"/>
-              <w:bottom w:val="single" w:color="CCCCCC" w:sz="1"/>
-              <w:right w:val="single" w:color="CCCCCC" w:sz="1"/>
-            </w:tcBorders>
-            <w:shd w:fill="F5F5F5" w:val="clear"/>
-            <w:tcMar>
-              <w:top w:type="dxa" w:w="80"/>
-              <w:left w:type="dxa" w:w="120"/>
-              <w:bottom w:type="dxa" w:w="80"/>
-              <w:right w:type="dxa" w:w="120"/>
-            </w:tcMar>
-          </w:tcPr>
-          <w:p>
-            <w:r>
-              <w:rPr>
-                <w:rFonts w:ascii="Arial" w:cs="Arial" w:eastAsia="Arial" w:hAnsi="Arial"/>
-                <w:color w:val="404040"/>
-                <w:sz w:val="19"/>
-                <w:szCs w:val="19"/>
-              </w:rPr>
-              <w:t xml:space="preserve">KV_NAME</w:t>
-            </w:r>
-          </w:p>
-        </w:tc>
-        <w:tc>
-          <w:tcPr>
-            <w:tcW w:type="dxa" w:w="4638"/>
-            <w:tcBorders>
-              <w:top w:val="single" w:color="CCCCCC" w:sz="1"/>
-              <w:left w:val="single" w:color="CCCCCC" w:sz="1"/>
-              <w:bottom w:val="single" w:color="CCCCCC" w:sz="1"/>
-              <w:right w:val="single" w:color="CCCCCC" w:sz="1"/>
-            </w:tcBorders>
-            <w:shd w:fill="F5F5F5" w:val="clear"/>
-            <w:tcMar>
-              <w:top w:type="dxa" w:w="80"/>
-              <w:left w:type="dxa" w:w="120"/>
-              <w:bottom w:type="dxa" w:w="80"/>
-              <w:right w:type="dxa" w:w="120"/>
-            </w:tcMar>
-          </w:tcPr>
-          <w:p>
-            <w:r>
-              <w:rPr>
-                <w:rFonts w:ascii="Arial" w:cs="Arial" w:eastAsia="Arial" w:hAnsi="Arial"/>
-                <w:color w:val="404040"/>
-                <w:sz w:val="19"/>
-                <w:szCs w:val="19"/>
-              </w:rPr>
-              <w:t xml:space="preserve">Name des Kreisverbandes</w:t>
-            </w:r>
-          </w:p>
-        </w:tc>
-        <w:tc>
-          <w:tcPr>
-            <w:tcW w:type="dxa" w:w="2500"/>
-            <w:tcBorders>
-              <w:top w:val="single" w:color="CCCCCC" w:sz="1"/>
-              <w:left w:val="single" w:color="CCCCCC" w:sz="1"/>
-              <w:bottom w:val="single" w:color="CCCCCC" w:sz="1"/>
-              <w:right w:val="single" w:color="CCCCCC" w:sz="1"/>
-            </w:tcBorders>
-            <w:shd w:fill="F5F5F5" w:val="clear"/>
-            <w:tcMar>
-              <w:top w:type="dxa" w:w="80"/>
-              <w:left w:type="dxa" w:w="120"/>
-              <w:bottom w:type="dxa" w:w="80"/>
-              <w:right w:type="dxa" w:w="120"/>
-            </w:tcMar>
-          </w:tcPr>
-          <w:p>
-            <w:r>
-              <w:rPr>
-                <w:rFonts w:ascii="Arial" w:cs="Arial" w:eastAsia="Arial" w:hAnsi="Arial"/>
-                <w:color w:val="404040"/>
-                <w:sz w:val="19"/>
-                <w:szCs w:val="19"/>
-              </w:rPr>
-              <w:t xml:space="preserve">z.B. parchim</w:t>
-            </w:r>
-          </w:p>
-        </w:tc>
-      </w:tr>
-      <w:tr>
-        <w:tc>
-          <w:tcPr>
-            <w:tcW w:type="dxa" w:w="2400"/>
-            <w:tcBorders>
-              <w:top w:val="single" w:color="CCCCCC" w:sz="1"/>
-              <w:left w:val="single" w:color="CCCCCC" w:sz="1"/>
-              <w:bottom w:val="single" w:color="CCCCCC" w:sz="1"/>
-              <w:right w:val="single" w:color="CCCCCC" w:sz="1"/>
-            </w:tcBorders>
-            <w:shd w:fill="FFFFFF" w:val="clear"/>
-            <w:tcMar>
-              <w:top w:type="dxa" w:w="80"/>
-              <w:left w:type="dxa" w:w="120"/>
-              <w:bottom w:type="dxa" w:w="80"/>
-              <w:right w:type="dxa" w:w="120"/>
-            </w:tcMar>
-          </w:tcPr>
-          <w:p>
-            <w:r>
-              <w:rPr>
-                <w:rFonts w:ascii="Arial" w:cs="Arial" w:eastAsia="Arial" w:hAnsi="Arial"/>
-                <w:color w:val="404040"/>
-                <w:sz w:val="19"/>
-                <w:szCs w:val="19"/>
-              </w:rPr>
-              <w:t xml:space="preserve">KV_DISPLAY_NAME</w:t>
-            </w:r>
-          </w:p>
-        </w:tc>
-        <w:tc>
-          <w:tcPr>
-            <w:tcW w:type="dxa" w:w="4638"/>
-            <w:tcBorders>
-              <w:top w:val="single" w:color="CCCCCC" w:sz="1"/>
-              <w:left w:val="single" w:color="CCCCCC" w:sz="1"/>
-              <w:bottom w:val="single" w:color="CCCCCC" w:sz="1"/>
-              <w:right w:val="single" w:color="CCCCCC" w:sz="1"/>
-            </w:tcBorders>
-            <w:shd w:fill="FFFFFF" w:val="clear"/>
-            <w:tcMar>
-              <w:top w:type="dxa" w:w="80"/>
-              <w:left w:type="dxa" w:w="120"/>
-              <w:bottom w:type="dxa" w:w="80"/>
-              <w:right w:type="dxa" w:w="120"/>
-            </w:tcMar>
-          </w:tcPr>
-          <w:p>
-            <w:r>
-              <w:rPr>
-                <w:rFonts w:ascii="Arial" w:cs="Arial" w:eastAsia="Arial" w:hAnsi="Arial"/>
-                <w:color w:val="404040"/>
-                <w:sz w:val="19"/>
-                <w:szCs w:val="19"/>
-              </w:rPr>
-              <w:t xml:space="preserve">Anzeigename</w:t>
-            </w:r>
-          </w:p>
-        </w:tc>
-        <w:tc>
-          <w:tcPr>
-            <w:tcW w:type="dxa" w:w="2500"/>
-            <w:tcBorders>
-              <w:top w:val="single" w:color="CCCCCC" w:sz="1"/>
-              <w:left w:val="single" w:color="CCCCCC" w:sz="1"/>
-              <w:bottom w:val="single" w:color="CCCCCC" w:sz="1"/>
-              <w:right w:val="single" w:color="CCCCCC" w:sz="1"/>
-            </w:tcBorders>
-            <w:shd w:fill="FFFFFF" w:val="clear"/>
-            <w:tcMar>
-              <w:top w:type="dxa" w:w="80"/>
-              <w:left w:type="dxa" w:w="120"/>
-              <w:bottom w:type="dxa" w:w="80"/>
-              <w:right w:type="dxa" w:w="120"/>
-            </w:tcMar>
-          </w:tcPr>
-          <w:p>
-            <w:r>
-              <w:rPr>
-                <w:rFonts w:ascii="Arial" w:cs="Arial" w:eastAsia="Arial" w:hAnsi="Arial"/>
-                <w:color w:val="404040"/>
-                <w:sz w:val="19"/>
-                <w:szCs w:val="19"/>
-              </w:rPr>
-              <w:t xml:space="preserve">z.B. DRK KV Parchim</w:t>
-            </w:r>
-          </w:p>
-        </w:tc>
-      </w:tr>
-    </w:tbl>
-    <w:p>
-      <w:pPr>
-        <w:spacing w:after="60" w:before="80"/>
-      </w:pPr>
-      <w:r>
-        <w:t xml:space="preserve"/>
-      </w:r>
-    </w:p>
-    <w:tbl>
-      <w:tblPr>
-        <w:tblW w:type="dxa" w:w="9638"/>
-        <w:tblBorders>
-          <w:top w:val="single" w:color="auto" w:sz="4"/>
-          <w:left w:val="single" w:color="auto" w:sz="4"/>
-          <w:bottom w:val="single" w:color="auto" w:sz="4"/>
-          <w:right w:val="single" w:color="auto" w:sz="4"/>
-          <w:insideH w:val="single" w:color="auto" w:sz="4"/>
-          <w:insideV w:val="single" w:color="auto" w:sz="4"/>
-        </w:tblBorders>
-      </w:tblPr>
-      <w:tblGrid>
-        <w:gridCol w:w="9638"/>
-      </w:tblGrid>
-      <w:tr>
-        <w:tc>
-          <w:tcPr>
-            <w:tcW w:type="dxa" w:w="9638"/>
-            <w:tcBorders>
               <w:top w:val="single" w:color="C75B00" w:sz="1"/>
               <w:left w:val="single" w:color="C75B00" w:sz="12"/>
               <w:bottom w:val="single" w:color="C75B00" w:sz="1"/>
@@ -5385,7 +4593,7 @@
                 <w:sz w:val="19"/>
                 <w:szCs w:val="19"/>
               </w:rPr>
-              <w:t xml:space="preserve">Die .env-Datei enthält echte Secrets und darf NIEMALS in Git eingecheckt werden.</w:t>
+              <w:t xml:space="preserve">Die .env-Datei enthält alle Secrets und darf NIEMALS in Git eingecheckt werden</w:t>
             </w:r>
           </w:p>
           <w:p>
@@ -5399,7 +4607,7 @@
                 <w:sz w:val="19"/>
                 <w:szCs w:val="19"/>
               </w:rPr>
-              <w:t xml:space="preserve">Sie steht bereits in .gitignore — bitte vor jedem git commit prüfen: git status</w:t>
+              <w:t xml:space="preserve">(steht in .gitignore). Nach der Installation: .env separat und sicher sichern</w:t>
             </w:r>
           </w:p>
           <w:p>
@@ -5413,7 +4621,7 @@
                 <w:sz w:val="19"/>
                 <w:szCs w:val="19"/>
               </w:rPr>
-              <w:t xml:space="preserve">Sichere Passwörter generieren: openssl rand -base64 32</w:t>
+              <w:t xml:space="preserve">(Passwort-Manager) — ohne sie ist keine Wiederherstellung möglich.</w:t>
             </w:r>
           </w:p>
         </w:tc>
@@ -5433,7 +4641,7 @@
           <w:sz w:val="28"/>
           <w:szCs w:val="28"/>
         </w:rPr>
-        <w:t xml:space="preserve">4  Phase 2 — Services entwickeln</w:t>
+        <w:t xml:space="preserve">4  Phase 2 — Keycloak einrichten (automatisiert)</w:t>
       </w:r>
     </w:p>
     <w:tbl>
@@ -5518,7 +4726,7 @@
                 <w:sz w:val="24"/>
                 <w:szCs w:val="24"/>
               </w:rPr>
-              <w:t xml:space="preserve">Fehlende Services entwickeln</w:t>
+              <w:t xml:space="preserve">Keycloak-Wizard ausführen</w:t>
             </w:r>
           </w:p>
         </w:tc>
@@ -5551,7 +4759,7 @@
                 <w:sz w:val="18"/>
                 <w:szCs w:val="18"/>
               </w:rPr>
-              <w:t xml:space="preserve">ca. 4 Wochen</w:t>
+              <w:t xml:space="preserve">ca. 15 Minuten</w:t>
             </w:r>
           </w:p>
         </w:tc>
@@ -5586,7 +4794,7 @@
                 <w:sz w:val="17"/>
                 <w:szCs w:val="17"/>
               </w:rPr>
-              <w:t xml:space="preserve">Entwicklung</w:t>
+              <w:t xml:space="preserve">Bereit</w:t>
             </w:r>
           </w:p>
         </w:tc>
@@ -5611,7 +4819,7 @@
           <w:sz w:val="20"/>
           <w:szCs w:val="20"/>
         </w:rPr>
-        <w:t xml:space="preserve">Das Repository enthält bereits das Grundgerüst. Diese Services müssen noch vollständig implementiert werden:</w:t>
+        <w:t xml:space="preserve">Die früher nötigen Klickstrecken in der Keycloak-Konsole (Client-Secret, Mapper, Service-Account-Rollen, erster Admin) erledigt ein interaktives Skript. Es stellt drei Fragen und konfiguriert den Rest über die Keycloak-Admin-API.</w:t>
       </w:r>
     </w:p>
     <w:p>
@@ -5620,1029 +4828,6 @@
       </w:pPr>
       <w:r>
         <w:t xml:space="preserve"/>
-      </w:r>
-    </w:p>
-    <w:tbl>
-      <w:tblPr>
-        <w:tblW w:type="dxa" w:w="9638"/>
-        <w:tblBorders>
-          <w:top w:val="single" w:color="auto" w:sz="4"/>
-          <w:left w:val="single" w:color="auto" w:sz="4"/>
-          <w:bottom w:val="single" w:color="auto" w:sz="4"/>
-          <w:right w:val="single" w:color="auto" w:sz="4"/>
-          <w:insideH w:val="single" w:color="auto" w:sz="4"/>
-          <w:insideV w:val="single" w:color="auto" w:sz="4"/>
-        </w:tblBorders>
-      </w:tblPr>
-      <w:tblGrid>
-        <w:gridCol w:w="2000"/>
-        <w:gridCol w:w="2200"/>
-        <w:gridCol w:w="1400"/>
-        <w:gridCol w:w="4038"/>
-      </w:tblGrid>
-      <w:tr>
-        <w:trPr>
-          <w:tblHeader/>
-        </w:trPr>
-        <w:tc>
-          <w:tcPr>
-            <w:tcW w:type="dxa" w:w="2000"/>
-            <w:tcBorders>
-              <w:top w:val="single" w:color="CCCCCC" w:sz="1"/>
-              <w:left w:val="single" w:color="CCCCCC" w:sz="1"/>
-              <w:bottom w:val="single" w:color="CCCCCC" w:sz="1"/>
-              <w:right w:val="single" w:color="CCCCCC" w:sz="1"/>
-            </w:tcBorders>
-            <w:shd w:fill="CC0000" w:val="clear"/>
-            <w:tcMar>
-              <w:top w:type="dxa" w:w="80"/>
-              <w:left w:type="dxa" w:w="120"/>
-              <w:bottom w:type="dxa" w:w="80"/>
-              <w:right w:type="dxa" w:w="120"/>
-            </w:tcMar>
-          </w:tcPr>
-          <w:p>
-            <w:r>
-              <w:rPr>
-                <w:rFonts w:ascii="Arial" w:cs="Arial" w:eastAsia="Arial" w:hAnsi="Arial"/>
-                <w:b/>
-                <w:bCs/>
-                <w:color w:val="FFFFFF"/>
-                <w:sz w:val="19"/>
-                <w:szCs w:val="19"/>
-              </w:rPr>
-              <w:t xml:space="preserve">Service</w:t>
-            </w:r>
-          </w:p>
-        </w:tc>
-        <w:tc>
-          <w:tcPr>
-            <w:tcW w:type="dxa" w:w="2200"/>
-            <w:tcBorders>
-              <w:top w:val="single" w:color="CCCCCC" w:sz="1"/>
-              <w:left w:val="single" w:color="CCCCCC" w:sz="1"/>
-              <w:bottom w:val="single" w:color="CCCCCC" w:sz="1"/>
-              <w:right w:val="single" w:color="CCCCCC" w:sz="1"/>
-            </w:tcBorders>
-            <w:shd w:fill="CC0000" w:val="clear"/>
-            <w:tcMar>
-              <w:top w:type="dxa" w:w="80"/>
-              <w:left w:type="dxa" w:w="120"/>
-              <w:bottom w:type="dxa" w:w="80"/>
-              <w:right w:type="dxa" w:w="120"/>
-            </w:tcMar>
-          </w:tcPr>
-          <w:p>
-            <w:r>
-              <w:rPr>
-                <w:rFonts w:ascii="Arial" w:cs="Arial" w:eastAsia="Arial" w:hAnsi="Arial"/>
-                <w:b/>
-                <w:bCs/>
-                <w:color w:val="FFFFFF"/>
-                <w:sz w:val="19"/>
-                <w:szCs w:val="19"/>
-              </w:rPr>
-              <w:t xml:space="preserve">Priorität</w:t>
-            </w:r>
-          </w:p>
-        </w:tc>
-        <w:tc>
-          <w:tcPr>
-            <w:tcW w:type="dxa" w:w="1400"/>
-            <w:tcBorders>
-              <w:top w:val="single" w:color="CCCCCC" w:sz="1"/>
-              <w:left w:val="single" w:color="CCCCCC" w:sz="1"/>
-              <w:bottom w:val="single" w:color="CCCCCC" w:sz="1"/>
-              <w:right w:val="single" w:color="CCCCCC" w:sz="1"/>
-            </w:tcBorders>
-            <w:shd w:fill="CC0000" w:val="clear"/>
-            <w:tcMar>
-              <w:top w:type="dxa" w:w="80"/>
-              <w:left w:type="dxa" w:w="120"/>
-              <w:bottom w:type="dxa" w:w="80"/>
-              <w:right w:type="dxa" w:w="120"/>
-            </w:tcMar>
-          </w:tcPr>
-          <w:p>
-            <w:r>
-              <w:rPr>
-                <w:rFonts w:ascii="Arial" w:cs="Arial" w:eastAsia="Arial" w:hAnsi="Arial"/>
-                <w:b/>
-                <w:bCs/>
-                <w:color w:val="FFFFFF"/>
-                <w:sz w:val="19"/>
-                <w:szCs w:val="19"/>
-              </w:rPr>
-              <w:t xml:space="preserve">Aufwand</w:t>
-            </w:r>
-          </w:p>
-        </w:tc>
-        <w:tc>
-          <w:tcPr>
-            <w:tcW w:type="dxa" w:w="4038"/>
-            <w:tcBorders>
-              <w:top w:val="single" w:color="CCCCCC" w:sz="1"/>
-              <w:left w:val="single" w:color="CCCCCC" w:sz="1"/>
-              <w:bottom w:val="single" w:color="CCCCCC" w:sz="1"/>
-              <w:right w:val="single" w:color="CCCCCC" w:sz="1"/>
-            </w:tcBorders>
-            <w:shd w:fill="CC0000" w:val="clear"/>
-            <w:tcMar>
-              <w:top w:type="dxa" w:w="80"/>
-              <w:left w:type="dxa" w:w="120"/>
-              <w:bottom w:type="dxa" w:w="80"/>
-              <w:right w:type="dxa" w:w="120"/>
-            </w:tcMar>
-          </w:tcPr>
-          <w:p>
-            <w:r>
-              <w:rPr>
-                <w:rFonts w:ascii="Arial" w:cs="Arial" w:eastAsia="Arial" w:hAnsi="Arial"/>
-                <w:b/>
-                <w:bCs/>
-                <w:color w:val="FFFFFF"/>
-                <w:sz w:val="19"/>
-                <w:szCs w:val="19"/>
-              </w:rPr>
-              <w:t xml:space="preserve">Abhängigkeiten</w:t>
-            </w:r>
-          </w:p>
-        </w:tc>
-      </w:tr>
-      <w:tr>
-        <w:tc>
-          <w:tcPr>
-            <w:tcW w:type="dxa" w:w="2000"/>
-            <w:tcBorders>
-              <w:top w:val="single" w:color="CCCCCC" w:sz="1"/>
-              <w:left w:val="single" w:color="CCCCCC" w:sz="1"/>
-              <w:bottom w:val="single" w:color="CCCCCC" w:sz="1"/>
-              <w:right w:val="single" w:color="CCCCCC" w:sz="1"/>
-            </w:tcBorders>
-            <w:shd w:fill="FFFFFF" w:val="clear"/>
-            <w:tcMar>
-              <w:top w:type="dxa" w:w="80"/>
-              <w:left w:type="dxa" w:w="120"/>
-              <w:bottom w:type="dxa" w:w="80"/>
-              <w:right w:type="dxa" w:w="120"/>
-            </w:tcMar>
-          </w:tcPr>
-          <w:p>
-            <w:r>
-              <w:rPr>
-                <w:rFonts w:ascii="Arial" w:cs="Arial" w:eastAsia="Arial" w:hAnsi="Arial"/>
-                <w:color w:val="404040"/>
-                <w:sz w:val="19"/>
-                <w:szCs w:val="19"/>
-              </w:rPr>
-              <w:t xml:space="preserve">RAG-Service</w:t>
-            </w:r>
-          </w:p>
-        </w:tc>
-        <w:tc>
-          <w:tcPr>
-            <w:tcW w:type="dxa" w:w="2200"/>
-            <w:tcBorders>
-              <w:top w:val="single" w:color="CCCCCC" w:sz="1"/>
-              <w:left w:val="single" w:color="CCCCCC" w:sz="1"/>
-              <w:bottom w:val="single" w:color="CCCCCC" w:sz="1"/>
-              <w:right w:val="single" w:color="CCCCCC" w:sz="1"/>
-            </w:tcBorders>
-            <w:shd w:fill="FFFFFF" w:val="clear"/>
-            <w:tcMar>
-              <w:top w:type="dxa" w:w="80"/>
-              <w:left w:type="dxa" w:w="120"/>
-              <w:bottom w:type="dxa" w:w="80"/>
-              <w:right w:type="dxa" w:w="120"/>
-            </w:tcMar>
-          </w:tcPr>
-          <w:p>
-            <w:r>
-              <w:rPr>
-                <w:rFonts w:ascii="Arial" w:cs="Arial" w:eastAsia="Arial" w:hAnsi="Arial"/>
-                <w:color w:val="404040"/>
-                <w:sz w:val="19"/>
-                <w:szCs w:val="19"/>
-              </w:rPr>
-              <w:t xml:space="preserve">KRITISCH — Kern des Systems</w:t>
-            </w:r>
-          </w:p>
-        </w:tc>
-        <w:tc>
-          <w:tcPr>
-            <w:tcW w:type="dxa" w:w="1400"/>
-            <w:tcBorders>
-              <w:top w:val="single" w:color="CCCCCC" w:sz="1"/>
-              <w:left w:val="single" w:color="CCCCCC" w:sz="1"/>
-              <w:bottom w:val="single" w:color="CCCCCC" w:sz="1"/>
-              <w:right w:val="single" w:color="CCCCCC" w:sz="1"/>
-            </w:tcBorders>
-            <w:shd w:fill="FFFFFF" w:val="clear"/>
-            <w:tcMar>
-              <w:top w:type="dxa" w:w="80"/>
-              <w:left w:type="dxa" w:w="120"/>
-              <w:bottom w:type="dxa" w:w="80"/>
-              <w:right w:type="dxa" w:w="120"/>
-            </w:tcMar>
-          </w:tcPr>
-          <w:p>
-            <w:r>
-              <w:rPr>
-                <w:rFonts w:ascii="Arial" w:cs="Arial" w:eastAsia="Arial" w:hAnsi="Arial"/>
-                <w:color w:val="404040"/>
-                <w:sz w:val="19"/>
-                <w:szCs w:val="19"/>
-              </w:rPr>
-              <w:t xml:space="preserve">8–10 Tage</w:t>
-            </w:r>
-          </w:p>
-        </w:tc>
-        <w:tc>
-          <w:tcPr>
-            <w:tcW w:type="dxa" w:w="4038"/>
-            <w:tcBorders>
-              <w:top w:val="single" w:color="CCCCCC" w:sz="1"/>
-              <w:left w:val="single" w:color="CCCCCC" w:sz="1"/>
-              <w:bottom w:val="single" w:color="CCCCCC" w:sz="1"/>
-              <w:right w:val="single" w:color="CCCCCC" w:sz="1"/>
-            </w:tcBorders>
-            <w:shd w:fill="FFFFFF" w:val="clear"/>
-            <w:tcMar>
-              <w:top w:type="dxa" w:w="80"/>
-              <w:left w:type="dxa" w:w="120"/>
-              <w:bottom w:type="dxa" w:w="80"/>
-              <w:right w:type="dxa" w:w="120"/>
-            </w:tcMar>
-          </w:tcPr>
-          <w:p>
-            <w:r>
-              <w:rPr>
-                <w:rFonts w:ascii="Arial" w:cs="Arial" w:eastAsia="Arial" w:hAnsi="Arial"/>
-                <w:color w:val="404040"/>
-                <w:sz w:val="19"/>
-                <w:szCs w:val="19"/>
-              </w:rPr>
-              <w:t xml:space="preserve">PostgreSQL + pgvector, Ollama (Embeddings)</w:t>
-            </w:r>
-          </w:p>
-        </w:tc>
-      </w:tr>
-      <w:tr>
-        <w:tc>
-          <w:tcPr>
-            <w:tcW w:type="dxa" w:w="2000"/>
-            <w:tcBorders>
-              <w:top w:val="single" w:color="CCCCCC" w:sz="1"/>
-              <w:left w:val="single" w:color="CCCCCC" w:sz="1"/>
-              <w:bottom w:val="single" w:color="CCCCCC" w:sz="1"/>
-              <w:right w:val="single" w:color="CCCCCC" w:sz="1"/>
-            </w:tcBorders>
-            <w:shd w:fill="F5F5F5" w:val="clear"/>
-            <w:tcMar>
-              <w:top w:type="dxa" w:w="80"/>
-              <w:left w:type="dxa" w:w="120"/>
-              <w:bottom w:type="dxa" w:w="80"/>
-              <w:right w:type="dxa" w:w="120"/>
-            </w:tcMar>
-          </w:tcPr>
-          <w:p>
-            <w:r>
-              <w:rPr>
-                <w:rFonts w:ascii="Arial" w:cs="Arial" w:eastAsia="Arial" w:hAnsi="Arial"/>
-                <w:color w:val="404040"/>
-                <w:sz w:val="19"/>
-                <w:szCs w:val="19"/>
-              </w:rPr>
-              <w:t xml:space="preserve">docker-compose.yml finalisieren</w:t>
-            </w:r>
-          </w:p>
-        </w:tc>
-        <w:tc>
-          <w:tcPr>
-            <w:tcW w:type="dxa" w:w="2200"/>
-            <w:tcBorders>
-              <w:top w:val="single" w:color="CCCCCC" w:sz="1"/>
-              <w:left w:val="single" w:color="CCCCCC" w:sz="1"/>
-              <w:bottom w:val="single" w:color="CCCCCC" w:sz="1"/>
-              <w:right w:val="single" w:color="CCCCCC" w:sz="1"/>
-            </w:tcBorders>
-            <w:shd w:fill="F5F5F5" w:val="clear"/>
-            <w:tcMar>
-              <w:top w:type="dxa" w:w="80"/>
-              <w:left w:type="dxa" w:w="120"/>
-              <w:bottom w:type="dxa" w:w="80"/>
-              <w:right w:type="dxa" w:w="120"/>
-            </w:tcMar>
-          </w:tcPr>
-          <w:p>
-            <w:r>
-              <w:rPr>
-                <w:rFonts w:ascii="Arial" w:cs="Arial" w:eastAsia="Arial" w:hAnsi="Arial"/>
-                <w:color w:val="404040"/>
-                <w:sz w:val="19"/>
-                <w:szCs w:val="19"/>
-              </w:rPr>
-              <w:t xml:space="preserve">KRITISCH</w:t>
-            </w:r>
-          </w:p>
-        </w:tc>
-        <w:tc>
-          <w:tcPr>
-            <w:tcW w:type="dxa" w:w="1400"/>
-            <w:tcBorders>
-              <w:top w:val="single" w:color="CCCCCC" w:sz="1"/>
-              <w:left w:val="single" w:color="CCCCCC" w:sz="1"/>
-              <w:bottom w:val="single" w:color="CCCCCC" w:sz="1"/>
-              <w:right w:val="single" w:color="CCCCCC" w:sz="1"/>
-            </w:tcBorders>
-            <w:shd w:fill="F5F5F5" w:val="clear"/>
-            <w:tcMar>
-              <w:top w:type="dxa" w:w="80"/>
-              <w:left w:type="dxa" w:w="120"/>
-              <w:bottom w:type="dxa" w:w="80"/>
-              <w:right w:type="dxa" w:w="120"/>
-            </w:tcMar>
-          </w:tcPr>
-          <w:p>
-            <w:r>
-              <w:rPr>
-                <w:rFonts w:ascii="Arial" w:cs="Arial" w:eastAsia="Arial" w:hAnsi="Arial"/>
-                <w:color w:val="404040"/>
-                <w:sz w:val="19"/>
-                <w:szCs w:val="19"/>
-              </w:rPr>
-              <w:t xml:space="preserve">1 Tag</w:t>
-            </w:r>
-          </w:p>
-        </w:tc>
-        <w:tc>
-          <w:tcPr>
-            <w:tcW w:type="dxa" w:w="4038"/>
-            <w:tcBorders>
-              <w:top w:val="single" w:color="CCCCCC" w:sz="1"/>
-              <w:left w:val="single" w:color="CCCCCC" w:sz="1"/>
-              <w:bottom w:val="single" w:color="CCCCCC" w:sz="1"/>
-              <w:right w:val="single" w:color="CCCCCC" w:sz="1"/>
-            </w:tcBorders>
-            <w:shd w:fill="F5F5F5" w:val="clear"/>
-            <w:tcMar>
-              <w:top w:type="dxa" w:w="80"/>
-              <w:left w:type="dxa" w:w="120"/>
-              <w:bottom w:type="dxa" w:w="80"/>
-              <w:right w:type="dxa" w:w="120"/>
-            </w:tcMar>
-          </w:tcPr>
-          <w:p>
-            <w:r>
-              <w:rPr>
-                <w:rFonts w:ascii="Arial" w:cs="Arial" w:eastAsia="Arial" w:hAnsi="Arial"/>
-                <w:color w:val="404040"/>
-                <w:sz w:val="19"/>
-                <w:szCs w:val="19"/>
-              </w:rPr>
-              <w:t xml:space="preserve">Alle Service-Definitionen bekannt</w:t>
-            </w:r>
-          </w:p>
-        </w:tc>
-      </w:tr>
-      <w:tr>
-        <w:tc>
-          <w:tcPr>
-            <w:tcW w:type="dxa" w:w="2000"/>
-            <w:tcBorders>
-              <w:top w:val="single" w:color="CCCCCC" w:sz="1"/>
-              <w:left w:val="single" w:color="CCCCCC" w:sz="1"/>
-              <w:bottom w:val="single" w:color="CCCCCC" w:sz="1"/>
-              <w:right w:val="single" w:color="CCCCCC" w:sz="1"/>
-            </w:tcBorders>
-            <w:shd w:fill="FFFFFF" w:val="clear"/>
-            <w:tcMar>
-              <w:top w:type="dxa" w:w="80"/>
-              <w:left w:type="dxa" w:w="120"/>
-              <w:bottom w:type="dxa" w:w="80"/>
-              <w:right w:type="dxa" w:w="120"/>
-            </w:tcMar>
-          </w:tcPr>
-          <w:p>
-            <w:r>
-              <w:rPr>
-                <w:rFonts w:ascii="Arial" w:cs="Arial" w:eastAsia="Arial" w:hAnsi="Arial"/>
-                <w:color w:val="404040"/>
-                <w:sz w:val="19"/>
-                <w:szCs w:val="19"/>
-              </w:rPr>
-              <w:t xml:space="preserve">Keycloak-Realm-Konfiguration</w:t>
-            </w:r>
-          </w:p>
-        </w:tc>
-        <w:tc>
-          <w:tcPr>
-            <w:tcW w:type="dxa" w:w="2200"/>
-            <w:tcBorders>
-              <w:top w:val="single" w:color="CCCCCC" w:sz="1"/>
-              <w:left w:val="single" w:color="CCCCCC" w:sz="1"/>
-              <w:bottom w:val="single" w:color="CCCCCC" w:sz="1"/>
-              <w:right w:val="single" w:color="CCCCCC" w:sz="1"/>
-            </w:tcBorders>
-            <w:shd w:fill="FFFFFF" w:val="clear"/>
-            <w:tcMar>
-              <w:top w:type="dxa" w:w="80"/>
-              <w:left w:type="dxa" w:w="120"/>
-              <w:bottom w:type="dxa" w:w="80"/>
-              <w:right w:type="dxa" w:w="120"/>
-            </w:tcMar>
-          </w:tcPr>
-          <w:p>
-            <w:r>
-              <w:rPr>
-                <w:rFonts w:ascii="Arial" w:cs="Arial" w:eastAsia="Arial" w:hAnsi="Arial"/>
-                <w:color w:val="404040"/>
-                <w:sz w:val="19"/>
-                <w:szCs w:val="19"/>
-              </w:rPr>
-              <w:t xml:space="preserve">HOCH</w:t>
-            </w:r>
-          </w:p>
-        </w:tc>
-        <w:tc>
-          <w:tcPr>
-            <w:tcW w:type="dxa" w:w="1400"/>
-            <w:tcBorders>
-              <w:top w:val="single" w:color="CCCCCC" w:sz="1"/>
-              <w:left w:val="single" w:color="CCCCCC" w:sz="1"/>
-              <w:bottom w:val="single" w:color="CCCCCC" w:sz="1"/>
-              <w:right w:val="single" w:color="CCCCCC" w:sz="1"/>
-            </w:tcBorders>
-            <w:shd w:fill="FFFFFF" w:val="clear"/>
-            <w:tcMar>
-              <w:top w:type="dxa" w:w="80"/>
-              <w:left w:type="dxa" w:w="120"/>
-              <w:bottom w:type="dxa" w:w="80"/>
-              <w:right w:type="dxa" w:w="120"/>
-            </w:tcMar>
-          </w:tcPr>
-          <w:p>
-            <w:r>
-              <w:rPr>
-                <w:rFonts w:ascii="Arial" w:cs="Arial" w:eastAsia="Arial" w:hAnsi="Arial"/>
-                <w:color w:val="404040"/>
-                <w:sz w:val="19"/>
-                <w:szCs w:val="19"/>
-              </w:rPr>
-              <w:t xml:space="preserve">2 Tage</w:t>
-            </w:r>
-          </w:p>
-        </w:tc>
-        <w:tc>
-          <w:tcPr>
-            <w:tcW w:type="dxa" w:w="4038"/>
-            <w:tcBorders>
-              <w:top w:val="single" w:color="CCCCCC" w:sz="1"/>
-              <w:left w:val="single" w:color="CCCCCC" w:sz="1"/>
-              <w:bottom w:val="single" w:color="CCCCCC" w:sz="1"/>
-              <w:right w:val="single" w:color="CCCCCC" w:sz="1"/>
-            </w:tcBorders>
-            <w:shd w:fill="FFFFFF" w:val="clear"/>
-            <w:tcMar>
-              <w:top w:type="dxa" w:w="80"/>
-              <w:left w:type="dxa" w:w="120"/>
-              <w:bottom w:type="dxa" w:w="80"/>
-              <w:right w:type="dxa" w:w="120"/>
-            </w:tcMar>
-          </w:tcPr>
-          <w:p>
-            <w:r>
-              <w:rPr>
-                <w:rFonts w:ascii="Arial" w:cs="Arial" w:eastAsia="Arial" w:hAnsi="Arial"/>
-                <w:color w:val="404040"/>
-                <w:sz w:val="19"/>
-                <w:szCs w:val="19"/>
-              </w:rPr>
-              <w:t xml:space="preserve">Rollen aus §4 Lastenheft</w:t>
-            </w:r>
-          </w:p>
-        </w:tc>
-      </w:tr>
-      <w:tr>
-        <w:tc>
-          <w:tcPr>
-            <w:tcW w:type="dxa" w:w="2000"/>
-            <w:tcBorders>
-              <w:top w:val="single" w:color="CCCCCC" w:sz="1"/>
-              <w:left w:val="single" w:color="CCCCCC" w:sz="1"/>
-              <w:bottom w:val="single" w:color="CCCCCC" w:sz="1"/>
-              <w:right w:val="single" w:color="CCCCCC" w:sz="1"/>
-            </w:tcBorders>
-            <w:shd w:fill="F5F5F5" w:val="clear"/>
-            <w:tcMar>
-              <w:top w:type="dxa" w:w="80"/>
-              <w:left w:type="dxa" w:w="120"/>
-              <w:bottom w:type="dxa" w:w="80"/>
-              <w:right w:type="dxa" w:w="120"/>
-            </w:tcMar>
-          </w:tcPr>
-          <w:p>
-            <w:r>
-              <w:rPr>
-                <w:rFonts w:ascii="Arial" w:cs="Arial" w:eastAsia="Arial" w:hAnsi="Arial"/>
-                <w:color w:val="404040"/>
-                <w:sz w:val="19"/>
-                <w:szCs w:val="19"/>
-              </w:rPr>
-              <w:t xml:space="preserve">Content-Service (P02)</w:t>
-            </w:r>
-          </w:p>
-        </w:tc>
-        <w:tc>
-          <w:tcPr>
-            <w:tcW w:type="dxa" w:w="2200"/>
-            <w:tcBorders>
-              <w:top w:val="single" w:color="CCCCCC" w:sz="1"/>
-              <w:left w:val="single" w:color="CCCCCC" w:sz="1"/>
-              <w:bottom w:val="single" w:color="CCCCCC" w:sz="1"/>
-              <w:right w:val="single" w:color="CCCCCC" w:sz="1"/>
-            </w:tcBorders>
-            <w:shd w:fill="F5F5F5" w:val="clear"/>
-            <w:tcMar>
-              <w:top w:type="dxa" w:w="80"/>
-              <w:left w:type="dxa" w:w="120"/>
-              <w:bottom w:type="dxa" w:w="80"/>
-              <w:right w:type="dxa" w:w="120"/>
-            </w:tcMar>
-          </w:tcPr>
-          <w:p>
-            <w:r>
-              <w:rPr>
-                <w:rFonts w:ascii="Arial" w:cs="Arial" w:eastAsia="Arial" w:hAnsi="Arial"/>
-                <w:color w:val="404040"/>
-                <w:sz w:val="19"/>
-                <w:szCs w:val="19"/>
-              </w:rPr>
-              <w:t xml:space="preserve">MITTEL</w:t>
-            </w:r>
-          </w:p>
-        </w:tc>
-        <w:tc>
-          <w:tcPr>
-            <w:tcW w:type="dxa" w:w="1400"/>
-            <w:tcBorders>
-              <w:top w:val="single" w:color="CCCCCC" w:sz="1"/>
-              <w:left w:val="single" w:color="CCCCCC" w:sz="1"/>
-              <w:bottom w:val="single" w:color="CCCCCC" w:sz="1"/>
-              <w:right w:val="single" w:color="CCCCCC" w:sz="1"/>
-            </w:tcBorders>
-            <w:shd w:fill="F5F5F5" w:val="clear"/>
-            <w:tcMar>
-              <w:top w:type="dxa" w:w="80"/>
-              <w:left w:type="dxa" w:w="120"/>
-              <w:bottom w:type="dxa" w:w="80"/>
-              <w:right w:type="dxa" w:w="120"/>
-            </w:tcMar>
-          </w:tcPr>
-          <w:p>
-            <w:r>
-              <w:rPr>
-                <w:rFonts w:ascii="Arial" w:cs="Arial" w:eastAsia="Arial" w:hAnsi="Arial"/>
-                <w:color w:val="404040"/>
-                <w:sz w:val="19"/>
-                <w:szCs w:val="19"/>
-              </w:rPr>
-              <w:t xml:space="preserve">5 Tage</w:t>
-            </w:r>
-          </w:p>
-        </w:tc>
-        <w:tc>
-          <w:tcPr>
-            <w:tcW w:type="dxa" w:w="4038"/>
-            <w:tcBorders>
-              <w:top w:val="single" w:color="CCCCCC" w:sz="1"/>
-              <w:left w:val="single" w:color="CCCCCC" w:sz="1"/>
-              <w:bottom w:val="single" w:color="CCCCCC" w:sz="1"/>
-              <w:right w:val="single" w:color="CCCCCC" w:sz="1"/>
-            </w:tcBorders>
-            <w:shd w:fill="F5F5F5" w:val="clear"/>
-            <w:tcMar>
-              <w:top w:type="dxa" w:w="80"/>
-              <w:left w:type="dxa" w:w="120"/>
-              <w:bottom w:type="dxa" w:w="80"/>
-              <w:right w:type="dxa" w:w="120"/>
-            </w:tcMar>
-          </w:tcPr>
-          <w:p>
-            <w:r>
-              <w:rPr>
-                <w:rFonts w:ascii="Arial" w:cs="Arial" w:eastAsia="Arial" w:hAnsi="Arial"/>
-                <w:color w:val="404040"/>
-                <w:sz w:val="19"/>
-                <w:szCs w:val="19"/>
-              </w:rPr>
-              <w:t xml:space="preserve">RAG-Service, MinIO</w:t>
-            </w:r>
-          </w:p>
-        </w:tc>
-      </w:tr>
-      <w:tr>
-        <w:tc>
-          <w:tcPr>
-            <w:tcW w:type="dxa" w:w="2000"/>
-            <w:tcBorders>
-              <w:top w:val="single" w:color="CCCCCC" w:sz="1"/>
-              <w:left w:val="single" w:color="CCCCCC" w:sz="1"/>
-              <w:bottom w:val="single" w:color="CCCCCC" w:sz="1"/>
-              <w:right w:val="single" w:color="CCCCCC" w:sz="1"/>
-            </w:tcBorders>
-            <w:shd w:fill="FFFFFF" w:val="clear"/>
-            <w:tcMar>
-              <w:top w:type="dxa" w:w="80"/>
-              <w:left w:type="dxa" w:w="120"/>
-              <w:bottom w:type="dxa" w:w="80"/>
-              <w:right w:type="dxa" w:w="120"/>
-            </w:tcMar>
-          </w:tcPr>
-          <w:p>
-            <w:r>
-              <w:rPr>
-                <w:rFonts w:ascii="Arial" w:cs="Arial" w:eastAsia="Arial" w:hAnsi="Arial"/>
-                <w:color w:val="404040"/>
-                <w:sz w:val="19"/>
-                <w:szCs w:val="19"/>
-              </w:rPr>
-              <w:t xml:space="preserve">Integration-Service (P03)</w:t>
-            </w:r>
-          </w:p>
-        </w:tc>
-        <w:tc>
-          <w:tcPr>
-            <w:tcW w:type="dxa" w:w="2200"/>
-            <w:tcBorders>
-              <w:top w:val="single" w:color="CCCCCC" w:sz="1"/>
-              <w:left w:val="single" w:color="CCCCCC" w:sz="1"/>
-              <w:bottom w:val="single" w:color="CCCCCC" w:sz="1"/>
-              <w:right w:val="single" w:color="CCCCCC" w:sz="1"/>
-            </w:tcBorders>
-            <w:shd w:fill="FFFFFF" w:val="clear"/>
-            <w:tcMar>
-              <w:top w:type="dxa" w:w="80"/>
-              <w:left w:type="dxa" w:w="120"/>
-              <w:bottom w:type="dxa" w:w="80"/>
-              <w:right w:type="dxa" w:w="120"/>
-            </w:tcMar>
-          </w:tcPr>
-          <w:p>
-            <w:r>
-              <w:rPr>
-                <w:rFonts w:ascii="Arial" w:cs="Arial" w:eastAsia="Arial" w:hAnsi="Arial"/>
-                <w:color w:val="404040"/>
-                <w:sz w:val="19"/>
-                <w:szCs w:val="19"/>
-              </w:rPr>
-              <w:t xml:space="preserve">NIEDRIG</w:t>
-            </w:r>
-          </w:p>
-        </w:tc>
-        <w:tc>
-          <w:tcPr>
-            <w:tcW w:type="dxa" w:w="1400"/>
-            <w:tcBorders>
-              <w:top w:val="single" w:color="CCCCCC" w:sz="1"/>
-              <w:left w:val="single" w:color="CCCCCC" w:sz="1"/>
-              <w:bottom w:val="single" w:color="CCCCCC" w:sz="1"/>
-              <w:right w:val="single" w:color="CCCCCC" w:sz="1"/>
-            </w:tcBorders>
-            <w:shd w:fill="FFFFFF" w:val="clear"/>
-            <w:tcMar>
-              <w:top w:type="dxa" w:w="80"/>
-              <w:left w:type="dxa" w:w="120"/>
-              <w:bottom w:type="dxa" w:w="80"/>
-              <w:right w:type="dxa" w:w="120"/>
-            </w:tcMar>
-          </w:tcPr>
-          <w:p>
-            <w:r>
-              <w:rPr>
-                <w:rFonts w:ascii="Arial" w:cs="Arial" w:eastAsia="Arial" w:hAnsi="Arial"/>
-                <w:color w:val="404040"/>
-                <w:sz w:val="19"/>
-                <w:szCs w:val="19"/>
-              </w:rPr>
-              <w:t xml:space="preserve">5 Tage</w:t>
-            </w:r>
-          </w:p>
-        </w:tc>
-        <w:tc>
-          <w:tcPr>
-            <w:tcW w:type="dxa" w:w="4038"/>
-            <w:tcBorders>
-              <w:top w:val="single" w:color="CCCCCC" w:sz="1"/>
-              <w:left w:val="single" w:color="CCCCCC" w:sz="1"/>
-              <w:bottom w:val="single" w:color="CCCCCC" w:sz="1"/>
-              <w:right w:val="single" w:color="CCCCCC" w:sz="1"/>
-            </w:tcBorders>
-            <w:shd w:fill="FFFFFF" w:val="clear"/>
-            <w:tcMar>
-              <w:top w:type="dxa" w:w="80"/>
-              <w:left w:type="dxa" w:w="120"/>
-              <w:bottom w:type="dxa" w:w="80"/>
-              <w:right w:type="dxa" w:w="120"/>
-            </w:tcMar>
-          </w:tcPr>
-          <w:p>
-            <w:r>
-              <w:rPr>
-                <w:rFonts w:ascii="Arial" w:cs="Arial" w:eastAsia="Arial" w:hAnsi="Arial"/>
-                <w:color w:val="404040"/>
-                <w:sz w:val="19"/>
-                <w:szCs w:val="19"/>
-              </w:rPr>
-              <w:t xml:space="preserve">Content-Service</w:t>
-            </w:r>
-          </w:p>
-        </w:tc>
-      </w:tr>
-      <w:tr>
-        <w:tc>
-          <w:tcPr>
-            <w:tcW w:type="dxa" w:w="2000"/>
-            <w:tcBorders>
-              <w:top w:val="single" w:color="CCCCCC" w:sz="1"/>
-              <w:left w:val="single" w:color="CCCCCC" w:sz="1"/>
-              <w:bottom w:val="single" w:color="CCCCCC" w:sz="1"/>
-              <w:right w:val="single" w:color="CCCCCC" w:sz="1"/>
-            </w:tcBorders>
-            <w:shd w:fill="F5F5F5" w:val="clear"/>
-            <w:tcMar>
-              <w:top w:type="dxa" w:w="80"/>
-              <w:left w:type="dxa" w:w="120"/>
-              <w:bottom w:type="dxa" w:w="80"/>
-              <w:right w:type="dxa" w:w="120"/>
-            </w:tcMar>
-          </w:tcPr>
-          <w:p>
-            <w:r>
-              <w:rPr>
-                <w:rFonts w:ascii="Arial" w:cs="Arial" w:eastAsia="Arial" w:hAnsi="Arial"/>
-                <w:color w:val="404040"/>
-                <w:sz w:val="19"/>
-                <w:szCs w:val="19"/>
-              </w:rPr>
-              <w:t xml:space="preserve">Abnahmetests TC-01..TC-08</w:t>
-            </w:r>
-          </w:p>
-        </w:tc>
-        <w:tc>
-          <w:tcPr>
-            <w:tcW w:type="dxa" w:w="2200"/>
-            <w:tcBorders>
-              <w:top w:val="single" w:color="CCCCCC" w:sz="1"/>
-              <w:left w:val="single" w:color="CCCCCC" w:sz="1"/>
-              <w:bottom w:val="single" w:color="CCCCCC" w:sz="1"/>
-              <w:right w:val="single" w:color="CCCCCC" w:sz="1"/>
-            </w:tcBorders>
-            <w:shd w:fill="F5F5F5" w:val="clear"/>
-            <w:tcMar>
-              <w:top w:type="dxa" w:w="80"/>
-              <w:left w:type="dxa" w:w="120"/>
-              <w:bottom w:type="dxa" w:w="80"/>
-              <w:right w:type="dxa" w:w="120"/>
-            </w:tcMar>
-          </w:tcPr>
-          <w:p>
-            <w:r>
-              <w:rPr>
-                <w:rFonts w:ascii="Arial" w:cs="Arial" w:eastAsia="Arial" w:hAnsi="Arial"/>
-                <w:color w:val="404040"/>
-                <w:sz w:val="19"/>
-                <w:szCs w:val="19"/>
-              </w:rPr>
-              <w:t xml:space="preserve">HOCH</w:t>
-            </w:r>
-          </w:p>
-        </w:tc>
-        <w:tc>
-          <w:tcPr>
-            <w:tcW w:type="dxa" w:w="1400"/>
-            <w:tcBorders>
-              <w:top w:val="single" w:color="CCCCCC" w:sz="1"/>
-              <w:left w:val="single" w:color="CCCCCC" w:sz="1"/>
-              <w:bottom w:val="single" w:color="CCCCCC" w:sz="1"/>
-              <w:right w:val="single" w:color="CCCCCC" w:sz="1"/>
-            </w:tcBorders>
-            <w:shd w:fill="F5F5F5" w:val="clear"/>
-            <w:tcMar>
-              <w:top w:type="dxa" w:w="80"/>
-              <w:left w:type="dxa" w:w="120"/>
-              <w:bottom w:type="dxa" w:w="80"/>
-              <w:right w:type="dxa" w:w="120"/>
-            </w:tcMar>
-          </w:tcPr>
-          <w:p>
-            <w:r>
-              <w:rPr>
-                <w:rFonts w:ascii="Arial" w:cs="Arial" w:eastAsia="Arial" w:hAnsi="Arial"/>
-                <w:color w:val="404040"/>
-                <w:sz w:val="19"/>
-                <w:szCs w:val="19"/>
-              </w:rPr>
-              <w:t xml:space="preserve">3 Tage</w:t>
-            </w:r>
-          </w:p>
-        </w:tc>
-        <w:tc>
-          <w:tcPr>
-            <w:tcW w:type="dxa" w:w="4038"/>
-            <w:tcBorders>
-              <w:top w:val="single" w:color="CCCCCC" w:sz="1"/>
-              <w:left w:val="single" w:color="CCCCCC" w:sz="1"/>
-              <w:bottom w:val="single" w:color="CCCCCC" w:sz="1"/>
-              <w:right w:val="single" w:color="CCCCCC" w:sz="1"/>
-            </w:tcBorders>
-            <w:shd w:fill="F5F5F5" w:val="clear"/>
-            <w:tcMar>
-              <w:top w:type="dxa" w:w="80"/>
-              <w:left w:type="dxa" w:w="120"/>
-              <w:bottom w:type="dxa" w:w="80"/>
-              <w:right w:type="dxa" w:w="120"/>
-            </w:tcMar>
-          </w:tcPr>
-          <w:p>
-            <w:r>
-              <w:rPr>
-                <w:rFonts w:ascii="Arial" w:cs="Arial" w:eastAsia="Arial" w:hAnsi="Arial"/>
-                <w:color w:val="404040"/>
-                <w:sz w:val="19"/>
-                <w:szCs w:val="19"/>
-              </w:rPr>
-              <w:t xml:space="preserve">Alle Services laufend</w:t>
-            </w:r>
-          </w:p>
-        </w:tc>
-      </w:tr>
-    </w:tbl>
-    <w:p>
-      <w:pPr>
-        <w:spacing w:after="60" w:before="120"/>
-      </w:pPr>
-      <w:r>
-        <w:t xml:space="preserve"/>
-      </w:r>
-    </w:p>
-    <w:p>
-      <w:pPr>
-        <w:pStyle w:val="Heading2"/>
-        <w:spacing w:after="120" w:before="280"/>
-      </w:pPr>
-      <w:r>
-        <w:rPr>
-          <w:rFonts w:ascii="Arial" w:cs="Arial" w:eastAsia="Arial" w:hAnsi="Arial"/>
-          <w:b/>
-          <w:bCs/>
-          <w:color w:val="404040"/>
-          <w:sz w:val="24"/>
-          <w:szCs w:val="24"/>
-        </w:rPr>
-        <w:t xml:space="preserve">4.1  RAG-Service — Kern-Funktionen</w:t>
-      </w:r>
-    </w:p>
-    <w:p>
-      <w:pPr>
-        <w:spacing w:after="80" w:before="80"/>
-      </w:pPr>
-      <w:r>
-        <w:rPr>
-          <w:rFonts w:ascii="Arial" w:cs="Arial" w:eastAsia="Arial" w:hAnsi="Arial"/>
-          <w:color w:val="404040"/>
-          <w:sz w:val="20"/>
-          <w:szCs w:val="20"/>
-        </w:rPr>
-        <w:t xml:space="preserve">Der RAG-Service ist der kritische Pfad. Ohne ihn funktioniert keine dokumentenbasierte KI-Antwort. Er muss folgendes leisten:</w:t>
-      </w:r>
-    </w:p>
-    <w:p>
-      <w:pPr>
-        <w:spacing w:after="0" w:before="60"/>
-      </w:pPr>
-      <w:r>
-        <w:t xml:space="preserve"/>
-      </w:r>
-    </w:p>
-    <w:p>
-      <w:pPr>
-        <w:pStyle w:val="ListParagraph"/>
-        <w:numPr>
-          <w:ilvl w:val="0"/>
-          <w:numId w:val="2"/>
-        </w:numPr>
-        <w:spacing w:after="40" w:before="40"/>
-      </w:pPr>
-      <w:r>
-        <w:rPr>
-          <w:rFonts w:ascii="Arial" w:cs="Arial" w:eastAsia="Arial" w:hAnsi="Arial"/>
-          <w:color w:val="404040"/>
-          <w:sz w:val="20"/>
-          <w:szCs w:val="20"/>
-        </w:rPr>
-        <w:t xml:space="preserve">Dokument-Upload: PDF, DOCX, XLSX, TXT → Text-Extraktion → Chunks (je ~500 Token)</w:t>
-      </w:r>
-    </w:p>
-    <w:p>
-      <w:pPr>
-        <w:pStyle w:val="ListParagraph"/>
-        <w:numPr>
-          <w:ilvl w:val="0"/>
-          <w:numId w:val="2"/>
-        </w:numPr>
-        <w:spacing w:after="40" w:before="40"/>
-      </w:pPr>
-      <w:r>
-        <w:rPr>
-          <w:rFonts w:ascii="Arial" w:cs="Arial" w:eastAsia="Arial" w:hAnsi="Arial"/>
-          <w:color w:val="404040"/>
-          <w:sz w:val="20"/>
-          <w:szCs w:val="20"/>
-        </w:rPr>
-        <w:t xml:space="preserve">Embedding: Chunks → nomic-embed-text → Vektoren in pgvector speichern</w:t>
-      </w:r>
-    </w:p>
-    <w:p>
-      <w:pPr>
-        <w:pStyle w:val="ListParagraph"/>
-        <w:numPr>
-          <w:ilvl w:val="0"/>
-          <w:numId w:val="2"/>
-        </w:numPr>
-        <w:spacing w:after="40" w:before="40"/>
-      </w:pPr>
-      <w:r>
-        <w:rPr>
-          <w:rFonts w:ascii="Arial" w:cs="Arial" w:eastAsia="Arial" w:hAnsi="Arial"/>
-          <w:color w:val="404040"/>
-          <w:sz w:val="20"/>
-          <w:szCs w:val="20"/>
-        </w:rPr>
-        <w:t xml:space="preserve">ACL-Schutz: Jedes Dokument bekommt acl_groups (z.B. {kv-vorstand, kv-pflege})</w:t>
-      </w:r>
-    </w:p>
-    <w:p>
-      <w:pPr>
-        <w:pStyle w:val="ListParagraph"/>
-        <w:numPr>
-          <w:ilvl w:val="0"/>
-          <w:numId w:val="2"/>
-        </w:numPr>
-        <w:spacing w:after="40" w:before="40"/>
-      </w:pPr>
-      <w:r>
-        <w:rPr>
-          <w:rFonts w:ascii="Arial" w:cs="Arial" w:eastAsia="Arial" w:hAnsi="Arial"/>
-          <w:color w:val="404040"/>
-          <w:sz w:val="20"/>
-          <w:szCs w:val="20"/>
-        </w:rPr>
-        <w:t xml:space="preserve">Suchanfrage: Nutzer-Embedding → pgvector-Suche NUR in freigegebenen Dokumenten</w:t>
-      </w:r>
-    </w:p>
-    <w:p>
-      <w:pPr>
-        <w:pStyle w:val="ListParagraph"/>
-        <w:numPr>
-          <w:ilvl w:val="0"/>
-          <w:numId w:val="2"/>
-        </w:numPr>
-        <w:spacing w:after="40" w:before="40"/>
-      </w:pPr>
-      <w:r>
-        <w:rPr>
-          <w:rFonts w:ascii="Arial" w:cs="Arial" w:eastAsia="Arial" w:hAnsi="Arial"/>
-          <w:color w:val="404040"/>
-          <w:sz w:val="20"/>
-          <w:szCs w:val="20"/>
-        </w:rPr>
-        <w:t xml:space="preserve">Zitierung: Antwort enthält Quellenangabe (Dokumentenname, Seitenbereich)</w:t>
-      </w:r>
-    </w:p>
-    <w:p>
-      <w:pPr>
-        <w:spacing w:after="60" w:before="80"/>
-      </w:pPr>
-      <w:r>
-        <w:t xml:space="preserve"/>
-      </w:r>
-    </w:p>
-    <w:p>
-      <w:pPr>
-        <w:pStyle w:val="Heading2"/>
-        <w:spacing w:after="120" w:before="280"/>
-      </w:pPr>
-      <w:r>
-        <w:rPr>
-          <w:rFonts w:ascii="Arial" w:cs="Arial" w:eastAsia="Arial" w:hAnsi="Arial"/>
-          <w:b/>
-          <w:bCs/>
-          <w:color w:val="404040"/>
-          <w:sz w:val="24"/>
-          <w:szCs w:val="24"/>
-        </w:rPr>
-        <w:t xml:space="preserve">4.2  Datenbankschema (bereits in infra/postgres/init/01_init.sql)</w:t>
       </w:r>
     </w:p>
     <w:tbl>
@@ -6689,7 +4874,7 @@
                 <w:sz w:val="18"/>
                 <w:szCs w:val="18"/>
               </w:rPr>
-              <w:t xml:space="preserve">-- Vektordimension: nomic-embed-text = 768 Dimensionen</w:t>
+              <w:t xml:space="preserve">python3 scripts/setup_keycloak.py</w:t>
             </w:r>
           </w:p>
           <w:p>
@@ -6703,7 +4888,7 @@
                 <w:sz w:val="18"/>
                 <w:szCs w:val="18"/>
               </w:rPr>
-              <w:t xml:space="preserve">CREATE EXTENSION IF NOT EXISTS vector;</w:t>
+              <w:t xml:space="preserve"/>
             </w:r>
           </w:p>
           <w:p>
@@ -6717,7 +4902,7 @@
                 <w:sz w:val="18"/>
                 <w:szCs w:val="18"/>
               </w:rPr>
-              <w:t xml:space="preserve"/>
+              <w:t xml:space="preserve"># Fragen:</w:t>
             </w:r>
           </w:p>
           <w:p>
@@ -6731,7 +4916,7 @@
                 <w:sz w:val="18"/>
                 <w:szCs w:val="18"/>
               </w:rPr>
-              <w:t xml:space="preserve">-- RLS aktivieren</w:t>
+              <w:t xml:space="preserve">#   1. Name des Kreisverbands (z.B. parchim)</w:t>
             </w:r>
           </w:p>
           <w:p>
@@ -6745,7 +4930,7 @@
                 <w:sz w:val="18"/>
                 <w:szCs w:val="18"/>
               </w:rPr>
-              <w:t xml:space="preserve">ALTER TABLE documents ENABLE ROW LEVEL SECURITY;</w:t>
+              <w:t xml:space="preserve">#   2. Öffentlicher Hostname für HTTPS (leer = später)</w:t>
             </w:r>
           </w:p>
           <w:p>
@@ -6759,7 +4944,7 @@
                 <w:sz w:val="18"/>
                 <w:szCs w:val="18"/>
               </w:rPr>
-              <w:t xml:space="preserve">CREATE POLICY tenant_isolation ON documents</w:t>
+              <w:t xml:space="preserve">#   3. Benutzername + Startpasswort für den ersten Mandanten-Admin</w:t>
             </w:r>
           </w:p>
           <w:p>
@@ -6773,7 +4958,7 @@
                 <w:sz w:val="18"/>
                 <w:szCs w:val="18"/>
               </w:rPr>
-              <w:t xml:space="preserve">  USING (tenant_id = current_setting('app.tenant_id')::UUID);</w:t>
+              <w:t xml:space="preserve"/>
             </w:r>
           </w:p>
           <w:p>
@@ -6787,7 +4972,7 @@
                 <w:sz w:val="18"/>
                 <w:szCs w:val="18"/>
               </w:rPr>
-              <w:t xml:space="preserve"/>
+              <w:t xml:space="preserve"># Danach Services neu laden (neues Client-Secret):</w:t>
             </w:r>
           </w:p>
           <w:p>
@@ -6801,110 +4986,129 @@
                 <w:sz w:val="18"/>
                 <w:szCs w:val="18"/>
               </w:rPr>
-              <w:t xml:space="preserve">-- ACL-gefilterte Vektorsuche</w:t>
-            </w:r>
-          </w:p>
-          <w:p>
-            <w:pPr>
-              <w:spacing w:after="20" w:before="20"/>
-            </w:pPr>
-            <w:r>
-              <w:rPr>
-                <w:rFonts w:ascii="Courier New" w:cs="Courier New" w:eastAsia="Courier New" w:hAnsi="Courier New"/>
-                <w:color w:val="D4D4D4"/>
-                <w:sz w:val="18"/>
-                <w:szCs w:val="18"/>
-              </w:rPr>
-              <w:t xml:space="preserve">SELECT dc.chunk_text, d.name, dc.page_start</w:t>
-            </w:r>
-          </w:p>
-          <w:p>
-            <w:pPr>
-              <w:spacing w:after="20" w:before="20"/>
-            </w:pPr>
-            <w:r>
-              <w:rPr>
-                <w:rFonts w:ascii="Courier New" w:cs="Courier New" w:eastAsia="Courier New" w:hAnsi="Courier New"/>
-                <w:color w:val="D4D4D4"/>
-                <w:sz w:val="18"/>
-                <w:szCs w:val="18"/>
-              </w:rPr>
-              <w:t xml:space="preserve">FROM document_chunks dc</w:t>
-            </w:r>
-          </w:p>
-          <w:p>
-            <w:pPr>
-              <w:spacing w:after="20" w:before="20"/>
-            </w:pPr>
-            <w:r>
-              <w:rPr>
-                <w:rFonts w:ascii="Courier New" w:cs="Courier New" w:eastAsia="Courier New" w:hAnsi="Courier New"/>
-                <w:color w:val="D4D4D4"/>
-                <w:sz w:val="18"/>
-                <w:szCs w:val="18"/>
-              </w:rPr>
-              <w:t xml:space="preserve">JOIN documents d ON d.id = dc.document_id</w:t>
-            </w:r>
-          </w:p>
-          <w:p>
-            <w:pPr>
-              <w:spacing w:after="20" w:before="20"/>
-            </w:pPr>
-            <w:r>
-              <w:rPr>
-                <w:rFonts w:ascii="Courier New" w:cs="Courier New" w:eastAsia="Courier New" w:hAnsi="Courier New"/>
-                <w:color w:val="D4D4D4"/>
-                <w:sz w:val="18"/>
-                <w:szCs w:val="18"/>
-              </w:rPr>
-              <w:t xml:space="preserve">WHERE dc.tenant_id = $tenant_id</w:t>
-            </w:r>
-          </w:p>
-          <w:p>
-            <w:pPr>
-              <w:spacing w:after="20" w:before="20"/>
-            </w:pPr>
-            <w:r>
-              <w:rPr>
-                <w:rFonts w:ascii="Courier New" w:cs="Courier New" w:eastAsia="Courier New" w:hAnsi="Courier New"/>
-                <w:color w:val="D4D4D4"/>
-                <w:sz w:val="18"/>
-                <w:szCs w:val="18"/>
-              </w:rPr>
-              <w:t xml:space="preserve">  AND dc.acl_groups &amp;&amp; $user_roles    -- &amp;&amp; = Array-Überschneidung</w:t>
-            </w:r>
-          </w:p>
-          <w:p>
-            <w:pPr>
-              <w:spacing w:after="20" w:before="20"/>
-            </w:pPr>
-            <w:r>
-              <w:rPr>
-                <w:rFonts w:ascii="Courier New" w:cs="Courier New" w:eastAsia="Courier New" w:hAnsi="Courier New"/>
-                <w:color w:val="D4D4D4"/>
-                <w:sz w:val="18"/>
-                <w:szCs w:val="18"/>
-              </w:rPr>
-              <w:t xml:space="preserve">ORDER BY dc.embedding &lt;=&gt; $query_vector</w:t>
-            </w:r>
-          </w:p>
-          <w:p>
-            <w:pPr>
-              <w:spacing w:after="20" w:before="20"/>
-            </w:pPr>
-            <w:r>
-              <w:rPr>
-                <w:rFonts w:ascii="Courier New" w:cs="Courier New" w:eastAsia="Courier New" w:hAnsi="Courier New"/>
-                <w:color w:val="D4D4D4"/>
-                <w:sz w:val="18"/>
-                <w:szCs w:val="18"/>
-              </w:rPr>
-              <w:t xml:space="preserve">LIMIT 5;</w:t>
+              <w:t xml:space="preserve">docker compose up -d</w:t>
             </w:r>
           </w:p>
         </w:tc>
       </w:tr>
     </w:tbl>
+    <w:p>
+      <w:pPr>
+        <w:spacing w:after="60" w:before="80"/>
+      </w:pPr>
+      <w:r>
+        <w:t xml:space="preserve"/>
+      </w:r>
+    </w:p>
+    <w:p>
+      <w:pPr>
+        <w:spacing w:after="80" w:before="80"/>
+      </w:pPr>
+      <w:r>
+        <w:rPr>
+          <w:rFonts w:ascii="Arial" w:cs="Arial" w:eastAsia="Arial" w:hAnsi="Arial"/>
+          <w:color w:val="404040"/>
+          <w:sz w:val="20"/>
+          <w:szCs w:val="20"/>
+        </w:rPr>
+        <w:t xml:space="preserve">Was der Wizard automatisch erledigt:</w:t>
+      </w:r>
+    </w:p>
+    <w:p>
+      <w:pPr>
+        <w:pStyle w:val="ListParagraph"/>
+        <w:numPr>
+          <w:ilvl w:val="0"/>
+          <w:numId w:val="2"/>
+        </w:numPr>
+        <w:spacing w:after="40" w:before="40"/>
+      </w:pPr>
+      <w:r>
+        <w:rPr>
+          <w:rFonts w:ascii="Arial" w:cs="Arial" w:eastAsia="Arial" w:hAnsi="Arial"/>
+          <w:color w:val="404040"/>
+          <w:sz w:val="20"/>
+          <w:szCs w:val="20"/>
+        </w:rPr>
+        <w:t xml:space="preserve">Neues Client-Secret generieren und direkt in die .env schreiben</w:t>
+      </w:r>
+    </w:p>
+    <w:p>
+      <w:pPr>
+        <w:pStyle w:val="ListParagraph"/>
+        <w:numPr>
+          <w:ilvl w:val="0"/>
+          <w:numId w:val="2"/>
+        </w:numPr>
+        <w:spacing w:after="40" w:before="40"/>
+      </w:pPr>
+      <w:r>
+        <w:rPr>
+          <w:rFonts w:ascii="Arial" w:cs="Arial" w:eastAsia="Arial" w:hAnsi="Arial"/>
+          <w:color w:val="404040"/>
+          <w:sz w:val="20"/>
+          <w:szCs w:val="20"/>
+        </w:rPr>
+        <w:t xml:space="preserve">tenant_id-Mapper auf den echten KV-Namen setzen (beide Clients)</w:t>
+      </w:r>
+    </w:p>
+    <w:p>
+      <w:pPr>
+        <w:pStyle w:val="ListParagraph"/>
+        <w:numPr>
+          <w:ilvl w:val="0"/>
+          <w:numId w:val="2"/>
+        </w:numPr>
+        <w:spacing w:after="40" w:before="40"/>
+      </w:pPr>
+      <w:r>
+        <w:rPr>
+          <w:rFonts w:ascii="Arial" w:cs="Arial" w:eastAsia="Arial" w:hAnsi="Arial"/>
+          <w:color w:val="404040"/>
+          <w:sz w:val="20"/>
+          <w:szCs w:val="20"/>
+        </w:rPr>
+        <w:t xml:space="preserve">Service-Account-Rollen zuweisen — schaltet die Nutzerverwaltung im Verwaltungs-UI frei</w:t>
+      </w:r>
+    </w:p>
+    <w:p>
+      <w:pPr>
+        <w:pStyle w:val="ListParagraph"/>
+        <w:numPr>
+          <w:ilvl w:val="0"/>
+          <w:numId w:val="2"/>
+        </w:numPr>
+        <w:spacing w:after="40" w:before="40"/>
+      </w:pPr>
+      <w:r>
+        <w:rPr>
+          <w:rFonts w:ascii="Arial" w:cs="Arial" w:eastAsia="Arial" w:hAnsi="Arial"/>
+          <w:color w:val="404040"/>
+          <w:sz w:val="20"/>
+          <w:szCs w:val="20"/>
+        </w:rPr>
+        <w:t xml:space="preserve">HTTPS-Redirect-URIs eintragen (falls Hostname angegeben)</w:t>
+      </w:r>
+    </w:p>
+    <w:p>
+      <w:pPr>
+        <w:pStyle w:val="ListParagraph"/>
+        <w:numPr>
+          <w:ilvl w:val="0"/>
+          <w:numId w:val="2"/>
+        </w:numPr>
+        <w:spacing w:after="40" w:before="40"/>
+      </w:pPr>
+      <w:r>
+        <w:rPr>
+          <w:rFonts w:ascii="Arial" w:cs="Arial" w:eastAsia="Arial" w:hAnsi="Arial"/>
+          <w:color w:val="404040"/>
+          <w:sz w:val="20"/>
+          <w:szCs w:val="20"/>
+        </w:rPr>
+        <w:t xml:space="preserve">Ersten Mandanten-Admin anlegen (Rolle kv-admin, Passwortänderung beim ersten Login)</w:t>
+      </w:r>
+    </w:p>
     <w:p>
       <w:pPr>
         <w:spacing w:after="60" w:before="80"/>
@@ -6927,7 +5131,7 @@
           <w:sz w:val="24"/>
           <w:szCs w:val="24"/>
         </w:rPr>
-        <w:t xml:space="preserve">4.3  Was bereits im Repo steht</w:t>
+        <w:t xml:space="preserve">4.1  Rollen des Systems (§4 Lastenheft)</w:t>
       </w:r>
     </w:p>
     <w:tbl>
@@ -6943,9 +5147,8 @@
         </w:tblBorders>
       </w:tblPr>
       <w:tblGrid>
-        <w:gridCol w:w="3200"/>
-        <w:gridCol w:w="1400"/>
-        <w:gridCol w:w="5038"/>
+        <w:gridCol w:w="2600"/>
+        <w:gridCol w:w="7038"/>
       </w:tblGrid>
       <w:tr>
         <w:trPr>
@@ -6953,7 +5156,7 @@
         </w:trPr>
         <w:tc>
           <w:tcPr>
-            <w:tcW w:type="dxa" w:w="3200"/>
+            <w:tcW w:type="dxa" w:w="2600"/>
             <w:tcBorders>
               <w:top w:val="single" w:color="CCCCCC" w:sz="1"/>
               <w:left w:val="single" w:color="CCCCCC" w:sz="1"/>
@@ -6978,13 +5181,13 @@
                 <w:sz w:val="19"/>
                 <w:szCs w:val="19"/>
               </w:rPr>
-              <w:t xml:space="preserve">Datei/Verzeichnis</w:t>
-            </w:r>
-          </w:p>
-        </w:tc>
-        <w:tc>
-          <w:tcPr>
-            <w:tcW w:type="dxa" w:w="1400"/>
+              <w:t xml:space="preserve">Rolle</w:t>
+            </w:r>
+          </w:p>
+        </w:tc>
+        <w:tc>
+          <w:tcPr>
+            <w:tcW w:type="dxa" w:w="7038"/>
             <w:tcBorders>
               <w:top w:val="single" w:color="CCCCCC" w:sz="1"/>
               <w:left w:val="single" w:color="CCCCCC" w:sz="1"/>
@@ -7009,839 +5212,554 @@
                 <w:sz w:val="19"/>
                 <w:szCs w:val="19"/>
               </w:rPr>
-              <w:t xml:space="preserve">Status</w:t>
-            </w:r>
-          </w:p>
-        </w:tc>
-        <w:tc>
-          <w:tcPr>
-            <w:tcW w:type="dxa" w:w="5038"/>
-            <w:tcBorders>
-              <w:top w:val="single" w:color="CCCCCC" w:sz="1"/>
-              <w:left w:val="single" w:color="CCCCCC" w:sz="1"/>
-              <w:bottom w:val="single" w:color="CCCCCC" w:sz="1"/>
-              <w:right w:val="single" w:color="CCCCCC" w:sz="1"/>
-            </w:tcBorders>
-            <w:shd w:fill="CC0000" w:val="clear"/>
-            <w:tcMar>
-              <w:top w:type="dxa" w:w="80"/>
-              <w:left w:type="dxa" w:w="120"/>
-              <w:bottom w:type="dxa" w:w="80"/>
-              <w:right w:type="dxa" w:w="120"/>
-            </w:tcMar>
-          </w:tcPr>
-          <w:p>
+              <w:t xml:space="preserve">Bedeutung</w:t>
+            </w:r>
+          </w:p>
+        </w:tc>
+      </w:tr>
+      <w:tr>
+        <w:tc>
+          <w:tcPr>
+            <w:tcW w:type="dxa" w:w="2600"/>
+            <w:tcBorders>
+              <w:top w:val="single" w:color="CCCCCC" w:sz="1"/>
+              <w:left w:val="single" w:color="CCCCCC" w:sz="1"/>
+              <w:bottom w:val="single" w:color="CCCCCC" w:sz="1"/>
+              <w:right w:val="single" w:color="CCCCCC" w:sz="1"/>
+            </w:tcBorders>
+            <w:shd w:fill="FFFFFF" w:val="clear"/>
+            <w:tcMar>
+              <w:top w:type="dxa" w:w="80"/>
+              <w:left w:type="dxa" w:w="120"/>
+              <w:bottom w:type="dxa" w:w="80"/>
+              <w:right w:type="dxa" w:w="120"/>
+            </w:tcMar>
+          </w:tcPr>
+          <w:p>
+            <w:r>
+              <w:rPr>
+                <w:rFonts w:ascii="Arial" w:cs="Arial" w:eastAsia="Arial" w:hAnsi="Arial"/>
+                <w:color w:val="404040"/>
+                <w:sz w:val="19"/>
+                <w:szCs w:val="19"/>
+              </w:rPr>
+              <w:t xml:space="preserve">kv-admin</w:t>
+            </w:r>
+          </w:p>
+        </w:tc>
+        <w:tc>
+          <w:tcPr>
+            <w:tcW w:type="dxa" w:w="7038"/>
+            <w:tcBorders>
+              <w:top w:val="single" w:color="CCCCCC" w:sz="1"/>
+              <w:left w:val="single" w:color="CCCCCC" w:sz="1"/>
+              <w:bottom w:val="single" w:color="CCCCCC" w:sz="1"/>
+              <w:right w:val="single" w:color="CCCCCC" w:sz="1"/>
+            </w:tcBorders>
+            <w:shd w:fill="FFFFFF" w:val="clear"/>
+            <w:tcMar>
+              <w:top w:type="dxa" w:w="80"/>
+              <w:left w:type="dxa" w:w="120"/>
+              <w:bottom w:type="dxa" w:w="80"/>
+              <w:right w:type="dxa" w:w="120"/>
+            </w:tcMar>
+          </w:tcPr>
+          <w:p>
+            <w:r>
+              <w:rPr>
+                <w:rFonts w:ascii="Arial" w:cs="Arial" w:eastAsia="Arial" w:hAnsi="Arial"/>
+                <w:color w:val="404040"/>
+                <w:sz w:val="19"/>
+                <w:szCs w:val="19"/>
+              </w:rPr>
+              <w:t xml:space="preserve">Mandanten-Administrator: Nutzer, Dokumente, Freigaben, Einstellungen</w:t>
+            </w:r>
+          </w:p>
+        </w:tc>
+      </w:tr>
+      <w:tr>
+        <w:tc>
+          <w:tcPr>
+            <w:tcW w:type="dxa" w:w="2600"/>
+            <w:tcBorders>
+              <w:top w:val="single" w:color="CCCCCC" w:sz="1"/>
+              <w:left w:val="single" w:color="CCCCCC" w:sz="1"/>
+              <w:bottom w:val="single" w:color="CCCCCC" w:sz="1"/>
+              <w:right w:val="single" w:color="CCCCCC" w:sz="1"/>
+            </w:tcBorders>
+            <w:shd w:fill="F5F5F5" w:val="clear"/>
+            <w:tcMar>
+              <w:top w:type="dxa" w:w="80"/>
+              <w:left w:type="dxa" w:w="120"/>
+              <w:bottom w:type="dxa" w:w="80"/>
+              <w:right w:type="dxa" w:w="120"/>
+            </w:tcMar>
+          </w:tcPr>
+          <w:p>
+            <w:r>
+              <w:rPr>
+                <w:rFonts w:ascii="Arial" w:cs="Arial" w:eastAsia="Arial" w:hAnsi="Arial"/>
+                <w:color w:val="404040"/>
+                <w:sz w:val="19"/>
+                <w:szCs w:val="19"/>
+              </w:rPr>
+              <w:t xml:space="preserve">kv-vorstand</w:t>
+            </w:r>
+          </w:p>
+        </w:tc>
+        <w:tc>
+          <w:tcPr>
+            <w:tcW w:type="dxa" w:w="7038"/>
+            <w:tcBorders>
+              <w:top w:val="single" w:color="CCCCCC" w:sz="1"/>
+              <w:left w:val="single" w:color="CCCCCC" w:sz="1"/>
+              <w:bottom w:val="single" w:color="CCCCCC" w:sz="1"/>
+              <w:right w:val="single" w:color="CCCCCC" w:sz="1"/>
+            </w:tcBorders>
+            <w:shd w:fill="F5F5F5" w:val="clear"/>
+            <w:tcMar>
+              <w:top w:type="dxa" w:w="80"/>
+              <w:left w:type="dxa" w:w="120"/>
+              <w:bottom w:type="dxa" w:w="80"/>
+              <w:right w:type="dxa" w:w="120"/>
+            </w:tcMar>
+          </w:tcPr>
+          <w:p>
+            <w:r>
+              <w:rPr>
+                <w:rFonts w:ascii="Arial" w:cs="Arial" w:eastAsia="Arial" w:hAnsi="Arial"/>
+                <w:color w:val="404040"/>
+                <w:sz w:val="19"/>
+                <w:szCs w:val="19"/>
+              </w:rPr>
+              <w:t xml:space="preserve">ACL-Gruppe: Zugriff auf Vorstands-Dokumente</w:t>
+            </w:r>
+          </w:p>
+        </w:tc>
+      </w:tr>
+      <w:tr>
+        <w:tc>
+          <w:tcPr>
+            <w:tcW w:type="dxa" w:w="2600"/>
+            <w:tcBorders>
+              <w:top w:val="single" w:color="CCCCCC" w:sz="1"/>
+              <w:left w:val="single" w:color="CCCCCC" w:sz="1"/>
+              <w:bottom w:val="single" w:color="CCCCCC" w:sz="1"/>
+              <w:right w:val="single" w:color="CCCCCC" w:sz="1"/>
+            </w:tcBorders>
+            <w:shd w:fill="FFFFFF" w:val="clear"/>
+            <w:tcMar>
+              <w:top w:type="dxa" w:w="80"/>
+              <w:left w:type="dxa" w:w="120"/>
+              <w:bottom w:type="dxa" w:w="80"/>
+              <w:right w:type="dxa" w:w="120"/>
+            </w:tcMar>
+          </w:tcPr>
+          <w:p>
+            <w:r>
+              <w:rPr>
+                <w:rFonts w:ascii="Arial" w:cs="Arial" w:eastAsia="Arial" w:hAnsi="Arial"/>
+                <w:color w:val="404040"/>
+                <w:sz w:val="19"/>
+                <w:szCs w:val="19"/>
+              </w:rPr>
+              <w:t xml:space="preserve">kv-pflege</w:t>
+            </w:r>
+          </w:p>
+        </w:tc>
+        <w:tc>
+          <w:tcPr>
+            <w:tcW w:type="dxa" w:w="7038"/>
+            <w:tcBorders>
+              <w:top w:val="single" w:color="CCCCCC" w:sz="1"/>
+              <w:left w:val="single" w:color="CCCCCC" w:sz="1"/>
+              <w:bottom w:val="single" w:color="CCCCCC" w:sz="1"/>
+              <w:right w:val="single" w:color="CCCCCC" w:sz="1"/>
+            </w:tcBorders>
+            <w:shd w:fill="FFFFFF" w:val="clear"/>
+            <w:tcMar>
+              <w:top w:type="dxa" w:w="80"/>
+              <w:left w:type="dxa" w:w="120"/>
+              <w:bottom w:type="dxa" w:w="80"/>
+              <w:right w:type="dxa" w:w="120"/>
+            </w:tcMar>
+          </w:tcPr>
+          <w:p>
+            <w:r>
+              <w:rPr>
+                <w:rFonts w:ascii="Arial" w:cs="Arial" w:eastAsia="Arial" w:hAnsi="Arial"/>
+                <w:color w:val="404040"/>
+                <w:sz w:val="19"/>
+                <w:szCs w:val="19"/>
+              </w:rPr>
+              <w:t xml:space="preserve">ACL-Gruppe: Fachbereich Pflege</w:t>
+            </w:r>
+          </w:p>
+        </w:tc>
+      </w:tr>
+      <w:tr>
+        <w:tc>
+          <w:tcPr>
+            <w:tcW w:type="dxa" w:w="2600"/>
+            <w:tcBorders>
+              <w:top w:val="single" w:color="CCCCCC" w:sz="1"/>
+              <w:left w:val="single" w:color="CCCCCC" w:sz="1"/>
+              <w:bottom w:val="single" w:color="CCCCCC" w:sz="1"/>
+              <w:right w:val="single" w:color="CCCCCC" w:sz="1"/>
+            </w:tcBorders>
+            <w:shd w:fill="F5F5F5" w:val="clear"/>
+            <w:tcMar>
+              <w:top w:type="dxa" w:w="80"/>
+              <w:left w:type="dxa" w:w="120"/>
+              <w:bottom w:type="dxa" w:w="80"/>
+              <w:right w:type="dxa" w:w="120"/>
+            </w:tcMar>
+          </w:tcPr>
+          <w:p>
+            <w:r>
+              <w:rPr>
+                <w:rFonts w:ascii="Arial" w:cs="Arial" w:eastAsia="Arial" w:hAnsi="Arial"/>
+                <w:color w:val="404040"/>
+                <w:sz w:val="19"/>
+                <w:szCs w:val="19"/>
+              </w:rPr>
+              <w:t xml:space="preserve">kv-rettungsdienst</w:t>
+            </w:r>
+          </w:p>
+        </w:tc>
+        <w:tc>
+          <w:tcPr>
+            <w:tcW w:type="dxa" w:w="7038"/>
+            <w:tcBorders>
+              <w:top w:val="single" w:color="CCCCCC" w:sz="1"/>
+              <w:left w:val="single" w:color="CCCCCC" w:sz="1"/>
+              <w:bottom w:val="single" w:color="CCCCCC" w:sz="1"/>
+              <w:right w:val="single" w:color="CCCCCC" w:sz="1"/>
+            </w:tcBorders>
+            <w:shd w:fill="F5F5F5" w:val="clear"/>
+            <w:tcMar>
+              <w:top w:type="dxa" w:w="80"/>
+              <w:left w:type="dxa" w:w="120"/>
+              <w:bottom w:type="dxa" w:w="80"/>
+              <w:right w:type="dxa" w:w="120"/>
+            </w:tcMar>
+          </w:tcPr>
+          <w:p>
+            <w:r>
+              <w:rPr>
+                <w:rFonts w:ascii="Arial" w:cs="Arial" w:eastAsia="Arial" w:hAnsi="Arial"/>
+                <w:color w:val="404040"/>
+                <w:sz w:val="19"/>
+                <w:szCs w:val="19"/>
+              </w:rPr>
+              <w:t xml:space="preserve">ACL-Gruppe: Bereichsleitung Rettungsdienst</w:t>
+            </w:r>
+          </w:p>
+        </w:tc>
+      </w:tr>
+      <w:tr>
+        <w:tc>
+          <w:tcPr>
+            <w:tcW w:type="dxa" w:w="2600"/>
+            <w:tcBorders>
+              <w:top w:val="single" w:color="CCCCCC" w:sz="1"/>
+              <w:left w:val="single" w:color="CCCCCC" w:sz="1"/>
+              <w:bottom w:val="single" w:color="CCCCCC" w:sz="1"/>
+              <w:right w:val="single" w:color="CCCCCC" w:sz="1"/>
+            </w:tcBorders>
+            <w:shd w:fill="FFFFFF" w:val="clear"/>
+            <w:tcMar>
+              <w:top w:type="dxa" w:w="80"/>
+              <w:left w:type="dxa" w:w="120"/>
+              <w:bottom w:type="dxa" w:w="80"/>
+              <w:right w:type="dxa" w:w="120"/>
+            </w:tcMar>
+          </w:tcPr>
+          <w:p>
+            <w:r>
+              <w:rPr>
+                <w:rFonts w:ascii="Arial" w:cs="Arial" w:eastAsia="Arial" w:hAnsi="Arial"/>
+                <w:color w:val="404040"/>
+                <w:sz w:val="19"/>
+                <w:szCs w:val="19"/>
+              </w:rPr>
+              <w:t xml:space="preserve">kv-alle</w:t>
+            </w:r>
+          </w:p>
+        </w:tc>
+        <w:tc>
+          <w:tcPr>
+            <w:tcW w:type="dxa" w:w="7038"/>
+            <w:tcBorders>
+              <w:top w:val="single" w:color="CCCCCC" w:sz="1"/>
+              <w:left w:val="single" w:color="CCCCCC" w:sz="1"/>
+              <w:bottom w:val="single" w:color="CCCCCC" w:sz="1"/>
+              <w:right w:val="single" w:color="CCCCCC" w:sz="1"/>
+            </w:tcBorders>
+            <w:shd w:fill="FFFFFF" w:val="clear"/>
+            <w:tcMar>
+              <w:top w:type="dxa" w:w="80"/>
+              <w:left w:type="dxa" w:w="120"/>
+              <w:bottom w:type="dxa" w:w="80"/>
+              <w:right w:type="dxa" w:w="120"/>
+            </w:tcMar>
+          </w:tcPr>
+          <w:p>
+            <w:r>
+              <w:rPr>
+                <w:rFonts w:ascii="Arial" w:cs="Arial" w:eastAsia="Arial" w:hAnsi="Arial"/>
+                <w:color w:val="404040"/>
+                <w:sz w:val="19"/>
+                <w:szCs w:val="19"/>
+              </w:rPr>
+              <w:t xml:space="preserve">ACL-Gruppe: für alle Mitarbeitenden (Standard)</w:t>
+            </w:r>
+          </w:p>
+        </w:tc>
+      </w:tr>
+      <w:tr>
+        <w:tc>
+          <w:tcPr>
+            <w:tcW w:type="dxa" w:w="2600"/>
+            <w:tcBorders>
+              <w:top w:val="single" w:color="CCCCCC" w:sz="1"/>
+              <w:left w:val="single" w:color="CCCCCC" w:sz="1"/>
+              <w:bottom w:val="single" w:color="CCCCCC" w:sz="1"/>
+              <w:right w:val="single" w:color="CCCCCC" w:sz="1"/>
+            </w:tcBorders>
+            <w:shd w:fill="F5F5F5" w:val="clear"/>
+            <w:tcMar>
+              <w:top w:type="dxa" w:w="80"/>
+              <w:left w:type="dxa" w:w="120"/>
+              <w:bottom w:type="dxa" w:w="80"/>
+              <w:right w:type="dxa" w:w="120"/>
+            </w:tcMar>
+          </w:tcPr>
+          <w:p>
+            <w:r>
+              <w:rPr>
+                <w:rFonts w:ascii="Arial" w:cs="Arial" w:eastAsia="Arial" w:hAnsi="Arial"/>
+                <w:color w:val="404040"/>
+                <w:sz w:val="19"/>
+                <w:szCs w:val="19"/>
+              </w:rPr>
+              <w:t xml:space="preserve">content-editor</w:t>
+            </w:r>
+          </w:p>
+        </w:tc>
+        <w:tc>
+          <w:tcPr>
+            <w:tcW w:type="dxa" w:w="7038"/>
+            <w:tcBorders>
+              <w:top w:val="single" w:color="CCCCCC" w:sz="1"/>
+              <w:left w:val="single" w:color="CCCCCC" w:sz="1"/>
+              <w:bottom w:val="single" w:color="CCCCCC" w:sz="1"/>
+              <w:right w:val="single" w:color="CCCCCC" w:sz="1"/>
+            </w:tcBorders>
+            <w:shd w:fill="F5F5F5" w:val="clear"/>
+            <w:tcMar>
+              <w:top w:type="dxa" w:w="80"/>
+              <w:left w:type="dxa" w:w="120"/>
+              <w:bottom w:type="dxa" w:w="80"/>
+              <w:right w:type="dxa" w:w="120"/>
+            </w:tcMar>
+          </w:tcPr>
+          <w:p>
+            <w:r>
+              <w:rPr>
+                <w:rFonts w:ascii="Arial" w:cs="Arial" w:eastAsia="Arial" w:hAnsi="Arial"/>
+                <w:color w:val="404040"/>
+                <w:sz w:val="19"/>
+                <w:szCs w:val="19"/>
+              </w:rPr>
+              <w:t xml:space="preserve">Social Media: darf Entwürfe erstellen und bearbeiten</w:t>
+            </w:r>
+          </w:p>
+        </w:tc>
+      </w:tr>
+      <w:tr>
+        <w:tc>
+          <w:tcPr>
+            <w:tcW w:type="dxa" w:w="2600"/>
+            <w:tcBorders>
+              <w:top w:val="single" w:color="CCCCCC" w:sz="1"/>
+              <w:left w:val="single" w:color="CCCCCC" w:sz="1"/>
+              <w:bottom w:val="single" w:color="CCCCCC" w:sz="1"/>
+              <w:right w:val="single" w:color="CCCCCC" w:sz="1"/>
+            </w:tcBorders>
+            <w:shd w:fill="FFFFFF" w:val="clear"/>
+            <w:tcMar>
+              <w:top w:type="dxa" w:w="80"/>
+              <w:left w:type="dxa" w:w="120"/>
+              <w:bottom w:type="dxa" w:w="80"/>
+              <w:right w:type="dxa" w:w="120"/>
+            </w:tcMar>
+          </w:tcPr>
+          <w:p>
+            <w:r>
+              <w:rPr>
+                <w:rFonts w:ascii="Arial" w:cs="Arial" w:eastAsia="Arial" w:hAnsi="Arial"/>
+                <w:color w:val="404040"/>
+                <w:sz w:val="19"/>
+                <w:szCs w:val="19"/>
+              </w:rPr>
+              <w:t xml:space="preserve">content-approver</w:t>
+            </w:r>
+          </w:p>
+        </w:tc>
+        <w:tc>
+          <w:tcPr>
+            <w:tcW w:type="dxa" w:w="7038"/>
+            <w:tcBorders>
+              <w:top w:val="single" w:color="CCCCCC" w:sz="1"/>
+              <w:left w:val="single" w:color="CCCCCC" w:sz="1"/>
+              <w:bottom w:val="single" w:color="CCCCCC" w:sz="1"/>
+              <w:right w:val="single" w:color="CCCCCC" w:sz="1"/>
+            </w:tcBorders>
+            <w:shd w:fill="FFFFFF" w:val="clear"/>
+            <w:tcMar>
+              <w:top w:type="dxa" w:w="80"/>
+              <w:left w:type="dxa" w:w="120"/>
+              <w:bottom w:type="dxa" w:w="80"/>
+              <w:right w:type="dxa" w:w="120"/>
+            </w:tcMar>
+          </w:tcPr>
+          <w:p>
+            <w:r>
+              <w:rPr>
+                <w:rFonts w:ascii="Arial" w:cs="Arial" w:eastAsia="Arial" w:hAnsi="Arial"/>
+                <w:color w:val="404040"/>
+                <w:sz w:val="19"/>
+                <w:szCs w:val="19"/>
+              </w:rPr>
+              <w:t xml:space="preserve">Social Media: darf freigeben/ablehnen (nicht eigene Entwürfe)</w:t>
+            </w:r>
+          </w:p>
+        </w:tc>
+      </w:tr>
+    </w:tbl>
+    <w:p>
+      <w:pPr>
+        <w:spacing w:after="60" w:before="120"/>
+      </w:pPr>
+      <w:r>
+        <w:t xml:space="preserve"/>
+      </w:r>
+    </w:p>
+    <w:p>
+      <w:pPr>
+        <w:pStyle w:val="Heading2"/>
+        <w:spacing w:after="120" w:before="280"/>
+      </w:pPr>
+      <w:r>
+        <w:rPr>
+          <w:rFonts w:ascii="Arial" w:cs="Arial" w:eastAsia="Arial" w:hAnsi="Arial"/>
+          <w:b/>
+          <w:bCs/>
+          <w:color w:val="404040"/>
+          <w:sz w:val="24"/>
+          <w:szCs w:val="24"/>
+        </w:rPr>
+        <w:t xml:space="preserve">4.2  Optional: Active-Directory-Anbindung</w:t>
+      </w:r>
+    </w:p>
+    <w:p>
+      <w:pPr>
+        <w:spacing w:after="80" w:before="80"/>
+      </w:pPr>
+      <w:r>
+        <w:rPr>
+          <w:rFonts w:ascii="Arial" w:cs="Arial" w:eastAsia="Arial" w:hAnsi="Arial"/>
+          <w:color w:val="404040"/>
+          <w:sz w:val="20"/>
+          <w:szCs w:val="20"/>
+        </w:rPr>
+        <w:t xml:space="preserve">Die Nutzerverwaltung funktioniert mit und ohne AD. Bei aktiver Anbindung (Keycloak User Federation, READ_ONLY, LDAPS) melden sich Mitarbeitende mit ihrem Windows-Passwort an; Konto und Passwort werden im AD gepflegt, die Rollenvergabe bleibt immer im Verwaltungs-UI. Details: docs/runbooks/ldap-ad-anbindung.md.</w:t>
+      </w:r>
+    </w:p>
+    <w:p>
+      <w:pPr>
+        <w:spacing w:after="40" w:before="60"/>
+      </w:pPr>
+      <w:r>
+        <w:t xml:space="preserve"/>
+      </w:r>
+    </w:p>
+    <w:tbl>
+      <w:tblPr>
+        <w:tblW w:type="dxa" w:w="9638"/>
+        <w:tblBorders>
+          <w:top w:val="single" w:color="auto" w:sz="4"/>
+          <w:left w:val="single" w:color="auto" w:sz="4"/>
+          <w:bottom w:val="single" w:color="auto" w:sz="4"/>
+          <w:right w:val="single" w:color="auto" w:sz="4"/>
+          <w:insideH w:val="single" w:color="auto" w:sz="4"/>
+          <w:insideV w:val="single" w:color="auto" w:sz="4"/>
+        </w:tblBorders>
+      </w:tblPr>
+      <w:tblGrid>
+        <w:gridCol w:w="9638"/>
+      </w:tblGrid>
+      <w:tr>
+        <w:tc>
+          <w:tcPr>
+            <w:tcW w:type="dxa" w:w="9638"/>
+            <w:tcBorders>
+              <w:top w:val="single" w:color="1A4F8A" w:sz="1"/>
+              <w:left w:val="single" w:color="1A4F8A" w:sz="12"/>
+              <w:bottom w:val="single" w:color="1A4F8A" w:sz="1"/>
+              <w:right w:val="single" w:color="1A4F8A" w:sz="1"/>
+            </w:tcBorders>
+            <w:shd w:fill="EBF2FA" w:val="clear"/>
+            <w:tcMar>
+              <w:top w:type="dxa" w:w="120"/>
+              <w:left w:type="dxa" w:w="200"/>
+              <w:bottom w:type="dxa" w:w="120"/>
+              <w:right w:type="dxa" w:w="200"/>
+            </w:tcMar>
+          </w:tcPr>
+          <w:p>
+            <w:pPr>
+              <w:spacing w:after="60" w:before="60"/>
+            </w:pPr>
             <w:r>
               <w:rPr>
                 <w:rFonts w:ascii="Arial" w:cs="Arial" w:eastAsia="Arial" w:hAnsi="Arial"/>
                 <w:b/>
                 <w:bCs/>
-                <w:color w:val="FFFFFF"/>
-                <w:sz w:val="19"/>
-                <w:szCs w:val="19"/>
-              </w:rPr>
-              <w:t xml:space="preserve">Beschreibung</w:t>
-            </w:r>
-          </w:p>
-        </w:tc>
-      </w:tr>
-      <w:tr>
-        <w:tc>
-          <w:tcPr>
-            <w:tcW w:type="dxa" w:w="3200"/>
-            <w:tcBorders>
-              <w:top w:val="single" w:color="CCCCCC" w:sz="1"/>
-              <w:left w:val="single" w:color="CCCCCC" w:sz="1"/>
-              <w:bottom w:val="single" w:color="CCCCCC" w:sz="1"/>
-              <w:right w:val="single" w:color="CCCCCC" w:sz="1"/>
-            </w:tcBorders>
-            <w:shd w:fill="FFFFFF" w:val="clear"/>
-            <w:tcMar>
-              <w:top w:type="dxa" w:w="80"/>
-              <w:left w:type="dxa" w:w="120"/>
-              <w:bottom w:type="dxa" w:w="80"/>
-              <w:right w:type="dxa" w:w="120"/>
-            </w:tcMar>
-          </w:tcPr>
-          <w:p>
-            <w:r>
-              <w:rPr>
-                <w:rFonts w:ascii="Arial" w:cs="Arial" w:eastAsia="Arial" w:hAnsi="Arial"/>
-                <w:color w:val="404040"/>
-                <w:sz w:val="19"/>
-                <w:szCs w:val="19"/>
-              </w:rPr>
-              <w:t xml:space="preserve">services/api-gateway/</w:t>
-            </w:r>
-          </w:p>
-        </w:tc>
-        <w:tc>
-          <w:tcPr>
-            <w:tcW w:type="dxa" w:w="1400"/>
-            <w:tcBorders>
-              <w:top w:val="single" w:color="CCCCCC" w:sz="1"/>
-              <w:left w:val="single" w:color="CCCCCC" w:sz="1"/>
-              <w:bottom w:val="single" w:color="CCCCCC" w:sz="1"/>
-              <w:right w:val="single" w:color="CCCCCC" w:sz="1"/>
-            </w:tcBorders>
-            <w:shd w:fill="FFFFFF" w:val="clear"/>
-            <w:tcMar>
-              <w:top w:type="dxa" w:w="80"/>
-              <w:left w:type="dxa" w:w="120"/>
-              <w:bottom w:type="dxa" w:w="80"/>
-              <w:right w:type="dxa" w:w="120"/>
-            </w:tcMar>
-          </w:tcPr>
-          <w:p>
-            <w:r>
-              <w:rPr>
-                <w:rFonts w:ascii="Arial" w:cs="Arial" w:eastAsia="Arial" w:hAnsi="Arial"/>
-                <w:color w:val="404040"/>
-                <w:sz w:val="19"/>
-                <w:szCs w:val="19"/>
-              </w:rPr>
-              <w:t xml:space="preserve">Vorhanden</w:t>
-            </w:r>
-          </w:p>
-        </w:tc>
-        <w:tc>
-          <w:tcPr>
-            <w:tcW w:type="dxa" w:w="5038"/>
-            <w:tcBorders>
-              <w:top w:val="single" w:color="CCCCCC" w:sz="1"/>
-              <w:left w:val="single" w:color="CCCCCC" w:sz="1"/>
-              <w:bottom w:val="single" w:color="CCCCCC" w:sz="1"/>
-              <w:right w:val="single" w:color="CCCCCC" w:sz="1"/>
-            </w:tcBorders>
-            <w:shd w:fill="FFFFFF" w:val="clear"/>
-            <w:tcMar>
-              <w:top w:type="dxa" w:w="80"/>
-              <w:left w:type="dxa" w:w="120"/>
-              <w:bottom w:type="dxa" w:w="80"/>
-              <w:right w:type="dxa" w:w="120"/>
-            </w:tcMar>
-          </w:tcPr>
-          <w:p>
-            <w:r>
-              <w:rPr>
-                <w:rFonts w:ascii="Arial" w:cs="Arial" w:eastAsia="Arial" w:hAnsi="Arial"/>
-                <w:color w:val="404040"/>
-                <w:sz w:val="19"/>
-                <w:szCs w:val="19"/>
-              </w:rPr>
-              <w:t xml:space="preserve">Auth-Middleware, JWT-Prüfung, Chat-Route</w:t>
-            </w:r>
-          </w:p>
-        </w:tc>
-      </w:tr>
-      <w:tr>
-        <w:tc>
-          <w:tcPr>
-            <w:tcW w:type="dxa" w:w="3200"/>
-            <w:tcBorders>
-              <w:top w:val="single" w:color="CCCCCC" w:sz="1"/>
-              <w:left w:val="single" w:color="CCCCCC" w:sz="1"/>
-              <w:bottom w:val="single" w:color="CCCCCC" w:sz="1"/>
-              <w:right w:val="single" w:color="CCCCCC" w:sz="1"/>
-            </w:tcBorders>
-            <w:shd w:fill="F5F5F5" w:val="clear"/>
-            <w:tcMar>
-              <w:top w:type="dxa" w:w="80"/>
-              <w:left w:type="dxa" w:w="120"/>
-              <w:bottom w:type="dxa" w:w="80"/>
-              <w:right w:type="dxa" w:w="120"/>
-            </w:tcMar>
-          </w:tcPr>
-          <w:p>
-            <w:r>
-              <w:rPr>
-                <w:rFonts w:ascii="Arial" w:cs="Arial" w:eastAsia="Arial" w:hAnsi="Arial"/>
-                <w:color w:val="404040"/>
-                <w:sz w:val="19"/>
-                <w:szCs w:val="19"/>
-              </w:rPr>
-              <w:t xml:space="preserve">services/llm-service/</w:t>
-            </w:r>
-          </w:p>
-        </w:tc>
-        <w:tc>
-          <w:tcPr>
-            <w:tcW w:type="dxa" w:w="1400"/>
-            <w:tcBorders>
-              <w:top w:val="single" w:color="CCCCCC" w:sz="1"/>
-              <w:left w:val="single" w:color="CCCCCC" w:sz="1"/>
-              <w:bottom w:val="single" w:color="CCCCCC" w:sz="1"/>
-              <w:right w:val="single" w:color="CCCCCC" w:sz="1"/>
-            </w:tcBorders>
-            <w:shd w:fill="F5F5F5" w:val="clear"/>
-            <w:tcMar>
-              <w:top w:type="dxa" w:w="80"/>
-              <w:left w:type="dxa" w:w="120"/>
-              <w:bottom w:type="dxa" w:w="80"/>
-              <w:right w:type="dxa" w:w="120"/>
-            </w:tcMar>
-          </w:tcPr>
-          <w:p>
-            <w:r>
-              <w:rPr>
-                <w:rFonts w:ascii="Arial" w:cs="Arial" w:eastAsia="Arial" w:hAnsi="Arial"/>
-                <w:color w:val="404040"/>
-                <w:sz w:val="19"/>
-                <w:szCs w:val="19"/>
-              </w:rPr>
-              <w:t xml:space="preserve">Vorhanden</w:t>
-            </w:r>
-          </w:p>
-        </w:tc>
-        <w:tc>
-          <w:tcPr>
-            <w:tcW w:type="dxa" w:w="5038"/>
-            <w:tcBorders>
-              <w:top w:val="single" w:color="CCCCCC" w:sz="1"/>
-              <w:left w:val="single" w:color="CCCCCC" w:sz="1"/>
-              <w:bottom w:val="single" w:color="CCCCCC" w:sz="1"/>
-              <w:right w:val="single" w:color="CCCCCC" w:sz="1"/>
-            </w:tcBorders>
-            <w:shd w:fill="F5F5F5" w:val="clear"/>
-            <w:tcMar>
-              <w:top w:type="dxa" w:w="80"/>
-              <w:left w:type="dxa" w:w="120"/>
-              <w:bottom w:type="dxa" w:w="80"/>
-              <w:right w:type="dxa" w:w="120"/>
-            </w:tcMar>
-          </w:tcPr>
-          <w:p>
-            <w:r>
-              <w:rPr>
-                <w:rFonts w:ascii="Arial" w:cs="Arial" w:eastAsia="Arial" w:hAnsi="Arial"/>
-                <w:color w:val="404040"/>
-                <w:sz w:val="19"/>
-                <w:szCs w:val="19"/>
-              </w:rPr>
-              <w:t xml:space="preserve">Ollama-Proxy mit Streaming</w:t>
-            </w:r>
-          </w:p>
-        </w:tc>
-      </w:tr>
-      <w:tr>
-        <w:tc>
-          <w:tcPr>
-            <w:tcW w:type="dxa" w:w="3200"/>
-            <w:tcBorders>
-              <w:top w:val="single" w:color="CCCCCC" w:sz="1"/>
-              <w:left w:val="single" w:color="CCCCCC" w:sz="1"/>
-              <w:bottom w:val="single" w:color="CCCCCC" w:sz="1"/>
-              <w:right w:val="single" w:color="CCCCCC" w:sz="1"/>
-            </w:tcBorders>
-            <w:shd w:fill="FFFFFF" w:val="clear"/>
-            <w:tcMar>
-              <w:top w:type="dxa" w:w="80"/>
-              <w:left w:type="dxa" w:w="120"/>
-              <w:bottom w:type="dxa" w:w="80"/>
-              <w:right w:type="dxa" w:w="120"/>
-            </w:tcMar>
-          </w:tcPr>
-          <w:p>
-            <w:r>
-              <w:rPr>
-                <w:rFonts w:ascii="Arial" w:cs="Arial" w:eastAsia="Arial" w:hAnsi="Arial"/>
-                <w:color w:val="404040"/>
-                <w:sz w:val="19"/>
-                <w:szCs w:val="19"/>
-              </w:rPr>
-              <w:t xml:space="preserve">infra/postgres/init/01_init.sql</w:t>
-            </w:r>
-          </w:p>
-        </w:tc>
-        <w:tc>
-          <w:tcPr>
-            <w:tcW w:type="dxa" w:w="1400"/>
-            <w:tcBorders>
-              <w:top w:val="single" w:color="CCCCCC" w:sz="1"/>
-              <w:left w:val="single" w:color="CCCCCC" w:sz="1"/>
-              <w:bottom w:val="single" w:color="CCCCCC" w:sz="1"/>
-              <w:right w:val="single" w:color="CCCCCC" w:sz="1"/>
-            </w:tcBorders>
-            <w:shd w:fill="FFFFFF" w:val="clear"/>
-            <w:tcMar>
-              <w:top w:type="dxa" w:w="80"/>
-              <w:left w:type="dxa" w:w="120"/>
-              <w:bottom w:type="dxa" w:w="80"/>
-              <w:right w:type="dxa" w:w="120"/>
-            </w:tcMar>
-          </w:tcPr>
-          <w:p>
-            <w:r>
-              <w:rPr>
-                <w:rFonts w:ascii="Arial" w:cs="Arial" w:eastAsia="Arial" w:hAnsi="Arial"/>
-                <w:color w:val="404040"/>
-                <w:sz w:val="19"/>
-                <w:szCs w:val="19"/>
-              </w:rPr>
-              <w:t xml:space="preserve">Vorhanden</w:t>
-            </w:r>
-          </w:p>
-        </w:tc>
-        <w:tc>
-          <w:tcPr>
-            <w:tcW w:type="dxa" w:w="5038"/>
-            <w:tcBorders>
-              <w:top w:val="single" w:color="CCCCCC" w:sz="1"/>
-              <w:left w:val="single" w:color="CCCCCC" w:sz="1"/>
-              <w:bottom w:val="single" w:color="CCCCCC" w:sz="1"/>
-              <w:right w:val="single" w:color="CCCCCC" w:sz="1"/>
-            </w:tcBorders>
-            <w:shd w:fill="FFFFFF" w:val="clear"/>
-            <w:tcMar>
-              <w:top w:type="dxa" w:w="80"/>
-              <w:left w:type="dxa" w:w="120"/>
-              <w:bottom w:type="dxa" w:w="80"/>
-              <w:right w:type="dxa" w:w="120"/>
-            </w:tcMar>
-          </w:tcPr>
-          <w:p>
-            <w:r>
-              <w:rPr>
-                <w:rFonts w:ascii="Arial" w:cs="Arial" w:eastAsia="Arial" w:hAnsi="Arial"/>
-                <w:color w:val="404040"/>
-                <w:sz w:val="19"/>
-                <w:szCs w:val="19"/>
-              </w:rPr>
-              <w:t xml:space="preserve">Datenbankschema mit RLS und ACL</w:t>
-            </w:r>
-          </w:p>
-        </w:tc>
-      </w:tr>
-      <w:tr>
-        <w:tc>
-          <w:tcPr>
-            <w:tcW w:type="dxa" w:w="3200"/>
-            <w:tcBorders>
-              <w:top w:val="single" w:color="CCCCCC" w:sz="1"/>
-              <w:left w:val="single" w:color="CCCCCC" w:sz="1"/>
-              <w:bottom w:val="single" w:color="CCCCCC" w:sz="1"/>
-              <w:right w:val="single" w:color="CCCCCC" w:sz="1"/>
-            </w:tcBorders>
-            <w:shd w:fill="F5F5F5" w:val="clear"/>
-            <w:tcMar>
-              <w:top w:type="dxa" w:w="80"/>
-              <w:left w:type="dxa" w:w="120"/>
-              <w:bottom w:type="dxa" w:w="80"/>
-              <w:right w:type="dxa" w:w="120"/>
-            </w:tcMar>
-          </w:tcPr>
-          <w:p>
-            <w:r>
-              <w:rPr>
-                <w:rFonts w:ascii="Arial" w:cs="Arial" w:eastAsia="Arial" w:hAnsi="Arial"/>
-                <w:color w:val="404040"/>
-                <w:sz w:val="19"/>
-                <w:szCs w:val="19"/>
-              </w:rPr>
-              <w:t xml:space="preserve">packages/shared/</w:t>
-            </w:r>
-          </w:p>
-        </w:tc>
-        <w:tc>
-          <w:tcPr>
-            <w:tcW w:type="dxa" w:w="1400"/>
-            <w:tcBorders>
-              <w:top w:val="single" w:color="CCCCCC" w:sz="1"/>
-              <w:left w:val="single" w:color="CCCCCC" w:sz="1"/>
-              <w:bottom w:val="single" w:color="CCCCCC" w:sz="1"/>
-              <w:right w:val="single" w:color="CCCCCC" w:sz="1"/>
-            </w:tcBorders>
-            <w:shd w:fill="F5F5F5" w:val="clear"/>
-            <w:tcMar>
-              <w:top w:type="dxa" w:w="80"/>
-              <w:left w:type="dxa" w:w="120"/>
-              <w:bottom w:type="dxa" w:w="80"/>
-              <w:right w:type="dxa" w:w="120"/>
-            </w:tcMar>
-          </w:tcPr>
-          <w:p>
-            <w:r>
-              <w:rPr>
-                <w:rFonts w:ascii="Arial" w:cs="Arial" w:eastAsia="Arial" w:hAnsi="Arial"/>
-                <w:color w:val="404040"/>
-                <w:sz w:val="19"/>
-                <w:szCs w:val="19"/>
-              </w:rPr>
-              <w:t xml:space="preserve">Vorhanden</w:t>
-            </w:r>
-          </w:p>
-        </w:tc>
-        <w:tc>
-          <w:tcPr>
-            <w:tcW w:type="dxa" w:w="5038"/>
-            <w:tcBorders>
-              <w:top w:val="single" w:color="CCCCCC" w:sz="1"/>
-              <w:left w:val="single" w:color="CCCCCC" w:sz="1"/>
-              <w:bottom w:val="single" w:color="CCCCCC" w:sz="1"/>
-              <w:right w:val="single" w:color="CCCCCC" w:sz="1"/>
-            </w:tcBorders>
-            <w:shd w:fill="F5F5F5" w:val="clear"/>
-            <w:tcMar>
-              <w:top w:type="dxa" w:w="80"/>
-              <w:left w:type="dxa" w:w="120"/>
-              <w:bottom w:type="dxa" w:w="80"/>
-              <w:right w:type="dxa" w:w="120"/>
-            </w:tcMar>
-          </w:tcPr>
-          <w:p>
-            <w:r>
-              <w:rPr>
-                <w:rFonts w:ascii="Arial" w:cs="Arial" w:eastAsia="Arial" w:hAnsi="Arial"/>
-                <w:color w:val="404040"/>
-                <w:sz w:val="19"/>
-                <w:szCs w:val="19"/>
-              </w:rPr>
-              <w:t xml:space="preserve">tenant.py, logging.py (DSGVO-konform)</w:t>
-            </w:r>
-          </w:p>
-        </w:tc>
-      </w:tr>
-      <w:tr>
-        <w:tc>
-          <w:tcPr>
-            <w:tcW w:type="dxa" w:w="3200"/>
-            <w:tcBorders>
-              <w:top w:val="single" w:color="CCCCCC" w:sz="1"/>
-              <w:left w:val="single" w:color="CCCCCC" w:sz="1"/>
-              <w:bottom w:val="single" w:color="CCCCCC" w:sz="1"/>
-              <w:right w:val="single" w:color="CCCCCC" w:sz="1"/>
-            </w:tcBorders>
-            <w:shd w:fill="FFFFFF" w:val="clear"/>
-            <w:tcMar>
-              <w:top w:type="dxa" w:w="80"/>
-              <w:left w:type="dxa" w:w="120"/>
-              <w:bottom w:type="dxa" w:w="80"/>
-              <w:right w:type="dxa" w:w="120"/>
-            </w:tcMar>
-          </w:tcPr>
-          <w:p>
-            <w:r>
-              <w:rPr>
-                <w:rFonts w:ascii="Arial" w:cs="Arial" w:eastAsia="Arial" w:hAnsi="Arial"/>
-                <w:color w:val="404040"/>
-                <w:sz w:val="19"/>
-                <w:szCs w:val="19"/>
-              </w:rPr>
-              <w:t xml:space="preserve">docker-compose.yml</w:t>
-            </w:r>
-          </w:p>
-        </w:tc>
-        <w:tc>
-          <w:tcPr>
-            <w:tcW w:type="dxa" w:w="1400"/>
-            <w:tcBorders>
-              <w:top w:val="single" w:color="CCCCCC" w:sz="1"/>
-              <w:left w:val="single" w:color="CCCCCC" w:sz="1"/>
-              <w:bottom w:val="single" w:color="CCCCCC" w:sz="1"/>
-              <w:right w:val="single" w:color="CCCCCC" w:sz="1"/>
-            </w:tcBorders>
-            <w:shd w:fill="FFFFFF" w:val="clear"/>
-            <w:tcMar>
-              <w:top w:type="dxa" w:w="80"/>
-              <w:left w:type="dxa" w:w="120"/>
-              <w:bottom w:type="dxa" w:w="80"/>
-              <w:right w:type="dxa" w:w="120"/>
-            </w:tcMar>
-          </w:tcPr>
-          <w:p>
-            <w:r>
-              <w:rPr>
-                <w:rFonts w:ascii="Arial" w:cs="Arial" w:eastAsia="Arial" w:hAnsi="Arial"/>
-                <w:color w:val="404040"/>
-                <w:sz w:val="19"/>
-                <w:szCs w:val="19"/>
-              </w:rPr>
-              <w:t xml:space="preserve">Grundgerüst</w:t>
-            </w:r>
-          </w:p>
-        </w:tc>
-        <w:tc>
-          <w:tcPr>
-            <w:tcW w:type="dxa" w:w="5038"/>
-            <w:tcBorders>
-              <w:top w:val="single" w:color="CCCCCC" w:sz="1"/>
-              <w:left w:val="single" w:color="CCCCCC" w:sz="1"/>
-              <w:bottom w:val="single" w:color="CCCCCC" w:sz="1"/>
-              <w:right w:val="single" w:color="CCCCCC" w:sz="1"/>
-            </w:tcBorders>
-            <w:shd w:fill="FFFFFF" w:val="clear"/>
-            <w:tcMar>
-              <w:top w:type="dxa" w:w="80"/>
-              <w:left w:type="dxa" w:w="120"/>
-              <w:bottom w:type="dxa" w:w="80"/>
-              <w:right w:type="dxa" w:w="120"/>
-            </w:tcMar>
-          </w:tcPr>
-          <w:p>
-            <w:r>
-              <w:rPr>
-                <w:rFonts w:ascii="Arial" w:cs="Arial" w:eastAsia="Arial" w:hAnsi="Arial"/>
-                <w:color w:val="404040"/>
-                <w:sz w:val="19"/>
-                <w:szCs w:val="19"/>
-              </w:rPr>
-              <w:t xml:space="preserve">Muss für alle Services erweitert werden</w:t>
-            </w:r>
-          </w:p>
-        </w:tc>
-      </w:tr>
-      <w:tr>
-        <w:tc>
-          <w:tcPr>
-            <w:tcW w:type="dxa" w:w="3200"/>
-            <w:tcBorders>
-              <w:top w:val="single" w:color="CCCCCC" w:sz="1"/>
-              <w:left w:val="single" w:color="CCCCCC" w:sz="1"/>
-              <w:bottom w:val="single" w:color="CCCCCC" w:sz="1"/>
-              <w:right w:val="single" w:color="CCCCCC" w:sz="1"/>
-            </w:tcBorders>
-            <w:shd w:fill="F5F5F5" w:val="clear"/>
-            <w:tcMar>
-              <w:top w:type="dxa" w:w="80"/>
-              <w:left w:type="dxa" w:w="120"/>
-              <w:bottom w:type="dxa" w:w="80"/>
-              <w:right w:type="dxa" w:w="120"/>
-            </w:tcMar>
-          </w:tcPr>
-          <w:p>
-            <w:r>
-              <w:rPr>
-                <w:rFonts w:ascii="Arial" w:cs="Arial" w:eastAsia="Arial" w:hAnsi="Arial"/>
-                <w:color w:val="404040"/>
-                <w:sz w:val="19"/>
-                <w:szCs w:val="19"/>
-              </w:rPr>
-              <w:t xml:space="preserve">services/rag-service/</w:t>
-            </w:r>
-          </w:p>
-        </w:tc>
-        <w:tc>
-          <w:tcPr>
-            <w:tcW w:type="dxa" w:w="1400"/>
-            <w:tcBorders>
-              <w:top w:val="single" w:color="CCCCCC" w:sz="1"/>
-              <w:left w:val="single" w:color="CCCCCC" w:sz="1"/>
-              <w:bottom w:val="single" w:color="CCCCCC" w:sz="1"/>
-              <w:right w:val="single" w:color="CCCCCC" w:sz="1"/>
-            </w:tcBorders>
-            <w:shd w:fill="F5F5F5" w:val="clear"/>
-            <w:tcMar>
-              <w:top w:type="dxa" w:w="80"/>
-              <w:left w:type="dxa" w:w="120"/>
-              <w:bottom w:type="dxa" w:w="80"/>
-              <w:right w:type="dxa" w:w="120"/>
-            </w:tcMar>
-          </w:tcPr>
-          <w:p>
-            <w:r>
-              <w:rPr>
-                <w:rFonts w:ascii="Arial" w:cs="Arial" w:eastAsia="Arial" w:hAnsi="Arial"/>
-                <w:color w:val="404040"/>
-                <w:sz w:val="19"/>
-                <w:szCs w:val="19"/>
-              </w:rPr>
-              <w:t xml:space="preserve">Fehlt</w:t>
-            </w:r>
-          </w:p>
-        </w:tc>
-        <w:tc>
-          <w:tcPr>
-            <w:tcW w:type="dxa" w:w="5038"/>
-            <w:tcBorders>
-              <w:top w:val="single" w:color="CCCCCC" w:sz="1"/>
-              <w:left w:val="single" w:color="CCCCCC" w:sz="1"/>
-              <w:bottom w:val="single" w:color="CCCCCC" w:sz="1"/>
-              <w:right w:val="single" w:color="CCCCCC" w:sz="1"/>
-            </w:tcBorders>
-            <w:shd w:fill="F5F5F5" w:val="clear"/>
-            <w:tcMar>
-              <w:top w:type="dxa" w:w="80"/>
-              <w:left w:type="dxa" w:w="120"/>
-              <w:bottom w:type="dxa" w:w="80"/>
-              <w:right w:type="dxa" w:w="120"/>
-            </w:tcMar>
-          </w:tcPr>
-          <w:p>
-            <w:r>
-              <w:rPr>
-                <w:rFonts w:ascii="Arial" w:cs="Arial" w:eastAsia="Arial" w:hAnsi="Arial"/>
-                <w:color w:val="404040"/>
-                <w:sz w:val="19"/>
-                <w:szCs w:val="19"/>
-              </w:rPr>
-              <w:t xml:space="preserve">Kern-Feature — muss implementiert werden</w:t>
-            </w:r>
-          </w:p>
-        </w:tc>
-      </w:tr>
-      <w:tr>
-        <w:tc>
-          <w:tcPr>
-            <w:tcW w:type="dxa" w:w="3200"/>
-            <w:tcBorders>
-              <w:top w:val="single" w:color="CCCCCC" w:sz="1"/>
-              <w:left w:val="single" w:color="CCCCCC" w:sz="1"/>
-              <w:bottom w:val="single" w:color="CCCCCC" w:sz="1"/>
-              <w:right w:val="single" w:color="CCCCCC" w:sz="1"/>
-            </w:tcBorders>
-            <w:shd w:fill="FFFFFF" w:val="clear"/>
-            <w:tcMar>
-              <w:top w:type="dxa" w:w="80"/>
-              <w:left w:type="dxa" w:w="120"/>
-              <w:bottom w:type="dxa" w:w="80"/>
-              <w:right w:type="dxa" w:w="120"/>
-            </w:tcMar>
-          </w:tcPr>
-          <w:p>
-            <w:r>
-              <w:rPr>
-                <w:rFonts w:ascii="Arial" w:cs="Arial" w:eastAsia="Arial" w:hAnsi="Arial"/>
-                <w:color w:val="404040"/>
-                <w:sz w:val="19"/>
-                <w:szCs w:val="19"/>
-              </w:rPr>
-              <w:t xml:space="preserve">services/content-service/</w:t>
-            </w:r>
-          </w:p>
-        </w:tc>
-        <w:tc>
-          <w:tcPr>
-            <w:tcW w:type="dxa" w:w="1400"/>
-            <w:tcBorders>
-              <w:top w:val="single" w:color="CCCCCC" w:sz="1"/>
-              <w:left w:val="single" w:color="CCCCCC" w:sz="1"/>
-              <w:bottom w:val="single" w:color="CCCCCC" w:sz="1"/>
-              <w:right w:val="single" w:color="CCCCCC" w:sz="1"/>
-            </w:tcBorders>
-            <w:shd w:fill="FFFFFF" w:val="clear"/>
-            <w:tcMar>
-              <w:top w:type="dxa" w:w="80"/>
-              <w:left w:type="dxa" w:w="120"/>
-              <w:bottom w:type="dxa" w:w="80"/>
-              <w:right w:type="dxa" w:w="120"/>
-            </w:tcMar>
-          </w:tcPr>
-          <w:p>
-            <w:r>
-              <w:rPr>
-                <w:rFonts w:ascii="Arial" w:cs="Arial" w:eastAsia="Arial" w:hAnsi="Arial"/>
-                <w:color w:val="404040"/>
-                <w:sz w:val="19"/>
-                <w:szCs w:val="19"/>
-              </w:rPr>
-              <w:t xml:space="preserve">Fehlt</w:t>
-            </w:r>
-          </w:p>
-        </w:tc>
-        <w:tc>
-          <w:tcPr>
-            <w:tcW w:type="dxa" w:w="5038"/>
-            <w:tcBorders>
-              <w:top w:val="single" w:color="CCCCCC" w:sz="1"/>
-              <w:left w:val="single" w:color="CCCCCC" w:sz="1"/>
-              <w:bottom w:val="single" w:color="CCCCCC" w:sz="1"/>
-              <w:right w:val="single" w:color="CCCCCC" w:sz="1"/>
-            </w:tcBorders>
-            <w:shd w:fill="FFFFFF" w:val="clear"/>
-            <w:tcMar>
-              <w:top w:type="dxa" w:w="80"/>
-              <w:left w:type="dxa" w:w="120"/>
-              <w:bottom w:type="dxa" w:w="80"/>
-              <w:right w:type="dxa" w:w="120"/>
-            </w:tcMar>
-          </w:tcPr>
-          <w:p>
-            <w:r>
-              <w:rPr>
-                <w:rFonts w:ascii="Arial" w:cs="Arial" w:eastAsia="Arial" w:hAnsi="Arial"/>
-                <w:color w:val="404040"/>
-                <w:sz w:val="19"/>
-                <w:szCs w:val="19"/>
-              </w:rPr>
-              <w:t xml:space="preserve">P02 Social Media — nach RAG</w:t>
-            </w:r>
-          </w:p>
-        </w:tc>
-      </w:tr>
-      <w:tr>
-        <w:tc>
-          <w:tcPr>
-            <w:tcW w:type="dxa" w:w="3200"/>
-            <w:tcBorders>
-              <w:top w:val="single" w:color="CCCCCC" w:sz="1"/>
-              <w:left w:val="single" w:color="CCCCCC" w:sz="1"/>
-              <w:bottom w:val="single" w:color="CCCCCC" w:sz="1"/>
-              <w:right w:val="single" w:color="CCCCCC" w:sz="1"/>
-            </w:tcBorders>
-            <w:shd w:fill="F5F5F5" w:val="clear"/>
-            <w:tcMar>
-              <w:top w:type="dxa" w:w="80"/>
-              <w:left w:type="dxa" w:w="120"/>
-              <w:bottom w:type="dxa" w:w="80"/>
-              <w:right w:type="dxa" w:w="120"/>
-            </w:tcMar>
-          </w:tcPr>
-          <w:p>
-            <w:r>
-              <w:rPr>
-                <w:rFonts w:ascii="Arial" w:cs="Arial" w:eastAsia="Arial" w:hAnsi="Arial"/>
-                <w:color w:val="404040"/>
-                <w:sz w:val="19"/>
-                <w:szCs w:val="19"/>
-              </w:rPr>
-              <w:t xml:space="preserve">services/integration-service/</w:t>
-            </w:r>
-          </w:p>
-        </w:tc>
-        <w:tc>
-          <w:tcPr>
-            <w:tcW w:type="dxa" w:w="1400"/>
-            <w:tcBorders>
-              <w:top w:val="single" w:color="CCCCCC" w:sz="1"/>
-              <w:left w:val="single" w:color="CCCCCC" w:sz="1"/>
-              <w:bottom w:val="single" w:color="CCCCCC" w:sz="1"/>
-              <w:right w:val="single" w:color="CCCCCC" w:sz="1"/>
-            </w:tcBorders>
-            <w:shd w:fill="F5F5F5" w:val="clear"/>
-            <w:tcMar>
-              <w:top w:type="dxa" w:w="80"/>
-              <w:left w:type="dxa" w:w="120"/>
-              <w:bottom w:type="dxa" w:w="80"/>
-              <w:right w:type="dxa" w:w="120"/>
-            </w:tcMar>
-          </w:tcPr>
-          <w:p>
-            <w:r>
-              <w:rPr>
-                <w:rFonts w:ascii="Arial" w:cs="Arial" w:eastAsia="Arial" w:hAnsi="Arial"/>
-                <w:color w:val="404040"/>
-                <w:sz w:val="19"/>
-                <w:szCs w:val="19"/>
-              </w:rPr>
-              <w:t xml:space="preserve">Fehlt</w:t>
-            </w:r>
-          </w:p>
-        </w:tc>
-        <w:tc>
-          <w:tcPr>
-            <w:tcW w:type="dxa" w:w="5038"/>
-            <w:tcBorders>
-              <w:top w:val="single" w:color="CCCCCC" w:sz="1"/>
-              <w:left w:val="single" w:color="CCCCCC" w:sz="1"/>
-              <w:bottom w:val="single" w:color="CCCCCC" w:sz="1"/>
-              <w:right w:val="single" w:color="CCCCCC" w:sz="1"/>
-            </w:tcBorders>
-            <w:shd w:fill="F5F5F5" w:val="clear"/>
-            <w:tcMar>
-              <w:top w:type="dxa" w:w="80"/>
-              <w:left w:type="dxa" w:w="120"/>
-              <w:bottom w:type="dxa" w:w="80"/>
-              <w:right w:type="dxa" w:w="120"/>
-            </w:tcMar>
-          </w:tcPr>
-          <w:p>
-            <w:r>
-              <w:rPr>
-                <w:rFonts w:ascii="Arial" w:cs="Arial" w:eastAsia="Arial" w:hAnsi="Arial"/>
-                <w:color w:val="404040"/>
-                <w:sz w:val="19"/>
-                <w:szCs w:val="19"/>
-              </w:rPr>
-              <w:t xml:space="preserve">P03 Drittsysteme — nach Content</w:t>
-            </w:r>
-          </w:p>
-        </w:tc>
-      </w:tr>
-      <w:tr>
-        <w:tc>
-          <w:tcPr>
-            <w:tcW w:type="dxa" w:w="3200"/>
-            <w:tcBorders>
-              <w:top w:val="single" w:color="CCCCCC" w:sz="1"/>
-              <w:left w:val="single" w:color="CCCCCC" w:sz="1"/>
-              <w:bottom w:val="single" w:color="CCCCCC" w:sz="1"/>
-              <w:right w:val="single" w:color="CCCCCC" w:sz="1"/>
-            </w:tcBorders>
-            <w:shd w:fill="FFFFFF" w:val="clear"/>
-            <w:tcMar>
-              <w:top w:type="dxa" w:w="80"/>
-              <w:left w:type="dxa" w:w="120"/>
-              <w:bottom w:type="dxa" w:w="80"/>
-              <w:right w:type="dxa" w:w="120"/>
-            </w:tcMar>
-          </w:tcPr>
-          <w:p>
-            <w:r>
-              <w:rPr>
-                <w:rFonts w:ascii="Arial" w:cs="Arial" w:eastAsia="Arial" w:hAnsi="Arial"/>
-                <w:color w:val="404040"/>
-                <w:sz w:val="19"/>
-                <w:szCs w:val="19"/>
-              </w:rPr>
-              <w:t xml:space="preserve">infra/keycloak/</w:t>
-            </w:r>
-          </w:p>
-        </w:tc>
-        <w:tc>
-          <w:tcPr>
-            <w:tcW w:type="dxa" w:w="1400"/>
-            <w:tcBorders>
-              <w:top w:val="single" w:color="CCCCCC" w:sz="1"/>
-              <w:left w:val="single" w:color="CCCCCC" w:sz="1"/>
-              <w:bottom w:val="single" w:color="CCCCCC" w:sz="1"/>
-              <w:right w:val="single" w:color="CCCCCC" w:sz="1"/>
-            </w:tcBorders>
-            <w:shd w:fill="FFFFFF" w:val="clear"/>
-            <w:tcMar>
-              <w:top w:type="dxa" w:w="80"/>
-              <w:left w:type="dxa" w:w="120"/>
-              <w:bottom w:type="dxa" w:w="80"/>
-              <w:right w:type="dxa" w:w="120"/>
-            </w:tcMar>
-          </w:tcPr>
-          <w:p>
-            <w:r>
-              <w:rPr>
-                <w:rFonts w:ascii="Arial" w:cs="Arial" w:eastAsia="Arial" w:hAnsi="Arial"/>
-                <w:color w:val="404040"/>
-                <w:sz w:val="19"/>
-                <w:szCs w:val="19"/>
-              </w:rPr>
-              <w:t xml:space="preserve">Fehlt</w:t>
-            </w:r>
-          </w:p>
-        </w:tc>
-        <w:tc>
-          <w:tcPr>
-            <w:tcW w:type="dxa" w:w="5038"/>
-            <w:tcBorders>
-              <w:top w:val="single" w:color="CCCCCC" w:sz="1"/>
-              <w:left w:val="single" w:color="CCCCCC" w:sz="1"/>
-              <w:bottom w:val="single" w:color="CCCCCC" w:sz="1"/>
-              <w:right w:val="single" w:color="CCCCCC" w:sz="1"/>
-            </w:tcBorders>
-            <w:shd w:fill="FFFFFF" w:val="clear"/>
-            <w:tcMar>
-              <w:top w:type="dxa" w:w="80"/>
-              <w:left w:type="dxa" w:w="120"/>
-              <w:bottom w:type="dxa" w:w="80"/>
-              <w:right w:type="dxa" w:w="120"/>
-            </w:tcMar>
-          </w:tcPr>
-          <w:p>
-            <w:r>
-              <w:rPr>
-                <w:rFonts w:ascii="Arial" w:cs="Arial" w:eastAsia="Arial" w:hAnsi="Arial"/>
-                <w:color w:val="404040"/>
-                <w:sz w:val="19"/>
-                <w:szCs w:val="19"/>
-              </w:rPr>
-              <w:t xml:space="preserve">Realm-Export JSON für KV-Konfiguration</w:t>
+                <w:color w:val="1A4F8A"/>
+                <w:sz w:val="20"/>
+                <w:szCs w:val="20"/>
+              </w:rPr>
+              <w:t xml:space="preserve">Break-Glass-Empfehlung</w:t>
+            </w:r>
+          </w:p>
+          <w:p>
+            <w:pPr>
+              <w:spacing w:after="40" w:before="40"/>
+            </w:pPr>
+            <w:r>
+              <w:rPr>
+                <w:rFonts w:ascii="Arial" w:cs="Arial" w:eastAsia="Arial" w:hAnsi="Arial"/>
+                <w:color w:val="404040"/>
+                <w:sz w:val="19"/>
+                <w:szCs w:val="19"/>
+              </w:rPr>
+              <w:t xml:space="preserve">Mindestens ein lokales kv-admin-Konto behalten — fällt das AD aus,</w:t>
+            </w:r>
+          </w:p>
+          <w:p>
+            <w:pPr>
+              <w:spacing w:after="40" w:before="40"/>
+            </w:pPr>
+            <w:r>
+              <w:rPr>
+                <w:rFonts w:ascii="Arial" w:cs="Arial" w:eastAsia="Arial" w:hAnsi="Arial"/>
+                <w:color w:val="404040"/>
+                <w:sz w:val="19"/>
+                <w:szCs w:val="19"/>
+              </w:rPr>
+              <w:t xml:space="preserve">bleibt die Plattform administrierbar.</w:t>
             </w:r>
           </w:p>
         </w:tc>
@@ -7861,7 +5779,7 @@
           <w:sz w:val="28"/>
           <w:szCs w:val="28"/>
         </w:rPr>
-        <w:t xml:space="preserve">5  Phase 3 — Deployment</w:t>
+        <w:t xml:space="preserve">5  Phase 3 — Verwaltung und Oberfläche</w:t>
       </w:r>
     </w:p>
     <w:tbl>
@@ -7946,7 +5864,7 @@
                 <w:sz w:val="24"/>
                 <w:szCs w:val="24"/>
               </w:rPr>
-              <w:t xml:space="preserve">Stack hochfahren und konfigurieren</w:t>
+              <w:t xml:space="preserve">Verwaltungs-UI, Pipes, HTTPS</w:t>
             </w:r>
           </w:p>
         </w:tc>
@@ -7979,7 +5897,7 @@
                 <w:sz w:val="18"/>
                 <w:szCs w:val="18"/>
               </w:rPr>
-              <w:t xml:space="preserve">ca. 1 Tag</w:t>
+              <w:t xml:space="preserve">ca. halber Tag</w:t>
             </w:r>
           </w:p>
         </w:tc>
@@ -8042,7 +5960,29 @@
           <w:sz w:val="24"/>
           <w:szCs w:val="24"/>
         </w:rPr>
-        <w:t xml:space="preserve">5.1  Docker Compose starten</w:t>
+        <w:t xml:space="preserve">5.1  Das Verwaltungs-UI</w:t>
+      </w:r>
+    </w:p>
+    <w:p>
+      <w:pPr>
+        <w:spacing w:after="80" w:before="80"/>
+      </w:pPr>
+      <w:r>
+        <w:rPr>
+          <w:rFonts w:ascii="Arial" w:cs="Arial" w:eastAsia="Arial" w:hAnsi="Arial"/>
+          <w:color w:val="404040"/>
+          <w:sz w:val="20"/>
+          <w:szCs w:val="20"/>
+        </w:rPr>
+        <w:t xml:space="preserve">Die komplette Administration läuft im Browser unter http://&lt;host&gt;:8000/admin — Login mit dem in Phase 2 angelegten Mandanten-Admin (Keycloak). Unten im Fenster ist der Entwicklungsstand (Version + Build-Datum) vermerkt.</w:t>
+      </w:r>
+    </w:p>
+    <w:p>
+      <w:pPr>
+        <w:spacing w:after="40" w:before="60"/>
+      </w:pPr>
+      <w:r>
+        <w:t xml:space="preserve"/>
       </w:r>
     </w:p>
     <w:tbl>
@@ -8058,192 +5998,549 @@
         </w:tblBorders>
       </w:tblPr>
       <w:tblGrid>
-        <w:gridCol w:w="9638"/>
+        <w:gridCol w:w="2400"/>
+        <w:gridCol w:w="5238"/>
+        <w:gridCol w:w="2000"/>
       </w:tblGrid>
       <w:tr>
-        <w:tc>
-          <w:tcPr>
-            <w:tcW w:type="dxa" w:w="9638"/>
-            <w:tcBorders>
-              <w:top w:val="single" w:color="888888" w:sz="1"/>
-              <w:left w:val="single" w:color="888888" w:sz="1"/>
-              <w:bottom w:val="single" w:color="888888" w:sz="1"/>
-              <w:right w:val="single" w:color="888888" w:sz="1"/>
-            </w:tcBorders>
-            <w:shd w:fill="1E1E1E" w:val="clear"/>
-            <w:tcMar>
-              <w:top w:type="dxa" w:w="120"/>
-              <w:left w:type="dxa" w:w="200"/>
-              <w:bottom w:type="dxa" w:w="120"/>
-              <w:right w:type="dxa" w:w="200"/>
-            </w:tcMar>
-          </w:tcPr>
-          <w:p>
-            <w:pPr>
-              <w:spacing w:after="20" w:before="20"/>
-            </w:pPr>
-            <w:r>
-              <w:rPr>
-                <w:rFonts w:ascii="Courier New" w:cs="Courier New" w:eastAsia="Courier New" w:hAnsi="Courier New"/>
-                <w:color w:val="D4D4D4"/>
-                <w:sz w:val="18"/>
-                <w:szCs w:val="18"/>
-              </w:rPr>
-              <w:t xml:space="preserve"># Im Repository-Verzeichnis auf dem DGX Spark</w:t>
-            </w:r>
-          </w:p>
-          <w:p>
-            <w:pPr>
-              <w:spacing w:after="20" w:before="20"/>
-            </w:pPr>
-            <w:r>
-              <w:rPr>
-                <w:rFonts w:ascii="Courier New" w:cs="Courier New" w:eastAsia="Courier New" w:hAnsi="Courier New"/>
-                <w:color w:val="D4D4D4"/>
-                <w:sz w:val="18"/>
-                <w:szCs w:val="18"/>
-              </w:rPr>
-              <w:t xml:space="preserve">cd drk-mv-ki-plattform</w:t>
-            </w:r>
-          </w:p>
-          <w:p>
-            <w:pPr>
-              <w:spacing w:after="20" w:before="20"/>
-            </w:pPr>
-            <w:r>
-              <w:rPr>
-                <w:rFonts w:ascii="Courier New" w:cs="Courier New" w:eastAsia="Courier New" w:hAnsi="Courier New"/>
-                <w:color w:val="D4D4D4"/>
-                <w:sz w:val="18"/>
-                <w:szCs w:val="18"/>
-              </w:rPr>
-              <w:t xml:space="preserve"/>
-            </w:r>
-          </w:p>
-          <w:p>
-            <w:pPr>
-              <w:spacing w:after="20" w:before="20"/>
-            </w:pPr>
-            <w:r>
-              <w:rPr>
-                <w:rFonts w:ascii="Courier New" w:cs="Courier New" w:eastAsia="Courier New" w:hAnsi="Courier New"/>
-                <w:color w:val="D4D4D4"/>
-                <w:sz w:val="18"/>
-                <w:szCs w:val="18"/>
-              </w:rPr>
-              <w:t xml:space="preserve"># Alle Services starten</w:t>
-            </w:r>
-          </w:p>
-          <w:p>
-            <w:pPr>
-              <w:spacing w:after="20" w:before="20"/>
-            </w:pPr>
-            <w:r>
-              <w:rPr>
-                <w:rFonts w:ascii="Courier New" w:cs="Courier New" w:eastAsia="Courier New" w:hAnsi="Courier New"/>
-                <w:color w:val="D4D4D4"/>
-                <w:sz w:val="18"/>
-                <w:szCs w:val="18"/>
-              </w:rPr>
-              <w:t xml:space="preserve">docker compose up -d</w:t>
-            </w:r>
-          </w:p>
-          <w:p>
-            <w:pPr>
-              <w:spacing w:after="20" w:before="20"/>
-            </w:pPr>
-            <w:r>
-              <w:rPr>
-                <w:rFonts w:ascii="Courier New" w:cs="Courier New" w:eastAsia="Courier New" w:hAnsi="Courier New"/>
-                <w:color w:val="D4D4D4"/>
-                <w:sz w:val="18"/>
-                <w:szCs w:val="18"/>
-              </w:rPr>
-              <w:t xml:space="preserve"/>
-            </w:r>
-          </w:p>
-          <w:p>
-            <w:pPr>
-              <w:spacing w:after="20" w:before="20"/>
-            </w:pPr>
-            <w:r>
-              <w:rPr>
-                <w:rFonts w:ascii="Courier New" w:cs="Courier New" w:eastAsia="Courier New" w:hAnsi="Courier New"/>
-                <w:color w:val="D4D4D4"/>
-                <w:sz w:val="18"/>
-                <w:szCs w:val="18"/>
-              </w:rPr>
-              <w:t xml:space="preserve"># Status prüfen — alle Services sollten 'healthy' sein</w:t>
-            </w:r>
-          </w:p>
-          <w:p>
-            <w:pPr>
-              <w:spacing w:after="20" w:before="20"/>
-            </w:pPr>
-            <w:r>
-              <w:rPr>
-                <w:rFonts w:ascii="Courier New" w:cs="Courier New" w:eastAsia="Courier New" w:hAnsi="Courier New"/>
-                <w:color w:val="D4D4D4"/>
-                <w:sz w:val="18"/>
-                <w:szCs w:val="18"/>
-              </w:rPr>
-              <w:t xml:space="preserve">docker compose ps</w:t>
-            </w:r>
-          </w:p>
-          <w:p>
-            <w:pPr>
-              <w:spacing w:after="20" w:before="20"/>
-            </w:pPr>
-            <w:r>
-              <w:rPr>
-                <w:rFonts w:ascii="Courier New" w:cs="Courier New" w:eastAsia="Courier New" w:hAnsi="Courier New"/>
-                <w:color w:val="D4D4D4"/>
-                <w:sz w:val="18"/>
-                <w:szCs w:val="18"/>
-              </w:rPr>
-              <w:t xml:space="preserve"/>
-            </w:r>
-          </w:p>
-          <w:p>
-            <w:pPr>
-              <w:spacing w:after="20" w:before="20"/>
-            </w:pPr>
-            <w:r>
-              <w:rPr>
-                <w:rFonts w:ascii="Courier New" w:cs="Courier New" w:eastAsia="Courier New" w:hAnsi="Courier New"/>
-                <w:color w:val="D4D4D4"/>
-                <w:sz w:val="18"/>
-                <w:szCs w:val="18"/>
-              </w:rPr>
-              <w:t xml:space="preserve"># Logs bei Problemen</w:t>
-            </w:r>
-          </w:p>
-          <w:p>
-            <w:pPr>
-              <w:spacing w:after="20" w:before="20"/>
-            </w:pPr>
-            <w:r>
-              <w:rPr>
-                <w:rFonts w:ascii="Courier New" w:cs="Courier New" w:eastAsia="Courier New" w:hAnsi="Courier New"/>
-                <w:color w:val="D4D4D4"/>
-                <w:sz w:val="18"/>
-                <w:szCs w:val="18"/>
-              </w:rPr>
-              <w:t xml:space="preserve">docker compose logs -f api-gateway</w:t>
-            </w:r>
-          </w:p>
-          <w:p>
-            <w:pPr>
-              <w:spacing w:after="20" w:before="20"/>
-            </w:pPr>
-            <w:r>
-              <w:rPr>
-                <w:rFonts w:ascii="Courier New" w:cs="Courier New" w:eastAsia="Courier New" w:hAnsi="Courier New"/>
-                <w:color w:val="D4D4D4"/>
-                <w:sz w:val="18"/>
-                <w:szCs w:val="18"/>
-              </w:rPr>
-              <w:t xml:space="preserve">docker compose logs -f rag-service</w:t>
+        <w:trPr>
+          <w:tblHeader/>
+        </w:trPr>
+        <w:tc>
+          <w:tcPr>
+            <w:tcW w:type="dxa" w:w="2400"/>
+            <w:tcBorders>
+              <w:top w:val="single" w:color="CCCCCC" w:sz="1"/>
+              <w:left w:val="single" w:color="CCCCCC" w:sz="1"/>
+              <w:bottom w:val="single" w:color="CCCCCC" w:sz="1"/>
+              <w:right w:val="single" w:color="CCCCCC" w:sz="1"/>
+            </w:tcBorders>
+            <w:shd w:fill="CC0000" w:val="clear"/>
+            <w:tcMar>
+              <w:top w:type="dxa" w:w="80"/>
+              <w:left w:type="dxa" w:w="120"/>
+              <w:bottom w:type="dxa" w:w="80"/>
+              <w:right w:type="dxa" w:w="120"/>
+            </w:tcMar>
+          </w:tcPr>
+          <w:p>
+            <w:r>
+              <w:rPr>
+                <w:rFonts w:ascii="Arial" w:cs="Arial" w:eastAsia="Arial" w:hAnsi="Arial"/>
+                <w:b/>
+                <w:bCs/>
+                <w:color w:val="FFFFFF"/>
+                <w:sz w:val="19"/>
+                <w:szCs w:val="19"/>
+              </w:rPr>
+              <w:t xml:space="preserve">Tab</w:t>
+            </w:r>
+          </w:p>
+        </w:tc>
+        <w:tc>
+          <w:tcPr>
+            <w:tcW w:type="dxa" w:w="5238"/>
+            <w:tcBorders>
+              <w:top w:val="single" w:color="CCCCCC" w:sz="1"/>
+              <w:left w:val="single" w:color="CCCCCC" w:sz="1"/>
+              <w:bottom w:val="single" w:color="CCCCCC" w:sz="1"/>
+              <w:right w:val="single" w:color="CCCCCC" w:sz="1"/>
+            </w:tcBorders>
+            <w:shd w:fill="CC0000" w:val="clear"/>
+            <w:tcMar>
+              <w:top w:type="dxa" w:w="80"/>
+              <w:left w:type="dxa" w:w="120"/>
+              <w:bottom w:type="dxa" w:w="80"/>
+              <w:right w:type="dxa" w:w="120"/>
+            </w:tcMar>
+          </w:tcPr>
+          <w:p>
+            <w:r>
+              <w:rPr>
+                <w:rFonts w:ascii="Arial" w:cs="Arial" w:eastAsia="Arial" w:hAnsi="Arial"/>
+                <w:b/>
+                <w:bCs/>
+                <w:color w:val="FFFFFF"/>
+                <w:sz w:val="19"/>
+                <w:szCs w:val="19"/>
+              </w:rPr>
+              <w:t xml:space="preserve">Funktion</w:t>
+            </w:r>
+          </w:p>
+        </w:tc>
+        <w:tc>
+          <w:tcPr>
+            <w:tcW w:type="dxa" w:w="2000"/>
+            <w:tcBorders>
+              <w:top w:val="single" w:color="CCCCCC" w:sz="1"/>
+              <w:left w:val="single" w:color="CCCCCC" w:sz="1"/>
+              <w:bottom w:val="single" w:color="CCCCCC" w:sz="1"/>
+              <w:right w:val="single" w:color="CCCCCC" w:sz="1"/>
+            </w:tcBorders>
+            <w:shd w:fill="CC0000" w:val="clear"/>
+            <w:tcMar>
+              <w:top w:type="dxa" w:w="80"/>
+              <w:left w:type="dxa" w:w="120"/>
+              <w:bottom w:type="dxa" w:w="80"/>
+              <w:right w:type="dxa" w:w="120"/>
+            </w:tcMar>
+          </w:tcPr>
+          <w:p>
+            <w:r>
+              <w:rPr>
+                <w:rFonts w:ascii="Arial" w:cs="Arial" w:eastAsia="Arial" w:hAnsi="Arial"/>
+                <w:b/>
+                <w:bCs/>
+                <w:color w:val="FFFFFF"/>
+                <w:sz w:val="19"/>
+                <w:szCs w:val="19"/>
+              </w:rPr>
+              <w:t xml:space="preserve">Sichtbar für</w:t>
+            </w:r>
+          </w:p>
+        </w:tc>
+      </w:tr>
+      <w:tr>
+        <w:tc>
+          <w:tcPr>
+            <w:tcW w:type="dxa" w:w="2400"/>
+            <w:tcBorders>
+              <w:top w:val="single" w:color="CCCCCC" w:sz="1"/>
+              <w:left w:val="single" w:color="CCCCCC" w:sz="1"/>
+              <w:bottom w:val="single" w:color="CCCCCC" w:sz="1"/>
+              <w:right w:val="single" w:color="CCCCCC" w:sz="1"/>
+            </w:tcBorders>
+            <w:shd w:fill="FFFFFF" w:val="clear"/>
+            <w:tcMar>
+              <w:top w:type="dxa" w:w="80"/>
+              <w:left w:type="dxa" w:w="120"/>
+              <w:bottom w:type="dxa" w:w="80"/>
+              <w:right w:type="dxa" w:w="120"/>
+            </w:tcMar>
+          </w:tcPr>
+          <w:p>
+            <w:r>
+              <w:rPr>
+                <w:rFonts w:ascii="Arial" w:cs="Arial" w:eastAsia="Arial" w:hAnsi="Arial"/>
+                <w:color w:val="404040"/>
+                <w:sz w:val="19"/>
+                <w:szCs w:val="19"/>
+              </w:rPr>
+              <w:t xml:space="preserve">📄 Dokumente</w:t>
+            </w:r>
+          </w:p>
+        </w:tc>
+        <w:tc>
+          <w:tcPr>
+            <w:tcW w:type="dxa" w:w="5238"/>
+            <w:tcBorders>
+              <w:top w:val="single" w:color="CCCCCC" w:sz="1"/>
+              <w:left w:val="single" w:color="CCCCCC" w:sz="1"/>
+              <w:bottom w:val="single" w:color="CCCCCC" w:sz="1"/>
+              <w:right w:val="single" w:color="CCCCCC" w:sz="1"/>
+            </w:tcBorders>
+            <w:shd w:fill="FFFFFF" w:val="clear"/>
+            <w:tcMar>
+              <w:top w:type="dxa" w:w="80"/>
+              <w:left w:type="dxa" w:w="120"/>
+              <w:bottom w:type="dxa" w:w="80"/>
+              <w:right w:type="dxa" w:w="120"/>
+            </w:tcMar>
+          </w:tcPr>
+          <w:p>
+            <w:r>
+              <w:rPr>
+                <w:rFonts w:ascii="Arial" w:cs="Arial" w:eastAsia="Arial" w:hAnsi="Arial"/>
+                <w:color w:val="404040"/>
+                <w:sz w:val="19"/>
+                <w:szCs w:val="19"/>
+              </w:rPr>
+              <w:t xml:space="preserve">Upload per Drag-and-Drop, Sichtbarkeit per Checkbox (ACL), nachträglich änderbar, Löschen</w:t>
+            </w:r>
+          </w:p>
+        </w:tc>
+        <w:tc>
+          <w:tcPr>
+            <w:tcW w:type="dxa" w:w="2000"/>
+            <w:tcBorders>
+              <w:top w:val="single" w:color="CCCCCC" w:sz="1"/>
+              <w:left w:val="single" w:color="CCCCCC" w:sz="1"/>
+              <w:bottom w:val="single" w:color="CCCCCC" w:sz="1"/>
+              <w:right w:val="single" w:color="CCCCCC" w:sz="1"/>
+            </w:tcBorders>
+            <w:shd w:fill="FFFFFF" w:val="clear"/>
+            <w:tcMar>
+              <w:top w:type="dxa" w:w="80"/>
+              <w:left w:type="dxa" w:w="120"/>
+              <w:bottom w:type="dxa" w:w="80"/>
+              <w:right w:type="dxa" w:w="120"/>
+            </w:tcMar>
+          </w:tcPr>
+          <w:p>
+            <w:r>
+              <w:rPr>
+                <w:rFonts w:ascii="Arial" w:cs="Arial" w:eastAsia="Arial" w:hAnsi="Arial"/>
+                <w:color w:val="404040"/>
+                <w:sz w:val="19"/>
+                <w:szCs w:val="19"/>
+              </w:rPr>
+              <w:t xml:space="preserve">alle Rollen</w:t>
+            </w:r>
+          </w:p>
+        </w:tc>
+      </w:tr>
+      <w:tr>
+        <w:tc>
+          <w:tcPr>
+            <w:tcW w:type="dxa" w:w="2400"/>
+            <w:tcBorders>
+              <w:top w:val="single" w:color="CCCCCC" w:sz="1"/>
+              <w:left w:val="single" w:color="CCCCCC" w:sz="1"/>
+              <w:bottom w:val="single" w:color="CCCCCC" w:sz="1"/>
+              <w:right w:val="single" w:color="CCCCCC" w:sz="1"/>
+            </w:tcBorders>
+            <w:shd w:fill="F5F5F5" w:val="clear"/>
+            <w:tcMar>
+              <w:top w:type="dxa" w:w="80"/>
+              <w:left w:type="dxa" w:w="120"/>
+              <w:bottom w:type="dxa" w:w="80"/>
+              <w:right w:type="dxa" w:w="120"/>
+            </w:tcMar>
+          </w:tcPr>
+          <w:p>
+            <w:r>
+              <w:rPr>
+                <w:rFonts w:ascii="Arial" w:cs="Arial" w:eastAsia="Arial" w:hAnsi="Arial"/>
+                <w:color w:val="404040"/>
+                <w:sz w:val="19"/>
+                <w:szCs w:val="19"/>
+              </w:rPr>
+              <w:t xml:space="preserve">📣 Social-Media-Freigaben</w:t>
+            </w:r>
+          </w:p>
+        </w:tc>
+        <w:tc>
+          <w:tcPr>
+            <w:tcW w:type="dxa" w:w="5238"/>
+            <w:tcBorders>
+              <w:top w:val="single" w:color="CCCCCC" w:sz="1"/>
+              <w:left w:val="single" w:color="CCCCCC" w:sz="1"/>
+              <w:bottom w:val="single" w:color="CCCCCC" w:sz="1"/>
+              <w:right w:val="single" w:color="CCCCCC" w:sz="1"/>
+            </w:tcBorders>
+            <w:shd w:fill="F5F5F5" w:val="clear"/>
+            <w:tcMar>
+              <w:top w:type="dxa" w:w="80"/>
+              <w:left w:type="dxa" w:w="120"/>
+              <w:bottom w:type="dxa" w:w="80"/>
+              <w:right w:type="dxa" w:w="120"/>
+            </w:tcMar>
+          </w:tcPr>
+          <w:p>
+            <w:r>
+              <w:rPr>
+                <w:rFonts w:ascii="Arial" w:cs="Arial" w:eastAsia="Arial" w:hAnsi="Arial"/>
+                <w:color w:val="404040"/>
+                <w:sz w:val="19"/>
+                <w:szCs w:val="19"/>
+              </w:rPr>
+              <w:t xml:space="preserve">Entwürfe ansehen/bearbeiten, einreichen, freigeben/ablehnen — rollenabhängig</w:t>
+            </w:r>
+          </w:p>
+        </w:tc>
+        <w:tc>
+          <w:tcPr>
+            <w:tcW w:type="dxa" w:w="2000"/>
+            <w:tcBorders>
+              <w:top w:val="single" w:color="CCCCCC" w:sz="1"/>
+              <w:left w:val="single" w:color="CCCCCC" w:sz="1"/>
+              <w:bottom w:val="single" w:color="CCCCCC" w:sz="1"/>
+              <w:right w:val="single" w:color="CCCCCC" w:sz="1"/>
+            </w:tcBorders>
+            <w:shd w:fill="F5F5F5" w:val="clear"/>
+            <w:tcMar>
+              <w:top w:type="dxa" w:w="80"/>
+              <w:left w:type="dxa" w:w="120"/>
+              <w:bottom w:type="dxa" w:w="80"/>
+              <w:right w:type="dxa" w:w="120"/>
+            </w:tcMar>
+          </w:tcPr>
+          <w:p>
+            <w:r>
+              <w:rPr>
+                <w:rFonts w:ascii="Arial" w:cs="Arial" w:eastAsia="Arial" w:hAnsi="Arial"/>
+                <w:color w:val="404040"/>
+                <w:sz w:val="19"/>
+                <w:szCs w:val="19"/>
+              </w:rPr>
+              <w:t xml:space="preserve">Editoren + Approver</w:t>
+            </w:r>
+          </w:p>
+        </w:tc>
+      </w:tr>
+      <w:tr>
+        <w:tc>
+          <w:tcPr>
+            <w:tcW w:type="dxa" w:w="2400"/>
+            <w:tcBorders>
+              <w:top w:val="single" w:color="CCCCCC" w:sz="1"/>
+              <w:left w:val="single" w:color="CCCCCC" w:sz="1"/>
+              <w:bottom w:val="single" w:color="CCCCCC" w:sz="1"/>
+              <w:right w:val="single" w:color="CCCCCC" w:sz="1"/>
+            </w:tcBorders>
+            <w:shd w:fill="FFFFFF" w:val="clear"/>
+            <w:tcMar>
+              <w:top w:type="dxa" w:w="80"/>
+              <w:left w:type="dxa" w:w="120"/>
+              <w:bottom w:type="dxa" w:w="80"/>
+              <w:right w:type="dxa" w:w="120"/>
+            </w:tcMar>
+          </w:tcPr>
+          <w:p>
+            <w:r>
+              <w:rPr>
+                <w:rFonts w:ascii="Arial" w:cs="Arial" w:eastAsia="Arial" w:hAnsi="Arial"/>
+                <w:color w:val="404040"/>
+                <w:sz w:val="19"/>
+                <w:szCs w:val="19"/>
+              </w:rPr>
+              <w:t xml:space="preserve">👥 Nutzer</w:t>
+            </w:r>
+          </w:p>
+        </w:tc>
+        <w:tc>
+          <w:tcPr>
+            <w:tcW w:type="dxa" w:w="5238"/>
+            <w:tcBorders>
+              <w:top w:val="single" w:color="CCCCCC" w:sz="1"/>
+              <w:left w:val="single" w:color="CCCCCC" w:sz="1"/>
+              <w:bottom w:val="single" w:color="CCCCCC" w:sz="1"/>
+              <w:right w:val="single" w:color="CCCCCC" w:sz="1"/>
+            </w:tcBorders>
+            <w:shd w:fill="FFFFFF" w:val="clear"/>
+            <w:tcMar>
+              <w:top w:type="dxa" w:w="80"/>
+              <w:left w:type="dxa" w:w="120"/>
+              <w:bottom w:type="dxa" w:w="80"/>
+              <w:right w:type="dxa" w:w="120"/>
+            </w:tcMar>
+          </w:tcPr>
+          <w:p>
+            <w:r>
+              <w:rPr>
+                <w:rFonts w:ascii="Arial" w:cs="Arial" w:eastAsia="Arial" w:hAnsi="Arial"/>
+                <w:color w:val="404040"/>
+                <w:sz w:val="19"/>
+                <w:szCs w:val="19"/>
+              </w:rPr>
+              <w:t xml:space="preserve">Anlegen, Rollen, Modelle freigeben, Passwort-Reset, Deaktivieren (AD-Konten: nur Rollen)</w:t>
+            </w:r>
+          </w:p>
+        </w:tc>
+        <w:tc>
+          <w:tcPr>
+            <w:tcW w:type="dxa" w:w="2000"/>
+            <w:tcBorders>
+              <w:top w:val="single" w:color="CCCCCC" w:sz="1"/>
+              <w:left w:val="single" w:color="CCCCCC" w:sz="1"/>
+              <w:bottom w:val="single" w:color="CCCCCC" w:sz="1"/>
+              <w:right w:val="single" w:color="CCCCCC" w:sz="1"/>
+            </w:tcBorders>
+            <w:shd w:fill="FFFFFF" w:val="clear"/>
+            <w:tcMar>
+              <w:top w:type="dxa" w:w="80"/>
+              <w:left w:type="dxa" w:w="120"/>
+              <w:bottom w:type="dxa" w:w="80"/>
+              <w:right w:type="dxa" w:w="120"/>
+            </w:tcMar>
+          </w:tcPr>
+          <w:p>
+            <w:r>
+              <w:rPr>
+                <w:rFonts w:ascii="Arial" w:cs="Arial" w:eastAsia="Arial" w:hAnsi="Arial"/>
+                <w:color w:val="404040"/>
+                <w:sz w:val="19"/>
+                <w:szCs w:val="19"/>
+              </w:rPr>
+              <w:t xml:space="preserve">kv-admin</w:t>
+            </w:r>
+          </w:p>
+        </w:tc>
+      </w:tr>
+      <w:tr>
+        <w:tc>
+          <w:tcPr>
+            <w:tcW w:type="dxa" w:w="2400"/>
+            <w:tcBorders>
+              <w:top w:val="single" w:color="CCCCCC" w:sz="1"/>
+              <w:left w:val="single" w:color="CCCCCC" w:sz="1"/>
+              <w:bottom w:val="single" w:color="CCCCCC" w:sz="1"/>
+              <w:right w:val="single" w:color="CCCCCC" w:sz="1"/>
+            </w:tcBorders>
+            <w:shd w:fill="F5F5F5" w:val="clear"/>
+            <w:tcMar>
+              <w:top w:type="dxa" w:w="80"/>
+              <w:left w:type="dxa" w:w="120"/>
+              <w:bottom w:type="dxa" w:w="80"/>
+              <w:right w:type="dxa" w:w="120"/>
+            </w:tcMar>
+          </w:tcPr>
+          <w:p>
+            <w:r>
+              <w:rPr>
+                <w:rFonts w:ascii="Arial" w:cs="Arial" w:eastAsia="Arial" w:hAnsi="Arial"/>
+                <w:color w:val="404040"/>
+                <w:sz w:val="19"/>
+                <w:szCs w:val="19"/>
+              </w:rPr>
+              <w:t xml:space="preserve">📋 Protokoll</w:t>
+            </w:r>
+          </w:p>
+        </w:tc>
+        <w:tc>
+          <w:tcPr>
+            <w:tcW w:type="dxa" w:w="5238"/>
+            <w:tcBorders>
+              <w:top w:val="single" w:color="CCCCCC" w:sz="1"/>
+              <w:left w:val="single" w:color="CCCCCC" w:sz="1"/>
+              <w:bottom w:val="single" w:color="CCCCCC" w:sz="1"/>
+              <w:right w:val="single" w:color="CCCCCC" w:sz="1"/>
+            </w:tcBorders>
+            <w:shd w:fill="F5F5F5" w:val="clear"/>
+            <w:tcMar>
+              <w:top w:type="dxa" w:w="80"/>
+              <w:left w:type="dxa" w:w="120"/>
+              <w:bottom w:type="dxa" w:w="80"/>
+              <w:right w:type="dxa" w:w="120"/>
+            </w:tcMar>
+          </w:tcPr>
+          <w:p>
+            <w:r>
+              <w:rPr>
+                <w:rFonts w:ascii="Arial" w:cs="Arial" w:eastAsia="Arial" w:hAnsi="Arial"/>
+                <w:color w:val="404040"/>
+                <w:sz w:val="19"/>
+                <w:szCs w:val="19"/>
+              </w:rPr>
+              <w:t xml:space="preserve">Revisionssicheres Audit-Log aller administrativen Aktionen</w:t>
+            </w:r>
+          </w:p>
+        </w:tc>
+        <w:tc>
+          <w:tcPr>
+            <w:tcW w:type="dxa" w:w="2000"/>
+            <w:tcBorders>
+              <w:top w:val="single" w:color="CCCCCC" w:sz="1"/>
+              <w:left w:val="single" w:color="CCCCCC" w:sz="1"/>
+              <w:bottom w:val="single" w:color="CCCCCC" w:sz="1"/>
+              <w:right w:val="single" w:color="CCCCCC" w:sz="1"/>
+            </w:tcBorders>
+            <w:shd w:fill="F5F5F5" w:val="clear"/>
+            <w:tcMar>
+              <w:top w:type="dxa" w:w="80"/>
+              <w:left w:type="dxa" w:w="120"/>
+              <w:bottom w:type="dxa" w:w="80"/>
+              <w:right w:type="dxa" w:w="120"/>
+            </w:tcMar>
+          </w:tcPr>
+          <w:p>
+            <w:r>
+              <w:rPr>
+                <w:rFonts w:ascii="Arial" w:cs="Arial" w:eastAsia="Arial" w:hAnsi="Arial"/>
+                <w:color w:val="404040"/>
+                <w:sz w:val="19"/>
+                <w:szCs w:val="19"/>
+              </w:rPr>
+              <w:t xml:space="preserve">kv-admin</w:t>
+            </w:r>
+          </w:p>
+        </w:tc>
+      </w:tr>
+      <w:tr>
+        <w:tc>
+          <w:tcPr>
+            <w:tcW w:type="dxa" w:w="2400"/>
+            <w:tcBorders>
+              <w:top w:val="single" w:color="CCCCCC" w:sz="1"/>
+              <w:left w:val="single" w:color="CCCCCC" w:sz="1"/>
+              <w:bottom w:val="single" w:color="CCCCCC" w:sz="1"/>
+              <w:right w:val="single" w:color="CCCCCC" w:sz="1"/>
+            </w:tcBorders>
+            <w:shd w:fill="FFFFFF" w:val="clear"/>
+            <w:tcMar>
+              <w:top w:type="dxa" w:w="80"/>
+              <w:left w:type="dxa" w:w="120"/>
+              <w:bottom w:type="dxa" w:w="80"/>
+              <w:right w:type="dxa" w:w="120"/>
+            </w:tcMar>
+          </w:tcPr>
+          <w:p>
+            <w:r>
+              <w:rPr>
+                <w:rFonts w:ascii="Arial" w:cs="Arial" w:eastAsia="Arial" w:hAnsi="Arial"/>
+                <w:color w:val="404040"/>
+                <w:sz w:val="19"/>
+                <w:szCs w:val="19"/>
+              </w:rPr>
+              <w:t xml:space="preserve">⚙️ Einstellungen</w:t>
+            </w:r>
+          </w:p>
+        </w:tc>
+        <w:tc>
+          <w:tcPr>
+            <w:tcW w:type="dxa" w:w="5238"/>
+            <w:tcBorders>
+              <w:top w:val="single" w:color="CCCCCC" w:sz="1"/>
+              <w:left w:val="single" w:color="CCCCCC" w:sz="1"/>
+              <w:bottom w:val="single" w:color="CCCCCC" w:sz="1"/>
+              <w:right w:val="single" w:color="CCCCCC" w:sz="1"/>
+            </w:tcBorders>
+            <w:shd w:fill="FFFFFF" w:val="clear"/>
+            <w:tcMar>
+              <w:top w:type="dxa" w:w="80"/>
+              <w:left w:type="dxa" w:w="120"/>
+              <w:bottom w:type="dxa" w:w="80"/>
+              <w:right w:type="dxa" w:w="120"/>
+            </w:tcMar>
+          </w:tcPr>
+          <w:p>
+            <w:r>
+              <w:rPr>
+                <w:rFonts w:ascii="Arial" w:cs="Arial" w:eastAsia="Arial" w:hAnsi="Arial"/>
+                <w:color w:val="404040"/>
+                <w:sz w:val="19"/>
+                <w:szCs w:val="19"/>
+              </w:rPr>
+              <w:t xml:space="preserve">KI-Modelle, API-Keys externer Anbieter, HTTPS-Hostname, Systemstatus</w:t>
+            </w:r>
+          </w:p>
+        </w:tc>
+        <w:tc>
+          <w:tcPr>
+            <w:tcW w:type="dxa" w:w="2000"/>
+            <w:tcBorders>
+              <w:top w:val="single" w:color="CCCCCC" w:sz="1"/>
+              <w:left w:val="single" w:color="CCCCCC" w:sz="1"/>
+              <w:bottom w:val="single" w:color="CCCCCC" w:sz="1"/>
+              <w:right w:val="single" w:color="CCCCCC" w:sz="1"/>
+            </w:tcBorders>
+            <w:shd w:fill="FFFFFF" w:val="clear"/>
+            <w:tcMar>
+              <w:top w:type="dxa" w:w="80"/>
+              <w:left w:type="dxa" w:w="120"/>
+              <w:bottom w:type="dxa" w:w="80"/>
+              <w:right w:type="dxa" w:w="120"/>
+            </w:tcMar>
+          </w:tcPr>
+          <w:p>
+            <w:r>
+              <w:rPr>
+                <w:rFonts w:ascii="Arial" w:cs="Arial" w:eastAsia="Arial" w:hAnsi="Arial"/>
+                <w:color w:val="404040"/>
+                <w:sz w:val="19"/>
+                <w:szCs w:val="19"/>
+              </w:rPr>
+              <w:t xml:space="preserve">kv-admin</w:t>
             </w:r>
           </w:p>
         </w:tc>
@@ -8252,6 +6549,436 @@
     <w:p>
       <w:pPr>
         <w:spacing w:after="60" w:before="120"/>
+      </w:pPr>
+      <w:r>
+        <w:t xml:space="preserve"/>
+      </w:r>
+    </w:p>
+    <w:p>
+      <w:pPr>
+        <w:pStyle w:val="Heading2"/>
+        <w:spacing w:after="120" w:before="280"/>
+      </w:pPr>
+      <w:r>
+        <w:rPr>
+          <w:rFonts w:ascii="Arial" w:cs="Arial" w:eastAsia="Arial" w:hAnsi="Arial"/>
+          <w:b/>
+          <w:bCs/>
+          <w:color w:val="404040"/>
+          <w:sz w:val="24"/>
+          <w:szCs w:val="24"/>
+        </w:rPr>
+        <w:t xml:space="preserve">5.2  Open-WebUI-Pipes installieren (einmalig)</w:t>
+      </w:r>
+    </w:p>
+    <w:p>
+      <w:pPr>
+        <w:spacing w:after="80" w:before="80"/>
+      </w:pPr>
+      <w:r>
+        <w:rPr>
+          <w:rFonts w:ascii="Arial" w:cs="Arial" w:eastAsia="Arial" w:hAnsi="Arial"/>
+          <w:color w:val="404040"/>
+          <w:sz w:val="20"/>
+          <w:szCs w:val="20"/>
+        </w:rPr>
+        <w:t xml:space="preserve">Open WebUI (Port 3000) ist die Chat-Oberfläche der Endnutzer. Drei Pipe-Funktionen verbinden sie mit der Plattform — Installation jeweils per Copy-Paste im Open-WebUI-Admin-Panel (Funktionen → Neue Funktion → Inhalt einfügen → aktivieren):</w:t>
+      </w:r>
+    </w:p>
+    <w:p>
+      <w:pPr>
+        <w:spacing w:after="40" w:before="60"/>
+      </w:pPr>
+      <w:r>
+        <w:t xml:space="preserve"/>
+      </w:r>
+    </w:p>
+    <w:tbl>
+      <w:tblPr>
+        <w:tblW w:type="dxa" w:w="9638"/>
+        <w:tblBorders>
+          <w:top w:val="single" w:color="auto" w:sz="4"/>
+          <w:left w:val="single" w:color="auto" w:sz="4"/>
+          <w:bottom w:val="single" w:color="auto" w:sz="4"/>
+          <w:right w:val="single" w:color="auto" w:sz="4"/>
+          <w:insideH w:val="single" w:color="auto" w:sz="4"/>
+          <w:insideV w:val="single" w:color="auto" w:sz="4"/>
+        </w:tblBorders>
+      </w:tblPr>
+      <w:tblGrid>
+        <w:gridCol w:w="2800"/>
+        <w:gridCol w:w="3000"/>
+        <w:gridCol w:w="3838"/>
+      </w:tblGrid>
+      <w:tr>
+        <w:trPr>
+          <w:tblHeader/>
+        </w:trPr>
+        <w:tc>
+          <w:tcPr>
+            <w:tcW w:type="dxa" w:w="2800"/>
+            <w:tcBorders>
+              <w:top w:val="single" w:color="CCCCCC" w:sz="1"/>
+              <w:left w:val="single" w:color="CCCCCC" w:sz="1"/>
+              <w:bottom w:val="single" w:color="CCCCCC" w:sz="1"/>
+              <w:right w:val="single" w:color="CCCCCC" w:sz="1"/>
+            </w:tcBorders>
+            <w:shd w:fill="CC0000" w:val="clear"/>
+            <w:tcMar>
+              <w:top w:type="dxa" w:w="80"/>
+              <w:left w:type="dxa" w:w="120"/>
+              <w:bottom w:type="dxa" w:w="80"/>
+              <w:right w:type="dxa" w:w="120"/>
+            </w:tcMar>
+          </w:tcPr>
+          <w:p>
+            <w:r>
+              <w:rPr>
+                <w:rFonts w:ascii="Arial" w:cs="Arial" w:eastAsia="Arial" w:hAnsi="Arial"/>
+                <w:b/>
+                <w:bCs/>
+                <w:color w:val="FFFFFF"/>
+                <w:sz w:val="19"/>
+                <w:szCs w:val="19"/>
+              </w:rPr>
+              <w:t xml:space="preserve">Pipe-Datei (infra/openwebui/pipes/)</w:t>
+            </w:r>
+          </w:p>
+        </w:tc>
+        <w:tc>
+          <w:tcPr>
+            <w:tcW w:type="dxa" w:w="3000"/>
+            <w:tcBorders>
+              <w:top w:val="single" w:color="CCCCCC" w:sz="1"/>
+              <w:left w:val="single" w:color="CCCCCC" w:sz="1"/>
+              <w:bottom w:val="single" w:color="CCCCCC" w:sz="1"/>
+              <w:right w:val="single" w:color="CCCCCC" w:sz="1"/>
+            </w:tcBorders>
+            <w:shd w:fill="CC0000" w:val="clear"/>
+            <w:tcMar>
+              <w:top w:type="dxa" w:w="80"/>
+              <w:left w:type="dxa" w:w="120"/>
+              <w:bottom w:type="dxa" w:w="80"/>
+              <w:right w:type="dxa" w:w="120"/>
+            </w:tcMar>
+          </w:tcPr>
+          <w:p>
+            <w:r>
+              <w:rPr>
+                <w:rFonts w:ascii="Arial" w:cs="Arial" w:eastAsia="Arial" w:hAnsi="Arial"/>
+                <w:b/>
+                <w:bCs/>
+                <w:color w:val="FFFFFF"/>
+                <w:sz w:val="19"/>
+                <w:szCs w:val="19"/>
+              </w:rPr>
+              <w:t xml:space="preserve">Erscheint als Modell</w:t>
+            </w:r>
+          </w:p>
+        </w:tc>
+        <w:tc>
+          <w:tcPr>
+            <w:tcW w:type="dxa" w:w="3838"/>
+            <w:tcBorders>
+              <w:top w:val="single" w:color="CCCCCC" w:sz="1"/>
+              <w:left w:val="single" w:color="CCCCCC" w:sz="1"/>
+              <w:bottom w:val="single" w:color="CCCCCC" w:sz="1"/>
+              <w:right w:val="single" w:color="CCCCCC" w:sz="1"/>
+            </w:tcBorders>
+            <w:shd w:fill="CC0000" w:val="clear"/>
+            <w:tcMar>
+              <w:top w:type="dxa" w:w="80"/>
+              <w:left w:type="dxa" w:w="120"/>
+              <w:bottom w:type="dxa" w:w="80"/>
+              <w:right w:type="dxa" w:w="120"/>
+            </w:tcMar>
+          </w:tcPr>
+          <w:p>
+            <w:r>
+              <w:rPr>
+                <w:rFonts w:ascii="Arial" w:cs="Arial" w:eastAsia="Arial" w:hAnsi="Arial"/>
+                <w:b/>
+                <w:bCs/>
+                <w:color w:val="FFFFFF"/>
+                <w:sz w:val="19"/>
+                <w:szCs w:val="19"/>
+              </w:rPr>
+              <w:t xml:space="preserve">Funktion</w:t>
+            </w:r>
+          </w:p>
+        </w:tc>
+      </w:tr>
+      <w:tr>
+        <w:tc>
+          <w:tcPr>
+            <w:tcW w:type="dxa" w:w="2800"/>
+            <w:tcBorders>
+              <w:top w:val="single" w:color="CCCCCC" w:sz="1"/>
+              <w:left w:val="single" w:color="CCCCCC" w:sz="1"/>
+              <w:bottom w:val="single" w:color="CCCCCC" w:sz="1"/>
+              <w:right w:val="single" w:color="CCCCCC" w:sz="1"/>
+            </w:tcBorders>
+            <w:shd w:fill="FFFFFF" w:val="clear"/>
+            <w:tcMar>
+              <w:top w:type="dxa" w:w="80"/>
+              <w:left w:type="dxa" w:w="120"/>
+              <w:bottom w:type="dxa" w:w="80"/>
+              <w:right w:type="dxa" w:w="120"/>
+            </w:tcMar>
+          </w:tcPr>
+          <w:p>
+            <w:r>
+              <w:rPr>
+                <w:rFonts w:ascii="Arial" w:cs="Arial" w:eastAsia="Arial" w:hAnsi="Arial"/>
+                <w:color w:val="404040"/>
+                <w:sz w:val="19"/>
+                <w:szCs w:val="19"/>
+              </w:rPr>
+              <w:t xml:space="preserve">drk_rag_pipe.py</w:t>
+            </w:r>
+          </w:p>
+        </w:tc>
+        <w:tc>
+          <w:tcPr>
+            <w:tcW w:type="dxa" w:w="3000"/>
+            <w:tcBorders>
+              <w:top w:val="single" w:color="CCCCCC" w:sz="1"/>
+              <w:left w:val="single" w:color="CCCCCC" w:sz="1"/>
+              <w:bottom w:val="single" w:color="CCCCCC" w:sz="1"/>
+              <w:right w:val="single" w:color="CCCCCC" w:sz="1"/>
+            </w:tcBorders>
+            <w:shd w:fill="FFFFFF" w:val="clear"/>
+            <w:tcMar>
+              <w:top w:type="dxa" w:w="80"/>
+              <w:left w:type="dxa" w:w="120"/>
+              <w:bottom w:type="dxa" w:w="80"/>
+              <w:right w:type="dxa" w:w="120"/>
+            </w:tcMar>
+          </w:tcPr>
+          <w:p>
+            <w:r>
+              <w:rPr>
+                <w:rFonts w:ascii="Arial" w:cs="Arial" w:eastAsia="Arial" w:hAnsi="Arial"/>
+                <w:color w:val="404040"/>
+                <w:sz w:val="19"/>
+                <w:szCs w:val="19"/>
+              </w:rPr>
+              <w:t xml:space="preserve">🔒 DRK Wissensbasis (lokal)</w:t>
+            </w:r>
+          </w:p>
+        </w:tc>
+        <w:tc>
+          <w:tcPr>
+            <w:tcW w:type="dxa" w:w="3838"/>
+            <w:tcBorders>
+              <w:top w:val="single" w:color="CCCCCC" w:sz="1"/>
+              <w:left w:val="single" w:color="CCCCCC" w:sz="1"/>
+              <w:bottom w:val="single" w:color="CCCCCC" w:sz="1"/>
+              <w:right w:val="single" w:color="CCCCCC" w:sz="1"/>
+            </w:tcBorders>
+            <w:shd w:fill="FFFFFF" w:val="clear"/>
+            <w:tcMar>
+              <w:top w:type="dxa" w:w="80"/>
+              <w:left w:type="dxa" w:w="120"/>
+              <w:bottom w:type="dxa" w:w="80"/>
+              <w:right w:type="dxa" w:w="120"/>
+            </w:tcMar>
+          </w:tcPr>
+          <w:p>
+            <w:r>
+              <w:rPr>
+                <w:rFonts w:ascii="Arial" w:cs="Arial" w:eastAsia="Arial" w:hAnsi="Arial"/>
+                <w:color w:val="404040"/>
+                <w:sz w:val="19"/>
+                <w:szCs w:val="19"/>
+              </w:rPr>
+              <w:t xml:space="preserve">Rechtegeprüfte Dokumentensuche mit Quellen-Zitaten</w:t>
+            </w:r>
+          </w:p>
+        </w:tc>
+      </w:tr>
+      <w:tr>
+        <w:tc>
+          <w:tcPr>
+            <w:tcW w:type="dxa" w:w="2800"/>
+            <w:tcBorders>
+              <w:top w:val="single" w:color="CCCCCC" w:sz="1"/>
+              <w:left w:val="single" w:color="CCCCCC" w:sz="1"/>
+              <w:bottom w:val="single" w:color="CCCCCC" w:sz="1"/>
+              <w:right w:val="single" w:color="CCCCCC" w:sz="1"/>
+            </w:tcBorders>
+            <w:shd w:fill="F5F5F5" w:val="clear"/>
+            <w:tcMar>
+              <w:top w:type="dxa" w:w="80"/>
+              <w:left w:type="dxa" w:w="120"/>
+              <w:bottom w:type="dxa" w:w="80"/>
+              <w:right w:type="dxa" w:w="120"/>
+            </w:tcMar>
+          </w:tcPr>
+          <w:p>
+            <w:r>
+              <w:rPr>
+                <w:rFonts w:ascii="Arial" w:cs="Arial" w:eastAsia="Arial" w:hAnsi="Arial"/>
+                <w:color w:val="404040"/>
+                <w:sz w:val="19"/>
+                <w:szCs w:val="19"/>
+              </w:rPr>
+              <w:t xml:space="preserve">drk_content_pipe.py</w:t>
+            </w:r>
+          </w:p>
+        </w:tc>
+        <w:tc>
+          <w:tcPr>
+            <w:tcW w:type="dxa" w:w="3000"/>
+            <w:tcBorders>
+              <w:top w:val="single" w:color="CCCCCC" w:sz="1"/>
+              <w:left w:val="single" w:color="CCCCCC" w:sz="1"/>
+              <w:bottom w:val="single" w:color="CCCCCC" w:sz="1"/>
+              <w:right w:val="single" w:color="CCCCCC" w:sz="1"/>
+            </w:tcBorders>
+            <w:shd w:fill="F5F5F5" w:val="clear"/>
+            <w:tcMar>
+              <w:top w:type="dxa" w:w="80"/>
+              <w:left w:type="dxa" w:w="120"/>
+              <w:bottom w:type="dxa" w:w="80"/>
+              <w:right w:type="dxa" w:w="120"/>
+            </w:tcMar>
+          </w:tcPr>
+          <w:p>
+            <w:r>
+              <w:rPr>
+                <w:rFonts w:ascii="Arial" w:cs="Arial" w:eastAsia="Arial" w:hAnsi="Arial"/>
+                <w:color w:val="404040"/>
+                <w:sz w:val="19"/>
+                <w:szCs w:val="19"/>
+              </w:rPr>
+              <w:t xml:space="preserve">🔒 DRK Social Media (Kanal, lokal)</w:t>
+            </w:r>
+          </w:p>
+        </w:tc>
+        <w:tc>
+          <w:tcPr>
+            <w:tcW w:type="dxa" w:w="3838"/>
+            <w:tcBorders>
+              <w:top w:val="single" w:color="CCCCCC" w:sz="1"/>
+              <w:left w:val="single" w:color="CCCCCC" w:sz="1"/>
+              <w:bottom w:val="single" w:color="CCCCCC" w:sz="1"/>
+              <w:right w:val="single" w:color="CCCCCC" w:sz="1"/>
+            </w:tcBorders>
+            <w:shd w:fill="F5F5F5" w:val="clear"/>
+            <w:tcMar>
+              <w:top w:type="dxa" w:w="80"/>
+              <w:left w:type="dxa" w:w="120"/>
+              <w:bottom w:type="dxa" w:w="80"/>
+              <w:right w:type="dxa" w:w="120"/>
+            </w:tcMar>
+          </w:tcPr>
+          <w:p>
+            <w:r>
+              <w:rPr>
+                <w:rFonts w:ascii="Arial" w:cs="Arial" w:eastAsia="Arial" w:hAnsi="Arial"/>
+                <w:color w:val="404040"/>
+                <w:sz w:val="19"/>
+                <w:szCs w:val="19"/>
+              </w:rPr>
+              <w:t xml:space="preserve">Beitragsentwürfe je Kanal → Freigabe-Workflow</w:t>
+            </w:r>
+          </w:p>
+        </w:tc>
+      </w:tr>
+      <w:tr>
+        <w:tc>
+          <w:tcPr>
+            <w:tcW w:type="dxa" w:w="2800"/>
+            <w:tcBorders>
+              <w:top w:val="single" w:color="CCCCCC" w:sz="1"/>
+              <w:left w:val="single" w:color="CCCCCC" w:sz="1"/>
+              <w:bottom w:val="single" w:color="CCCCCC" w:sz="1"/>
+              <w:right w:val="single" w:color="CCCCCC" w:sz="1"/>
+            </w:tcBorders>
+            <w:shd w:fill="FFFFFF" w:val="clear"/>
+            <w:tcMar>
+              <w:top w:type="dxa" w:w="80"/>
+              <w:left w:type="dxa" w:w="120"/>
+              <w:bottom w:type="dxa" w:w="80"/>
+              <w:right w:type="dxa" w:w="120"/>
+            </w:tcMar>
+          </w:tcPr>
+          <w:p>
+            <w:r>
+              <w:rPr>
+                <w:rFonts w:ascii="Arial" w:cs="Arial" w:eastAsia="Arial" w:hAnsi="Arial"/>
+                <w:color w:val="404040"/>
+                <w:sz w:val="19"/>
+                <w:szCs w:val="19"/>
+              </w:rPr>
+              <w:t xml:space="preserve">drk_models_pipe.py</w:t>
+            </w:r>
+          </w:p>
+        </w:tc>
+        <w:tc>
+          <w:tcPr>
+            <w:tcW w:type="dxa" w:w="3000"/>
+            <w:tcBorders>
+              <w:top w:val="single" w:color="CCCCCC" w:sz="1"/>
+              <w:left w:val="single" w:color="CCCCCC" w:sz="1"/>
+              <w:bottom w:val="single" w:color="CCCCCC" w:sz="1"/>
+              <w:right w:val="single" w:color="CCCCCC" w:sz="1"/>
+            </w:tcBorders>
+            <w:shd w:fill="FFFFFF" w:val="clear"/>
+            <w:tcMar>
+              <w:top w:type="dxa" w:w="80"/>
+              <w:left w:type="dxa" w:w="120"/>
+              <w:bottom w:type="dxa" w:w="80"/>
+              <w:right w:type="dxa" w:w="120"/>
+            </w:tcMar>
+          </w:tcPr>
+          <w:p>
+            <w:r>
+              <w:rPr>
+                <w:rFonts w:ascii="Arial" w:cs="Arial" w:eastAsia="Arial" w:hAnsi="Arial"/>
+                <w:color w:val="404040"/>
+                <w:sz w:val="19"/>
+                <w:szCs w:val="19"/>
+              </w:rPr>
+              <w:t xml:space="preserve">🌐 EXTERN (Anbieter): Modellname</w:t>
+            </w:r>
+          </w:p>
+        </w:tc>
+        <w:tc>
+          <w:tcPr>
+            <w:tcW w:type="dxa" w:w="3838"/>
+            <w:tcBorders>
+              <w:top w:val="single" w:color="CCCCCC" w:sz="1"/>
+              <w:left w:val="single" w:color="CCCCCC" w:sz="1"/>
+              <w:bottom w:val="single" w:color="CCCCCC" w:sz="1"/>
+              <w:right w:val="single" w:color="CCCCCC" w:sz="1"/>
+            </w:tcBorders>
+            <w:shd w:fill="FFFFFF" w:val="clear"/>
+            <w:tcMar>
+              <w:top w:type="dxa" w:w="80"/>
+              <w:left w:type="dxa" w:w="120"/>
+              <w:bottom w:type="dxa" w:w="80"/>
+              <w:right w:type="dxa" w:w="120"/>
+            </w:tcMar>
+          </w:tcPr>
+          <w:p>
+            <w:r>
+              <w:rPr>
+                <w:rFonts w:ascii="Arial" w:cs="Arial" w:eastAsia="Arial" w:hAnsi="Arial"/>
+                <w:color w:val="404040"/>
+                <w:sz w:val="19"/>
+                <w:szCs w:val="19"/>
+              </w:rPr>
+              <w:t xml:space="preserve">Freigegebene externe Modelle (nur falls aktiviert)</w:t>
+            </w:r>
+          </w:p>
+        </w:tc>
+      </w:tr>
+    </w:tbl>
+    <w:p>
+      <w:pPr>
+        <w:spacing w:after="60" w:before="80"/>
       </w:pPr>
       <w:r>
         <w:t xml:space="preserve"/>
@@ -8277,12 +7004,12 @@
           <w:tcPr>
             <w:tcW w:type="dxa" w:w="9638"/>
             <w:tcBorders>
-              <w:top w:val="single" w:color="1A7340" w:sz="1"/>
-              <w:left w:val="single" w:color="1A7340" w:sz="12"/>
-              <w:bottom w:val="single" w:color="1A7340" w:sz="1"/>
-              <w:right w:val="single" w:color="1A7340" w:sz="1"/>
-            </w:tcBorders>
-            <w:shd w:fill="E8F5EE" w:val="clear"/>
+              <w:top w:val="single" w:color="1A4F8A" w:sz="1"/>
+              <w:left w:val="single" w:color="1A4F8A" w:sz="12"/>
+              <w:bottom w:val="single" w:color="1A4F8A" w:sz="1"/>
+              <w:right w:val="single" w:color="1A4F8A" w:sz="1"/>
+            </w:tcBorders>
+            <w:shd w:fill="EBF2FA" w:val="clear"/>
             <w:tcMar>
               <w:top w:type="dxa" w:w="120"/>
               <w:left w:type="dxa" w:w="200"/>
@@ -8299,11 +7026,11 @@
                 <w:rFonts w:ascii="Arial" w:cs="Arial" w:eastAsia="Arial" w:hAnsi="Arial"/>
                 <w:b/>
                 <w:bCs/>
-                <w:color w:val="1A7340"/>
+                <w:color w:val="1A4F8A"/>
                 <w:sz w:val="20"/>
                 <w:szCs w:val="20"/>
               </w:rPr>
-              <w:t xml:space="preserve">Erwarteter Zustand nach 'docker compose up'</w:t>
+              <w:t xml:space="preserve">Transparenz für Nutzer: Lokal vs. Extern</w:t>
             </w:r>
           </w:p>
           <w:p>
@@ -8317,7 +7044,7 @@
                 <w:sz w:val="19"/>
                 <w:szCs w:val="19"/>
               </w:rPr>
-              <w:t xml:space="preserve">postgres      :5432   ✔  healthy</w:t>
+              <w:t xml:space="preserve">Lokale Verarbeitung ist mit 🔒 gekennzeichnet, externe mit 🌐 EXTERN.</w:t>
             </w:r>
           </w:p>
           <w:p>
@@ -8331,7 +7058,7 @@
                 <w:sz w:val="19"/>
                 <w:szCs w:val="19"/>
               </w:rPr>
-              <w:t xml:space="preserve">keycloak      :8080   ✔  healthy</w:t>
+              <w:t xml:space="preserve">Jede Antwort eines externen Modells beginnt mit einem Hinweis, dass die</w:t>
             </w:r>
           </w:p>
           <w:p>
@@ -8345,7 +7072,7 @@
                 <w:sz w:val="19"/>
                 <w:szCs w:val="19"/>
               </w:rPr>
-              <w:t xml:space="preserve">minio         :9000   ✔  healthy</w:t>
+              <w:t xml:space="preserve">Eingabe an einen Drittanbieter übertragen wurde. Lokale Antworten enden</w:t>
             </w:r>
           </w:p>
           <w:p>
@@ -8359,77 +7086,7 @@
                 <w:sz w:val="19"/>
                 <w:szCs w:val="19"/>
               </w:rPr>
-              <w:t xml:space="preserve">api-gateway   :8000   ✔  healthy</w:t>
-            </w:r>
-          </w:p>
-          <w:p>
-            <w:pPr>
-              <w:spacing w:after="40" w:before="40"/>
-            </w:pPr>
-            <w:r>
-              <w:rPr>
-                <w:rFonts w:ascii="Arial" w:cs="Arial" w:eastAsia="Arial" w:hAnsi="Arial"/>
-                <w:color w:val="404040"/>
-                <w:sz w:val="19"/>
-                <w:szCs w:val="19"/>
-              </w:rPr>
-              <w:t xml:space="preserve">rag-service   :8001   ✔  healthy</w:t>
-            </w:r>
-          </w:p>
-          <w:p>
-            <w:pPr>
-              <w:spacing w:after="40" w:before="40"/>
-            </w:pPr>
-            <w:r>
-              <w:rPr>
-                <w:rFonts w:ascii="Arial" w:cs="Arial" w:eastAsia="Arial" w:hAnsi="Arial"/>
-                <w:color w:val="404040"/>
-                <w:sz w:val="19"/>
-                <w:szCs w:val="19"/>
-              </w:rPr>
-              <w:t xml:space="preserve">llm-service   :8002   ✔  healthy</w:t>
-            </w:r>
-          </w:p>
-          <w:p>
-            <w:pPr>
-              <w:spacing w:after="40" w:before="40"/>
-            </w:pPr>
-            <w:r>
-              <w:rPr>
-                <w:rFonts w:ascii="Arial" w:cs="Arial" w:eastAsia="Arial" w:hAnsi="Arial"/>
-                <w:color w:val="404040"/>
-                <w:sz w:val="19"/>
-                <w:szCs w:val="19"/>
-              </w:rPr>
-              <w:t xml:space="preserve">content-svc   :8005   ✔  healthy</w:t>
-            </w:r>
-          </w:p>
-          <w:p>
-            <w:pPr>
-              <w:spacing w:after="40" w:before="40"/>
-            </w:pPr>
-            <w:r>
-              <w:rPr>
-                <w:rFonts w:ascii="Arial" w:cs="Arial" w:eastAsia="Arial" w:hAnsi="Arial"/>
-                <w:color w:val="404040"/>
-                <w:sz w:val="19"/>
-                <w:szCs w:val="19"/>
-              </w:rPr>
-              <w:t xml:space="preserve">open-webui    :3000   ✔  healthy</w:t>
-            </w:r>
-          </w:p>
-          <w:p>
-            <w:pPr>
-              <w:spacing w:after="40" w:before="40"/>
-            </w:pPr>
-            <w:r>
-              <w:rPr>
-                <w:rFonts w:ascii="Arial" w:cs="Arial" w:eastAsia="Arial" w:hAnsi="Arial"/>
-                <w:color w:val="404040"/>
-                <w:sz w:val="19"/>
-                <w:szCs w:val="19"/>
-              </w:rPr>
-              <w:t xml:space="preserve">ollama        :11434  ✔  (läuft nativ, nicht in Docker)</w:t>
+              <w:t xml:space="preserve">mit dem Vermerk 'Lokal verarbeitet — Daten haben die Plattform nicht verlassen'.</w:t>
             </w:r>
           </w:p>
         </w:tc>
@@ -8437,46 +7094,7 @@
     </w:tbl>
     <w:p>
       <w:pPr>
-        <w:spacing w:after="60" w:before="120"/>
-      </w:pPr>
-      <w:r>
-        <w:t xml:space="preserve"/>
-      </w:r>
-    </w:p>
-    <w:p>
-      <w:pPr>
-        <w:pStyle w:val="Heading2"/>
-        <w:spacing w:after="120" w:before="280"/>
-      </w:pPr>
-      <w:r>
-        <w:rPr>
-          <w:rFonts w:ascii="Arial" w:cs="Arial" w:eastAsia="Arial" w:hAnsi="Arial"/>
-          <w:b/>
-          <w:bCs/>
-          <w:color w:val="404040"/>
-          <w:sz w:val="24"/>
-          <w:szCs w:val="24"/>
-        </w:rPr>
-        <w:t xml:space="preserve">5.2  Keycloak einrichten</w:t>
-      </w:r>
-    </w:p>
-    <w:p>
-      <w:pPr>
-        <w:spacing w:after="80" w:before="80"/>
-      </w:pPr>
-      <w:r>
-        <w:rPr>
-          <w:rFonts w:ascii="Arial" w:cs="Arial" w:eastAsia="Arial" w:hAnsi="Arial"/>
-          <w:color w:val="404040"/>
-          <w:sz w:val="20"/>
-          <w:szCs w:val="20"/>
-        </w:rPr>
-        <w:t xml:space="preserve">Keycloak ist die zentrale Authentifizierungsinstanz. Für einen Kreisverband wird ein eigener Realm angelegt.</w:t>
-      </w:r>
-    </w:p>
-    <w:p>
-      <w:pPr>
-        <w:spacing w:after="40" w:before="60"/>
+        <w:spacing w:after="60" w:before="80"/>
       </w:pPr>
       <w:r>
         <w:t xml:space="preserve"/>
@@ -8502,12 +7120,12 @@
           <w:tcPr>
             <w:tcW w:type="dxa" w:w="9638"/>
             <w:tcBorders>
-              <w:top w:val="single" w:color="888888" w:sz="1"/>
-              <w:left w:val="single" w:color="888888" w:sz="1"/>
-              <w:bottom w:val="single" w:color="888888" w:sz="1"/>
-              <w:right w:val="single" w:color="888888" w:sz="1"/>
-            </w:tcBorders>
-            <w:shd w:fill="1E1E1E" w:val="clear"/>
+              <w:top w:val="single" w:color="C75B00" w:sz="1"/>
+              <w:left w:val="single" w:color="C75B00" w:sz="12"/>
+              <w:bottom w:val="single" w:color="C75B00" w:sz="1"/>
+              <w:right w:val="single" w:color="C75B00" w:sz="1"/>
+            </w:tcBorders>
+            <w:shd w:fill="FEF3E8" w:val="clear"/>
             <w:tcMar>
               <w:top w:type="dxa" w:w="120"/>
               <w:left w:type="dxa" w:w="200"/>
@@ -8517,296 +7135,74 @@
           </w:tcPr>
           <w:p>
             <w:pPr>
-              <w:spacing w:after="20" w:before="20"/>
-            </w:pPr>
-            <w:r>
-              <w:rPr>
-                <w:rFonts w:ascii="Courier New" w:cs="Courier New" w:eastAsia="Courier New" w:hAnsi="Courier New"/>
-                <w:color w:val="D4D4D4"/>
-                <w:sz w:val="18"/>
-                <w:szCs w:val="18"/>
-              </w:rPr>
-              <w:t xml:space="preserve"># Keycloak Admin-Oberfläche im Browser öffnen:</w:t>
-            </w:r>
-          </w:p>
-          <w:p>
-            <w:pPr>
-              <w:spacing w:after="20" w:before="20"/>
-            </w:pPr>
-            <w:r>
-              <w:rPr>
-                <w:rFonts w:ascii="Courier New" w:cs="Courier New" w:eastAsia="Courier New" w:hAnsi="Courier New"/>
-                <w:color w:val="D4D4D4"/>
-                <w:sz w:val="18"/>
-                <w:szCs w:val="18"/>
-              </w:rPr>
-              <w:t xml:space="preserve"># http://192.168.10.50:8080</w:t>
-            </w:r>
-          </w:p>
-          <w:p>
-            <w:pPr>
-              <w:spacing w:after="20" w:before="20"/>
-            </w:pPr>
-            <w:r>
-              <w:rPr>
-                <w:rFonts w:ascii="Courier New" w:cs="Courier New" w:eastAsia="Courier New" w:hAnsi="Courier New"/>
-                <w:color w:val="D4D4D4"/>
-                <w:sz w:val="18"/>
-                <w:szCs w:val="18"/>
-              </w:rPr>
-              <w:t xml:space="preserve">#</w:t>
-            </w:r>
-          </w:p>
-          <w:p>
-            <w:pPr>
-              <w:spacing w:after="20" w:before="20"/>
-            </w:pPr>
-            <w:r>
-              <w:rPr>
-                <w:rFonts w:ascii="Courier New" w:cs="Courier New" w:eastAsia="Courier New" w:hAnsi="Courier New"/>
-                <w:color w:val="D4D4D4"/>
-                <w:sz w:val="18"/>
-                <w:szCs w:val="18"/>
-              </w:rPr>
-              <w:t xml:space="preserve"># Login: admin / &lt;KEYCLOAK_ADMIN_PASSWORD aus .env&gt;</w:t>
-            </w:r>
-          </w:p>
-          <w:p>
-            <w:pPr>
-              <w:spacing w:after="20" w:before="20"/>
-            </w:pPr>
-            <w:r>
-              <w:rPr>
-                <w:rFonts w:ascii="Courier New" w:cs="Courier New" w:eastAsia="Courier New" w:hAnsi="Courier New"/>
-                <w:color w:val="D4D4D4"/>
-                <w:sz w:val="18"/>
-                <w:szCs w:val="18"/>
-              </w:rPr>
-              <w:t xml:space="preserve"/>
-            </w:r>
-          </w:p>
-          <w:p>
-            <w:pPr>
-              <w:spacing w:after="20" w:before="20"/>
-            </w:pPr>
-            <w:r>
-              <w:rPr>
-                <w:rFonts w:ascii="Courier New" w:cs="Courier New" w:eastAsia="Courier New" w:hAnsi="Courier New"/>
-                <w:color w:val="D4D4D4"/>
-                <w:sz w:val="18"/>
-                <w:szCs w:val="18"/>
-              </w:rPr>
-              <w:t xml:space="preserve"># Option A: Realm per JSON-Import anlegen (empfohlen)</w:t>
-            </w:r>
-          </w:p>
-          <w:p>
-            <w:pPr>
-              <w:spacing w:after="20" w:before="20"/>
-            </w:pPr>
-            <w:r>
-              <w:rPr>
-                <w:rFonts w:ascii="Courier New" w:cs="Courier New" w:eastAsia="Courier New" w:hAnsi="Courier New"/>
-                <w:color w:val="D4D4D4"/>
-                <w:sz w:val="18"/>
-                <w:szCs w:val="18"/>
-              </w:rPr>
-              <w:t xml:space="preserve">#   → Master-Realm → Create Realm → Import drk-kv-&lt;name&gt;-realm.json</w:t>
-            </w:r>
-          </w:p>
-          <w:p>
-            <w:pPr>
-              <w:spacing w:after="20" w:before="20"/>
-            </w:pPr>
-            <w:r>
-              <w:rPr>
-                <w:rFonts w:ascii="Courier New" w:cs="Courier New" w:eastAsia="Courier New" w:hAnsi="Courier New"/>
-                <w:color w:val="D4D4D4"/>
-                <w:sz w:val="18"/>
-                <w:szCs w:val="18"/>
-              </w:rPr>
-              <w:t xml:space="preserve"/>
-            </w:r>
-          </w:p>
-          <w:p>
-            <w:pPr>
-              <w:spacing w:after="20" w:before="20"/>
-            </w:pPr>
-            <w:r>
-              <w:rPr>
-                <w:rFonts w:ascii="Courier New" w:cs="Courier New" w:eastAsia="Courier New" w:hAnsi="Courier New"/>
-                <w:color w:val="D4D4D4"/>
-                <w:sz w:val="18"/>
-                <w:szCs w:val="18"/>
-              </w:rPr>
-              <w:t xml:space="preserve"># Option B: Manuell anlegen</w:t>
-            </w:r>
-          </w:p>
-          <w:p>
-            <w:pPr>
-              <w:spacing w:after="20" w:before="20"/>
-            </w:pPr>
-            <w:r>
-              <w:rPr>
-                <w:rFonts w:ascii="Courier New" w:cs="Courier New" w:eastAsia="Courier New" w:hAnsi="Courier New"/>
-                <w:color w:val="D4D4D4"/>
-                <w:sz w:val="18"/>
-                <w:szCs w:val="18"/>
-              </w:rPr>
-              <w:t xml:space="preserve">#   1. Create Realm: Name = drk-kv-parchim</w:t>
-            </w:r>
-          </w:p>
-          <w:p>
-            <w:pPr>
-              <w:spacing w:after="20" w:before="20"/>
-            </w:pPr>
-            <w:r>
-              <w:rPr>
-                <w:rFonts w:ascii="Courier New" w:cs="Courier New" w:eastAsia="Courier New" w:hAnsi="Courier New"/>
-                <w:color w:val="D4D4D4"/>
-                <w:sz w:val="18"/>
-                <w:szCs w:val="18"/>
-              </w:rPr>
-              <w:t xml:space="preserve">#   2. Clients anlegen: drk-platform-client (Confidential, Authorization enabled)</w:t>
-            </w:r>
-          </w:p>
-          <w:p>
-            <w:pPr>
-              <w:spacing w:after="20" w:before="20"/>
-            </w:pPr>
-            <w:r>
-              <w:rPr>
-                <w:rFonts w:ascii="Courier New" w:cs="Courier New" w:eastAsia="Courier New" w:hAnsi="Courier New"/>
-                <w:color w:val="D4D4D4"/>
-                <w:sz w:val="18"/>
-                <w:szCs w:val="18"/>
-              </w:rPr>
-              <w:t xml:space="preserve">#   3. Rollen anlegen (Realm Roles):</w:t>
-            </w:r>
-          </w:p>
-          <w:p>
-            <w:pPr>
-              <w:spacing w:after="20" w:before="20"/>
-            </w:pPr>
-            <w:r>
-              <w:rPr>
-                <w:rFonts w:ascii="Courier New" w:cs="Courier New" w:eastAsia="Courier New" w:hAnsi="Courier New"/>
-                <w:color w:val="D4D4D4"/>
-                <w:sz w:val="18"/>
-                <w:szCs w:val="18"/>
-              </w:rPr>
-              <w:t xml:space="preserve">#      - kv-admin</w:t>
-            </w:r>
-          </w:p>
-          <w:p>
-            <w:pPr>
-              <w:spacing w:after="20" w:before="20"/>
-            </w:pPr>
-            <w:r>
-              <w:rPr>
-                <w:rFonts w:ascii="Courier New" w:cs="Courier New" w:eastAsia="Courier New" w:hAnsi="Courier New"/>
-                <w:color w:val="D4D4D4"/>
-                <w:sz w:val="18"/>
-                <w:szCs w:val="18"/>
-              </w:rPr>
-              <w:t xml:space="preserve">#      - kv-vorstand</w:t>
-            </w:r>
-          </w:p>
-          <w:p>
-            <w:pPr>
-              <w:spacing w:after="20" w:before="20"/>
-            </w:pPr>
-            <w:r>
-              <w:rPr>
-                <w:rFonts w:ascii="Courier New" w:cs="Courier New" w:eastAsia="Courier New" w:hAnsi="Courier New"/>
-                <w:color w:val="D4D4D4"/>
-                <w:sz w:val="18"/>
-                <w:szCs w:val="18"/>
-              </w:rPr>
-              <w:t xml:space="preserve">#      - kv-pflege</w:t>
-            </w:r>
-          </w:p>
-          <w:p>
-            <w:pPr>
-              <w:spacing w:after="20" w:before="20"/>
-            </w:pPr>
-            <w:r>
-              <w:rPr>
-                <w:rFonts w:ascii="Courier New" w:cs="Courier New" w:eastAsia="Courier New" w:hAnsi="Courier New"/>
-                <w:color w:val="D4D4D4"/>
-                <w:sz w:val="18"/>
-                <w:szCs w:val="18"/>
-              </w:rPr>
-              <w:t xml:space="preserve">#      - kv-rettungsdienst</w:t>
-            </w:r>
-          </w:p>
-          <w:p>
-            <w:pPr>
-              <w:spacing w:after="20" w:before="20"/>
-            </w:pPr>
-            <w:r>
-              <w:rPr>
-                <w:rFonts w:ascii="Courier New" w:cs="Courier New" w:eastAsia="Courier New" w:hAnsi="Courier New"/>
-                <w:color w:val="D4D4D4"/>
-                <w:sz w:val="18"/>
-                <w:szCs w:val="18"/>
-              </w:rPr>
-              <w:t xml:space="preserve">#      - kv-standard</w:t>
-            </w:r>
-          </w:p>
-          <w:p>
-            <w:pPr>
-              <w:spacing w:after="20" w:before="20"/>
-            </w:pPr>
-            <w:r>
-              <w:rPr>
-                <w:rFonts w:ascii="Courier New" w:cs="Courier New" w:eastAsia="Courier New" w:hAnsi="Courier New"/>
-                <w:color w:val="D4D4D4"/>
-                <w:sz w:val="18"/>
-                <w:szCs w:val="18"/>
-              </w:rPr>
-              <w:t xml:space="preserve">#   4. Ersten KV-Admin-Nutzer anlegen</w:t>
-            </w:r>
-          </w:p>
-          <w:p>
-            <w:pPr>
-              <w:spacing w:after="20" w:before="20"/>
-            </w:pPr>
-            <w:r>
-              <w:rPr>
-                <w:rFonts w:ascii="Courier New" w:cs="Courier New" w:eastAsia="Courier New" w:hAnsi="Courier New"/>
-                <w:color w:val="D4D4D4"/>
-                <w:sz w:val="18"/>
-                <w:szCs w:val="18"/>
-              </w:rPr>
-              <w:t xml:space="preserve">#      → Users → Add User → Username/E-Mail</w:t>
-            </w:r>
-          </w:p>
-          <w:p>
-            <w:pPr>
-              <w:spacing w:after="20" w:before="20"/>
-            </w:pPr>
-            <w:r>
-              <w:rPr>
-                <w:rFonts w:ascii="Courier New" w:cs="Courier New" w:eastAsia="Courier New" w:hAnsi="Courier New"/>
-                <w:color w:val="D4D4D4"/>
-                <w:sz w:val="18"/>
-                <w:szCs w:val="18"/>
-              </w:rPr>
-              <w:t xml:space="preserve">#      → Credentials → Passwort setzen</w:t>
-            </w:r>
-          </w:p>
-          <w:p>
-            <w:pPr>
-              <w:spacing w:after="20" w:before="20"/>
-            </w:pPr>
-            <w:r>
-              <w:rPr>
-                <w:rFonts w:ascii="Courier New" w:cs="Courier New" w:eastAsia="Courier New" w:hAnsi="Courier New"/>
-                <w:color w:val="D4D4D4"/>
-                <w:sz w:val="18"/>
-                <w:szCs w:val="18"/>
-              </w:rPr>
-              <w:t xml:space="preserve">#      → Role Mappings → kv-admin zuweisen</w:t>
+              <w:spacing w:after="60" w:before="60"/>
+            </w:pPr>
+            <w:r>
+              <w:rPr>
+                <w:rFonts w:ascii="Arial" w:cs="Arial" w:eastAsia="Arial" w:hAnsi="Arial"/>
+                <w:b/>
+                <w:bCs/>
+                <w:color w:val="C75B00"/>
+                <w:sz w:val="20"/>
+                <w:szCs w:val="20"/>
+              </w:rPr>
+              <w:t xml:space="preserve">Wichtig: Dokumenten-Upload nur über das Verwaltungs-UI</w:t>
+            </w:r>
+          </w:p>
+          <w:p>
+            <w:pPr>
+              <w:spacing w:after="40" w:before="40"/>
+            </w:pPr>
+            <w:r>
+              <w:rPr>
+                <w:rFonts w:ascii="Arial" w:cs="Arial" w:eastAsia="Arial" w:hAnsi="Arial"/>
+                <w:color w:val="404040"/>
+                <w:sz w:val="19"/>
+                <w:szCs w:val="19"/>
+              </w:rPr>
+              <w:t xml:space="preserve">Dokumente für die Wissensbasis über /admin hochladen — NICHT über den</w:t>
+            </w:r>
+          </w:p>
+          <w:p>
+            <w:pPr>
+              <w:spacing w:after="40" w:before="40"/>
+            </w:pPr>
+            <w:r>
+              <w:rPr>
+                <w:rFonts w:ascii="Arial" w:cs="Arial" w:eastAsia="Arial" w:hAnsi="Arial"/>
+                <w:color w:val="404040"/>
+                <w:sz w:val="19"/>
+                <w:szCs w:val="19"/>
+              </w:rPr>
+              <w:t xml:space="preserve">Open-WebUI-eigenen Upload (der würde die Rechteprüfung (ACL) umgehen).</w:t>
+            </w:r>
+          </w:p>
+          <w:p>
+            <w:pPr>
+              <w:spacing w:after="40" w:before="40"/>
+            </w:pPr>
+            <w:r>
+              <w:rPr>
+                <w:rFonts w:ascii="Arial" w:cs="Arial" w:eastAsia="Arial" w:hAnsi="Arial"/>
+                <w:color w:val="404040"/>
+                <w:sz w:val="19"/>
+                <w:szCs w:val="19"/>
+              </w:rPr>
+              <w:t xml:space="preserve">Nach Keycloak-Login das oauth_id_token-Cookie prüfen (versionsabhängig,</w:t>
+            </w:r>
+          </w:p>
+          <w:p>
+            <w:pPr>
+              <w:spacing w:after="40" w:before="40"/>
+            </w:pPr>
+            <w:r>
+              <w:rPr>
+                <w:rFonts w:ascii="Arial" w:cs="Arial" w:eastAsia="Arial" w:hAnsi="Arial"/>
+                <w:color w:val="404040"/>
+                <w:sz w:val="19"/>
+                <w:szCs w:val="19"/>
+              </w:rPr>
+              <w:t xml:space="preserve">siehe docs/runbooks/openwebui-rag-pipe.md).</w:t>
             </w:r>
           </w:p>
         </w:tc>
@@ -8834,7 +7230,113 @@
           <w:sz w:val="24"/>
           <w:szCs w:val="24"/>
         </w:rPr>
-        <w:t xml:space="preserve">5.3  MinIO-Buckets anlegen</w:t>
+        <w:t xml:space="preserve">5.3  HTTPS aktivieren</w:t>
+      </w:r>
+    </w:p>
+    <w:p>
+      <w:pPr>
+        <w:spacing w:after="80" w:before="80"/>
+      </w:pPr>
+      <w:r>
+        <w:rPr>
+          <w:rFonts w:ascii="Arial" w:cs="Arial" w:eastAsia="Arial" w:hAnsi="Arial"/>
+          <w:color w:val="404040"/>
+          <w:sz w:val="20"/>
+          <w:szCs w:val="20"/>
+        </w:rPr>
+        <w:t xml:space="preserve">Caddy läuft bereits als Reverse Proxy auf Port 80/443 und holt Let's-Encrypt-Zertifikate automatisch. Aktivierung:</w:t>
+      </w:r>
+    </w:p>
+    <w:p>
+      <w:pPr>
+        <w:spacing w:after="0" w:before="60"/>
+      </w:pPr>
+      <w:r>
+        <w:t xml:space="preserve"/>
+      </w:r>
+    </w:p>
+    <w:p>
+      <w:pPr>
+        <w:pStyle w:val="ListParagraph"/>
+        <w:numPr>
+          <w:ilvl w:val="0"/>
+          <w:numId w:val="3"/>
+        </w:numPr>
+        <w:spacing w:after="60" w:before="60"/>
+      </w:pPr>
+      <w:r>
+        <w:rPr>
+          <w:rFonts w:ascii="Arial" w:cs="Arial" w:eastAsia="Arial" w:hAnsi="Arial"/>
+          <w:color w:val="404040"/>
+          <w:sz w:val="20"/>
+          <w:szCs w:val="20"/>
+        </w:rPr>
+        <w:t xml:space="preserve">DNS-Eintrag des Hostnamens (z.B. ki.kv-parchim.drk.de) auf den Server zeigen lassen, Ports 80/443 freigeben</w:t>
+      </w:r>
+    </w:p>
+    <w:p>
+      <w:pPr>
+        <w:pStyle w:val="ListParagraph"/>
+        <w:numPr>
+          <w:ilvl w:val="0"/>
+          <w:numId w:val="3"/>
+        </w:numPr>
+        <w:spacing w:after="60" w:before="60"/>
+      </w:pPr>
+      <w:r>
+        <w:rPr>
+          <w:rFonts w:ascii="Arial" w:cs="Arial" w:eastAsia="Arial" w:hAnsi="Arial"/>
+          <w:color w:val="404040"/>
+          <w:sz w:val="20"/>
+          <w:szCs w:val="20"/>
+        </w:rPr>
+        <w:t xml:space="preserve">Verwaltungs-UI → ⚙️ Einstellungen → Hostname eintragen und speichern (wirkt ohne Neustart)</w:t>
+      </w:r>
+    </w:p>
+    <w:p>
+      <w:pPr>
+        <w:pStyle w:val="ListParagraph"/>
+        <w:numPr>
+          <w:ilvl w:val="0"/>
+          <w:numId w:val="3"/>
+        </w:numPr>
+        <w:spacing w:after="60" w:before="60"/>
+      </w:pPr>
+      <w:r>
+        <w:rPr>
+          <w:rFonts w:ascii="Arial" w:cs="Arial" w:eastAsia="Arial" w:hAnsi="Arial"/>
+          <w:color w:val="404040"/>
+          <w:sz w:val="20"/>
+          <w:szCs w:val="20"/>
+        </w:rPr>
+        <w:t xml:space="preserve">Erster Aufruf von https://&lt;hostname&gt; stellt das Zertifikat aus</w:t>
+      </w:r>
+    </w:p>
+    <w:p>
+      <w:pPr>
+        <w:pStyle w:val="ListParagraph"/>
+        <w:numPr>
+          <w:ilvl w:val="0"/>
+          <w:numId w:val="3"/>
+        </w:numPr>
+        <w:spacing w:after="60" w:before="60"/>
+      </w:pPr>
+      <w:r>
+        <w:rPr>
+          <w:rFonts w:ascii="Arial" w:cs="Arial" w:eastAsia="Arial" w:hAnsi="Arial"/>
+          <w:color w:val="404040"/>
+          <w:sz w:val="20"/>
+          <w:szCs w:val="20"/>
+        </w:rPr>
+        <w:t xml:space="preserve">Danach interne Ports (8000, 3000, 8080) in der Firewall schließen</w:t>
+      </w:r>
+    </w:p>
+    <w:p>
+      <w:pPr>
+        <w:spacing w:after="40" w:before="60"/>
+      </w:pPr>
+      <w:r>
+        <w:t xml:space="preserve"/>
       </w:r>
     </w:p>
     <w:tbl>
@@ -8857,12 +7359,12 @@
           <w:tcPr>
             <w:tcW w:type="dxa" w:w="9638"/>
             <w:tcBorders>
-              <w:top w:val="single" w:color="888888" w:sz="1"/>
-              <w:left w:val="single" w:color="888888" w:sz="1"/>
-              <w:bottom w:val="single" w:color="888888" w:sz="1"/>
-              <w:right w:val="single" w:color="888888" w:sz="1"/>
-            </w:tcBorders>
-            <w:shd w:fill="1E1E1E" w:val="clear"/>
+              <w:top w:val="single" w:color="1A4F8A" w:sz="1"/>
+              <w:left w:val="single" w:color="1A4F8A" w:sz="12"/>
+              <w:bottom w:val="single" w:color="1A4F8A" w:sz="1"/>
+              <w:right w:val="single" w:color="1A4F8A" w:sz="1"/>
+            </w:tcBorders>
+            <w:shd w:fill="EBF2FA" w:val="clear"/>
             <w:tcMar>
               <w:top w:type="dxa" w:w="120"/>
               <w:left w:type="dxa" w:w="200"/>
@@ -8872,170 +7374,60 @@
           </w:tcPr>
           <w:p>
             <w:pPr>
-              <w:spacing w:after="20" w:before="20"/>
-            </w:pPr>
-            <w:r>
-              <w:rPr>
-                <w:rFonts w:ascii="Courier New" w:cs="Courier New" w:eastAsia="Courier New" w:hAnsi="Courier New"/>
-                <w:color w:val="D4D4D4"/>
-                <w:sz w:val="18"/>
-                <w:szCs w:val="18"/>
-              </w:rPr>
-              <w:t xml:space="preserve"># MinIO-Client installieren</w:t>
-            </w:r>
-          </w:p>
-          <w:p>
-            <w:pPr>
-              <w:spacing w:after="20" w:before="20"/>
-            </w:pPr>
-            <w:r>
-              <w:rPr>
-                <w:rFonts w:ascii="Courier New" w:cs="Courier New" w:eastAsia="Courier New" w:hAnsi="Courier New"/>
-                <w:color w:val="D4D4D4"/>
-                <w:sz w:val="18"/>
-                <w:szCs w:val="18"/>
-              </w:rPr>
-              <w:t xml:space="preserve">curl https://dl.min.io/client/mc/release/linux-arm64/mc \</w:t>
-            </w:r>
-          </w:p>
-          <w:p>
-            <w:pPr>
-              <w:spacing w:after="20" w:before="20"/>
-            </w:pPr>
-            <w:r>
-              <w:rPr>
-                <w:rFonts w:ascii="Courier New" w:cs="Courier New" w:eastAsia="Courier New" w:hAnsi="Courier New"/>
-                <w:color w:val="D4D4D4"/>
-                <w:sz w:val="18"/>
-                <w:szCs w:val="18"/>
-              </w:rPr>
-              <w:t xml:space="preserve">  --create-dirs -o ~/bin/mc</w:t>
-            </w:r>
-          </w:p>
-          <w:p>
-            <w:pPr>
-              <w:spacing w:after="20" w:before="20"/>
-            </w:pPr>
-            <w:r>
-              <w:rPr>
-                <w:rFonts w:ascii="Courier New" w:cs="Courier New" w:eastAsia="Courier New" w:hAnsi="Courier New"/>
-                <w:color w:val="D4D4D4"/>
-                <w:sz w:val="18"/>
-                <w:szCs w:val="18"/>
-              </w:rPr>
-              <w:t xml:space="preserve">chmod +x ~/bin/mc</w:t>
-            </w:r>
-          </w:p>
-          <w:p>
-            <w:pPr>
-              <w:spacing w:after="20" w:before="20"/>
-            </w:pPr>
-            <w:r>
-              <w:rPr>
-                <w:rFonts w:ascii="Courier New" w:cs="Courier New" w:eastAsia="Courier New" w:hAnsi="Courier New"/>
-                <w:color w:val="D4D4D4"/>
-                <w:sz w:val="18"/>
-                <w:szCs w:val="18"/>
-              </w:rPr>
-              <w:t xml:space="preserve"/>
-            </w:r>
-          </w:p>
-          <w:p>
-            <w:pPr>
-              <w:spacing w:after="20" w:before="20"/>
-            </w:pPr>
-            <w:r>
-              <w:rPr>
-                <w:rFonts w:ascii="Courier New" w:cs="Courier New" w:eastAsia="Courier New" w:hAnsi="Courier New"/>
-                <w:color w:val="D4D4D4"/>
-                <w:sz w:val="18"/>
-                <w:szCs w:val="18"/>
-              </w:rPr>
-              <w:t xml:space="preserve"># Verbindung konfigurieren</w:t>
-            </w:r>
-          </w:p>
-          <w:p>
-            <w:pPr>
-              <w:spacing w:after="20" w:before="20"/>
-            </w:pPr>
-            <w:r>
-              <w:rPr>
-                <w:rFonts w:ascii="Courier New" w:cs="Courier New" w:eastAsia="Courier New" w:hAnsi="Courier New"/>
-                <w:color w:val="D4D4D4"/>
-                <w:sz w:val="18"/>
-                <w:szCs w:val="18"/>
-              </w:rPr>
-              <w:t xml:space="preserve">mc alias set local http://localhost:9000 \</w:t>
-            </w:r>
-          </w:p>
-          <w:p>
-            <w:pPr>
-              <w:spacing w:after="20" w:before="20"/>
-            </w:pPr>
-            <w:r>
-              <w:rPr>
-                <w:rFonts w:ascii="Courier New" w:cs="Courier New" w:eastAsia="Courier New" w:hAnsi="Courier New"/>
-                <w:color w:val="D4D4D4"/>
-                <w:sz w:val="18"/>
-                <w:szCs w:val="18"/>
-              </w:rPr>
-              <w:t xml:space="preserve">  $MINIO_ROOT_USER $MINIO_ROOT_PASSWORD</w:t>
-            </w:r>
-          </w:p>
-          <w:p>
-            <w:pPr>
-              <w:spacing w:after="20" w:before="20"/>
-            </w:pPr>
-            <w:r>
-              <w:rPr>
-                <w:rFonts w:ascii="Courier New" w:cs="Courier New" w:eastAsia="Courier New" w:hAnsi="Courier New"/>
-                <w:color w:val="D4D4D4"/>
-                <w:sz w:val="18"/>
-                <w:szCs w:val="18"/>
-              </w:rPr>
-              <w:t xml:space="preserve"/>
-            </w:r>
-          </w:p>
-          <w:p>
-            <w:pPr>
-              <w:spacing w:after="20" w:before="20"/>
-            </w:pPr>
-            <w:r>
-              <w:rPr>
-                <w:rFonts w:ascii="Courier New" w:cs="Courier New" w:eastAsia="Courier New" w:hAnsi="Courier New"/>
-                <w:color w:val="D4D4D4"/>
-                <w:sz w:val="18"/>
-                <w:szCs w:val="18"/>
-              </w:rPr>
-              <w:t xml:space="preserve"># Buckets anlegen</w:t>
-            </w:r>
-          </w:p>
-          <w:p>
-            <w:pPr>
-              <w:spacing w:after="20" w:before="20"/>
-            </w:pPr>
-            <w:r>
-              <w:rPr>
-                <w:rFonts w:ascii="Courier New" w:cs="Courier New" w:eastAsia="Courier New" w:hAnsi="Courier New"/>
-                <w:color w:val="D4D4D4"/>
-                <w:sz w:val="18"/>
-                <w:szCs w:val="18"/>
-              </w:rPr>
-              <w:t xml:space="preserve">mc mb local/drk-docs-kv-parchim      # RAG-Dokumente</w:t>
-            </w:r>
-          </w:p>
-          <w:p>
-            <w:pPr>
-              <w:spacing w:after="20" w:before="20"/>
-            </w:pPr>
-            <w:r>
-              <w:rPr>
-                <w:rFonts w:ascii="Courier New" w:cs="Courier New" w:eastAsia="Courier New" w:hAnsi="Courier New"/>
-                <w:color w:val="D4D4D4"/>
-                <w:sz w:val="18"/>
-                <w:szCs w:val="18"/>
-              </w:rPr>
-              <w:t xml:space="preserve">mc mb local/drk-content-kv-parchim   # P02 CI-Assets</w:t>
+              <w:spacing w:after="60" w:before="60"/>
+            </w:pPr>
+            <w:r>
+              <w:rPr>
+                <w:rFonts w:ascii="Arial" w:cs="Arial" w:eastAsia="Arial" w:hAnsi="Arial"/>
+                <w:b/>
+                <w:bCs/>
+                <w:color w:val="1A4F8A"/>
+                <w:sz w:val="20"/>
+                <w:szCs w:val="20"/>
+              </w:rPr>
+              <w:t xml:space="preserve">Internes Netz ohne Internet-Zugang</w:t>
+            </w:r>
+          </w:p>
+          <w:p>
+            <w:pPr>
+              <w:spacing w:after="40" w:before="40"/>
+            </w:pPr>
+            <w:r>
+              <w:rPr>
+                <w:rFonts w:ascii="Arial" w:cs="Arial" w:eastAsia="Arial" w:hAnsi="Arial"/>
+                <w:color w:val="404040"/>
+                <w:sz w:val="19"/>
+                <w:szCs w:val="19"/>
+              </w:rPr>
+              <w:t xml:space="preserve">Let's Encrypt braucht eine öffentlich erreichbare HTTP-Challenge. Für rein</w:t>
+            </w:r>
+          </w:p>
+          <w:p>
+            <w:pPr>
+              <w:spacing w:after="40" w:before="40"/>
+            </w:pPr>
+            <w:r>
+              <w:rPr>
+                <w:rFonts w:ascii="Arial" w:cs="Arial" w:eastAsia="Arial" w:hAnsi="Arial"/>
+                <w:color w:val="404040"/>
+                <w:sz w:val="19"/>
+                <w:szCs w:val="19"/>
+              </w:rPr>
+              <w:t xml:space="preserve">interne Installationen: 'local_certs' im Caddyfile aktivieren und die</w:t>
+            </w:r>
+          </w:p>
+          <w:p>
+            <w:pPr>
+              <w:spacing w:after="40" w:before="40"/>
+            </w:pPr>
+            <w:r>
+              <w:rPr>
+                <w:rFonts w:ascii="Arial" w:cs="Arial" w:eastAsia="Arial" w:hAnsi="Arial"/>
+                <w:color w:val="404040"/>
+                <w:sz w:val="19"/>
+                <w:szCs w:val="19"/>
+              </w:rPr>
+              <w:t xml:space="preserve">Caddy-Root-CA per Gruppenrichtlinie verteilen (docs/runbooks/https-setup.md).</w:t>
             </w:r>
           </w:p>
         </w:tc>
@@ -9063,7 +7455,7 @@
           <w:sz w:val="24"/>
           <w:szCs w:val="24"/>
         </w:rPr>
-        <w:t xml:space="preserve">5.4  Erstes RAG-Dokument hochladen</w:t>
+        <w:t xml:space="preserve">5.4  Optional: Externe KI-Modelle (OpenAI / Anthropic)</w:t>
       </w:r>
     </w:p>
     <w:p>
@@ -9077,7 +7469,7 @@
           <w:sz w:val="20"/>
           <w:szCs w:val="20"/>
         </w:rPr>
-        <w:t xml:space="preserve">Über die Open WebUI-Oberfläche im Browser (http://192.168.10.50:3000):</w:t>
+        <w:t xml:space="preserve">Standardmäßig ist alles deaktiviert — ohne bewusste Admin-Aktion verlässt kein Byte das System. Falls externe Modelle gewünscht sind:</w:t>
       </w:r>
     </w:p>
     <w:p>
@@ -9104,7 +7496,7 @@
           <w:sz w:val="20"/>
           <w:szCs w:val="20"/>
         </w:rPr>
-        <w:t xml:space="preserve">Browser öffnen: http://192.168.10.50:3000</w:t>
+        <w:t xml:space="preserve">VORHER: Freigabe des Datenschutzbeauftragten einholen, AVV mit dem Anbieter abschließen</w:t>
       </w:r>
     </w:p>
     <w:p>
@@ -9123,7 +7515,7 @@
           <w:sz w:val="20"/>
           <w:szCs w:val="20"/>
         </w:rPr>
-        <w:t xml:space="preserve">Mit KV-Admin-Account einloggen</w:t>
+        <w:t xml:space="preserve">⚙️ Einstellungen → API-Key des Anbieters hinterlegen (wird nie wieder angezeigt)</w:t>
       </w:r>
     </w:p>
     <w:p>
@@ -9142,66 +7534,125 @@
           <w:sz w:val="20"/>
           <w:szCs w:val="20"/>
         </w:rPr>
-        <w:t xml:space="preserve">Workspace → Knowledge → New Knowledge Base</w:t>
+        <w:t xml:space="preserve">Modelle in der Tabelle aktivieren — 'Für alle Nutzer' oder individuelle Freigabe pro Nutzer (Tab 👥)</w:t>
       </w:r>
     </w:p>
     <w:p>
       <w:pPr>
-        <w:pStyle w:val="ListParagraph"/>
-        <w:numPr>
-          <w:ilvl w:val="0"/>
-          <w:numId w:val="3"/>
-        </w:numPr>
-        <w:spacing w:after="60" w:before="60"/>
+        <w:spacing w:after="40" w:before="60"/>
       </w:pPr>
       <w:r>
-        <w:rPr>
-          <w:rFonts w:ascii="Arial" w:cs="Arial" w:eastAsia="Arial" w:hAnsi="Arial"/>
-          <w:color w:val="404040"/>
-          <w:sz w:val="20"/>
-          <w:szCs w:val="20"/>
-        </w:rPr>
-        <w:t xml:space="preserve">Erstes Testdokument per Drag-and-Drop hochladen (z.B. Vereinssatzung, Dienstanweisung)</w:t>
+        <w:t xml:space="preserve"/>
       </w:r>
     </w:p>
-    <w:p>
-      <w:pPr>
-        <w:pStyle w:val="ListParagraph"/>
-        <w:numPr>
-          <w:ilvl w:val="0"/>
-          <w:numId w:val="3"/>
-        </w:numPr>
-        <w:spacing w:after="60" w:before="60"/>
-      </w:pPr>
-      <w:r>
-        <w:rPr>
-          <w:rFonts w:ascii="Arial" w:cs="Arial" w:eastAsia="Arial" w:hAnsi="Arial"/>
-          <w:color w:val="404040"/>
-          <w:sz w:val="20"/>
-          <w:szCs w:val="20"/>
-        </w:rPr>
-        <w:t xml:space="preserve">Warten bis Embedding abgeschlossen (Statusanzeige grün)</w:t>
-      </w:r>
-    </w:p>
-    <w:p>
-      <w:pPr>
-        <w:pStyle w:val="ListParagraph"/>
-        <w:numPr>
-          <w:ilvl w:val="0"/>
-          <w:numId w:val="3"/>
-        </w:numPr>
-        <w:spacing w:after="60" w:before="60"/>
-      </w:pPr>
-      <w:r>
-        <w:rPr>
-          <w:rFonts w:ascii="Arial" w:cs="Arial" w:eastAsia="Arial" w:hAnsi="Arial"/>
-          <w:color w:val="404040"/>
-          <w:sz w:val="20"/>
-          <w:szCs w:val="20"/>
-        </w:rPr>
-        <w:t xml:space="preserve">Chat öffnen → Modell 'qwen3:72b' wählen → Testfrage stellen</w:t>
-      </w:r>
-    </w:p>
+    <w:tbl>
+      <w:tblPr>
+        <w:tblW w:type="dxa" w:w="9638"/>
+        <w:tblBorders>
+          <w:top w:val="single" w:color="auto" w:sz="4"/>
+          <w:left w:val="single" w:color="auto" w:sz="4"/>
+          <w:bottom w:val="single" w:color="auto" w:sz="4"/>
+          <w:right w:val="single" w:color="auto" w:sz="4"/>
+          <w:insideH w:val="single" w:color="auto" w:sz="4"/>
+          <w:insideV w:val="single" w:color="auto" w:sz="4"/>
+        </w:tblBorders>
+      </w:tblPr>
+      <w:tblGrid>
+        <w:gridCol w:w="9638"/>
+      </w:tblGrid>
+      <w:tr>
+        <w:tc>
+          <w:tcPr>
+            <w:tcW w:type="dxa" w:w="9638"/>
+            <w:tcBorders>
+              <w:top w:val="single" w:color="C75B00" w:sz="1"/>
+              <w:left w:val="single" w:color="C75B00" w:sz="12"/>
+              <w:bottom w:val="single" w:color="C75B00" w:sz="1"/>
+              <w:right w:val="single" w:color="C75B00" w:sz="1"/>
+            </w:tcBorders>
+            <w:shd w:fill="FEF3E8" w:val="clear"/>
+            <w:tcMar>
+              <w:top w:type="dxa" w:w="120"/>
+              <w:left w:type="dxa" w:w="200"/>
+              <w:bottom w:type="dxa" w:w="120"/>
+              <w:right w:type="dxa" w:w="200"/>
+            </w:tcMar>
+          </w:tcPr>
+          <w:p>
+            <w:pPr>
+              <w:spacing w:after="60" w:before="60"/>
+            </w:pPr>
+            <w:r>
+              <w:rPr>
+                <w:rFonts w:ascii="Arial" w:cs="Arial" w:eastAsia="Arial" w:hAnsi="Arial"/>
+                <w:b/>
+                <w:bCs/>
+                <w:color w:val="C75B00"/>
+                <w:sz w:val="20"/>
+                <w:szCs w:val="20"/>
+              </w:rPr>
+              <w:t xml:space="preserve">Datenschutz-Garantie der Architektur</w:t>
+            </w:r>
+          </w:p>
+          <w:p>
+            <w:pPr>
+              <w:spacing w:after="40" w:before="40"/>
+            </w:pPr>
+            <w:r>
+              <w:rPr>
+                <w:rFonts w:ascii="Arial" w:cs="Arial" w:eastAsia="Arial" w:hAnsi="Arial"/>
+                <w:color w:val="404040"/>
+                <w:sz w:val="19"/>
+                <w:szCs w:val="19"/>
+              </w:rPr>
+              <w:t xml:space="preserve">Wissensbasis (RAG) und Social-Media-Texte nutzen IMMER das lokale Modell —</w:t>
+            </w:r>
+          </w:p>
+          <w:p>
+            <w:pPr>
+              <w:spacing w:after="40" w:before="40"/>
+            </w:pPr>
+            <w:r>
+              <w:rPr>
+                <w:rFonts w:ascii="Arial" w:cs="Arial" w:eastAsia="Arial" w:hAnsi="Arial"/>
+                <w:color w:val="404040"/>
+                <w:sz w:val="19"/>
+                <w:szCs w:val="19"/>
+              </w:rPr>
+              <w:t xml:space="preserve">Dokumenteninhalte können externe Modelle technisch nicht erreichen.</w:t>
+            </w:r>
+          </w:p>
+          <w:p>
+            <w:pPr>
+              <w:spacing w:after="40" w:before="40"/>
+            </w:pPr>
+            <w:r>
+              <w:rPr>
+                <w:rFonts w:ascii="Arial" w:cs="Arial" w:eastAsia="Arial" w:hAnsi="Arial"/>
+                <w:color w:val="404040"/>
+                <w:sz w:val="19"/>
+                <w:szCs w:val="19"/>
+              </w:rPr>
+              <w:t xml:space="preserve">Nur der direkte Chat kann (nach Freigabe) extern. Alle Aktivierungen und</w:t>
+            </w:r>
+          </w:p>
+          <w:p>
+            <w:pPr>
+              <w:spacing w:after="40" w:before="40"/>
+            </w:pPr>
+            <w:r>
+              <w:rPr>
+                <w:rFonts w:ascii="Arial" w:cs="Arial" w:eastAsia="Arial" w:hAnsi="Arial"/>
+                <w:color w:val="404040"/>
+                <w:sz w:val="19"/>
+                <w:szCs w:val="19"/>
+              </w:rPr>
+              <w:t xml:space="preserve">Freigaben stehen im Audit-Protokoll. Details: docs/runbooks/externe-modelle.md</w:t>
+            </w:r>
+          </w:p>
+        </w:tc>
+      </w:tr>
+    </w:tbl>
     <w:p>
       <w:pPr>
         <w:pStyle w:val="Heading1"/>
@@ -9576,7 +8027,7 @@
                 <w:sz w:val="19"/>
                 <w:szCs w:val="19"/>
               </w:rPr>
-              <w:t xml:space="preserve">curl-Anfrage an /api/v1/chat mit JWT-Token</w:t>
+              <w:t xml:space="preserve">Chat-Frage in Open WebUI stellen</w:t>
             </w:r>
           </w:p>
         </w:tc>
@@ -9605,7 +8056,7 @@
                 <w:sz w:val="19"/>
                 <w:szCs w:val="19"/>
               </w:rPr>
-              <w:t xml:space="preserve">Time-to-First-Token &lt; 2,0 s
+              <w:t xml:space="preserve">Erste Antwort-Tokens &lt; 2,0 s
 (DGX Spark: &lt; 0,5 s erwartet)</w:t>
             </w:r>
           </w:p>
@@ -9638,7 +8089,7 @@
                 <w:szCs w:val="19"/>
               </w:rPr>
               <w:t xml:space="preserve">TC-02
-ACL-Schutz</w:t>
+ACL negativ</w:t>
             </w:r>
           </w:p>
         </w:tc>
@@ -9667,7 +8118,7 @@
                 <w:sz w:val="19"/>
                 <w:szCs w:val="19"/>
               </w:rPr>
-              <w:t xml:space="preserve">Nutzer mit Rolle kv-standard fragt nach Vorstandsdokument</w:t>
+              <w:t xml:space="preserve">Nutzer OHNE kv-vorstand fragt die Wissensbasis nach Vorstandsdokument</w:t>
             </w:r>
           </w:p>
         </w:tc>
@@ -9696,7 +8147,7 @@
                 <w:sz w:val="19"/>
                 <w:szCs w:val="19"/>
               </w:rPr>
-              <w:t xml:space="preserve">Antwort: 'Keine freigegebenen Informationen'</w:t>
+              <w:t xml:space="preserve">'Zu Ihrer Frage liegen keine freigegebenen Informationen vor'</w:t>
             </w:r>
           </w:p>
         </w:tc>
@@ -9728,8 +8179,7 @@
                 <w:szCs w:val="19"/>
               </w:rPr>
               <w:t xml:space="preserve">TC-03
-Mandanten-
-Isolation</w:t>
+ACL positiv</w:t>
             </w:r>
           </w:p>
         </w:tc>
@@ -9758,7 +8208,7 @@
                 <w:sz w:val="19"/>
                 <w:szCs w:val="19"/>
               </w:rPr>
-              <w:t xml:space="preserve">Simulierter Token eines anderen KV — nicht anwendbar bei Mono, entfällt</w:t>
+              <w:t xml:space="preserve">Nutzer MIT kv-vorstand stellt dieselbe Frage</w:t>
             </w:r>
           </w:p>
         </w:tc>
@@ -9787,7 +8237,7 @@
                 <w:sz w:val="19"/>
                 <w:szCs w:val="19"/>
               </w:rPr>
-              <w:t xml:space="preserve">N/A bei Mono-Installation</w:t>
+              <w:t xml:space="preserve">Antwort mit Inhalt + Quellenangabe</w:t>
             </w:r>
           </w:p>
         </w:tc>
@@ -9849,7 +8299,7 @@
                 <w:sz w:val="19"/>
                 <w:szCs w:val="19"/>
               </w:rPr>
-              <w:t xml:space="preserve">Anfrage stellen, danach PostgreSQL audit_log prüfen</w:t>
+              <w:t xml:space="preserve">Chat-Anfrage stellen, danach Logs und audit_log prüfen</w:t>
             </w:r>
           </w:p>
         </w:tc>
@@ -9878,7 +8328,7 @@
                 <w:sz w:val="19"/>
                 <w:szCs w:val="19"/>
               </w:rPr>
-              <w:t xml:space="preserve">Kein Prompt-Inhalt in audit_log gespeichert</w:t>
+              <w:t xml:space="preserve">Kein Prompt-Inhalt in Logs oder Audit gespeichert</w:t>
             </w:r>
           </w:p>
         </w:tc>
@@ -9968,7 +8418,7 @@
                 <w:sz w:val="19"/>
                 <w:szCs w:val="19"/>
               </w:rPr>
-              <w:t xml:space="preserve">Antwort enthält Quellenangabe (Dateiname + Seite)</w:t>
+              <w:t xml:space="preserve">Antwort enthält [Quelle: Dateiname, Seite X]</w:t>
             </w:r>
           </w:p>
         </w:tc>
@@ -10000,7 +8450,6 @@
                 <w:szCs w:val="19"/>
               </w:rPr>
               <w:t xml:space="preserve">TC-06
-Keycloak-
 SSO</w:t>
             </w:r>
           </w:p>
@@ -10030,7 +8479,7 @@
                 <w:sz w:val="19"/>
                 <w:szCs w:val="19"/>
               </w:rPr>
-              <w:t xml:space="preserve">Login über Keycloak-Seite, Weiterleitung zu WebUI</w:t>
+              <w:t xml:space="preserve">Login in Open WebUI über 'DRK Login'</w:t>
             </w:r>
           </w:p>
         </w:tc>
@@ -10059,7 +8508,7 @@
                 <w:sz w:val="19"/>
                 <w:szCs w:val="19"/>
               </w:rPr>
-              <w:t xml:space="preserve">Nahtloser Login ohne zweite Passwort-Eingabe</w:t>
+              <w:t xml:space="preserve">Keycloak-Login, danach nahtlos angemeldet</w:t>
             </w:r>
           </w:p>
         </w:tc>
@@ -10091,8 +8540,7 @@
                 <w:szCs w:val="19"/>
               </w:rPr>
               <w:t xml:space="preserve">TC-07
-Rollen-
-vergabe</w:t>
+Workflow</w:t>
             </w:r>
           </w:p>
         </w:tc>
@@ -10121,7 +8569,7 @@
                 <w:sz w:val="19"/>
                 <w:szCs w:val="19"/>
               </w:rPr>
-              <w:t xml:space="preserve">KV-Admin vergibt Rolle kv-pflege an Nutzer</w:t>
+              <w:t xml:space="preserve">Editor erstellt Social-Media-Entwurf und versucht, ihn selbst freizugeben</w:t>
             </w:r>
           </w:p>
         </w:tc>
@@ -10150,7 +8598,7 @@
                 <w:sz w:val="19"/>
                 <w:szCs w:val="19"/>
               </w:rPr>
-              <w:t xml:space="preserve">Nutzer sieht danach Pflege-Dokumente im RAG</w:t>
+              <w:t xml:space="preserve">Eigene Freigabe blockiert; Approver kann freigeben</w:t>
             </w:r>
           </w:p>
         </w:tc>
@@ -10240,7 +8688,187 @@
                 <w:sz w:val="19"/>
                 <w:szCs w:val="19"/>
               </w:rPr>
-              <w:t xml:space="preserve">Antwort erscheint Wort-für-Wort (Streaming aktiv)</w:t>
+              <w:t xml:space="preserve">Antwort erscheint Wort für Wort</w:t>
+            </w:r>
+          </w:p>
+        </w:tc>
+      </w:tr>
+      <w:tr>
+        <w:tc>
+          <w:tcPr>
+            <w:tcW w:type="dxa" w:w="1200"/>
+            <w:tcBorders>
+              <w:top w:val="single" w:color="CCCCCC" w:sz="1"/>
+              <w:left w:val="single" w:color="CCCCCC" w:sz="1"/>
+              <w:bottom w:val="single" w:color="CCCCCC" w:sz="1"/>
+              <w:right w:val="single" w:color="CCCCCC" w:sz="1"/>
+            </w:tcBorders>
+            <w:shd w:fill="FFFFFF" w:val="clear"/>
+            <w:tcMar>
+              <w:top w:type="dxa" w:w="80"/>
+              <w:left w:type="dxa" w:w="120"/>
+              <w:bottom w:type="dxa" w:w="80"/>
+              <w:right w:type="dxa" w:w="120"/>
+            </w:tcMar>
+          </w:tcPr>
+          <w:p>
+            <w:r>
+              <w:rPr>
+                <w:rFonts w:ascii="Arial" w:cs="Arial" w:eastAsia="Arial" w:hAnsi="Arial"/>
+                <w:color w:val="404040"/>
+                <w:sz w:val="19"/>
+                <w:szCs w:val="19"/>
+              </w:rPr>
+              <w:t xml:space="preserve">TC-09
+Audit</w:t>
+            </w:r>
+          </w:p>
+        </w:tc>
+        <w:tc>
+          <w:tcPr>
+            <w:tcW w:type="dxa" w:w="3797"/>
+            <w:tcBorders>
+              <w:top w:val="single" w:color="CCCCCC" w:sz="1"/>
+              <w:left w:val="single" w:color="CCCCCC" w:sz="1"/>
+              <w:bottom w:val="single" w:color="CCCCCC" w:sz="1"/>
+              <w:right w:val="single" w:color="CCCCCC" w:sz="1"/>
+            </w:tcBorders>
+            <w:shd w:fill="FFFFFF" w:val="clear"/>
+            <w:tcMar>
+              <w:top w:type="dxa" w:w="80"/>
+              <w:left w:type="dxa" w:w="120"/>
+              <w:bottom w:type="dxa" w:w="80"/>
+              <w:right w:type="dxa" w:w="120"/>
+            </w:tcMar>
+          </w:tcPr>
+          <w:p>
+            <w:r>
+              <w:rPr>
+                <w:rFonts w:ascii="Arial" w:cs="Arial" w:eastAsia="Arial" w:hAnsi="Arial"/>
+                <w:color w:val="404040"/>
+                <w:sz w:val="19"/>
+                <w:szCs w:val="19"/>
+              </w:rPr>
+              <w:t xml:space="preserve">Upload, Löschung, Freigabe durchführen, Protokoll-Tab prüfen</w:t>
+            </w:r>
+          </w:p>
+        </w:tc>
+        <w:tc>
+          <w:tcPr>
+            <w:tcW w:type="dxa" w:w="4640"/>
+            <w:tcBorders>
+              <w:top w:val="single" w:color="CCCCCC" w:sz="1"/>
+              <w:left w:val="single" w:color="CCCCCC" w:sz="1"/>
+              <w:bottom w:val="single" w:color="CCCCCC" w:sz="1"/>
+              <w:right w:val="single" w:color="CCCCCC" w:sz="1"/>
+            </w:tcBorders>
+            <w:shd w:fill="FFFFFF" w:val="clear"/>
+            <w:tcMar>
+              <w:top w:type="dxa" w:w="80"/>
+              <w:left w:type="dxa" w:w="120"/>
+              <w:bottom w:type="dxa" w:w="80"/>
+              <w:right w:type="dxa" w:w="120"/>
+            </w:tcMar>
+          </w:tcPr>
+          <w:p>
+            <w:r>
+              <w:rPr>
+                <w:rFonts w:ascii="Arial" w:cs="Arial" w:eastAsia="Arial" w:hAnsi="Arial"/>
+                <w:color w:val="404040"/>
+                <w:sz w:val="19"/>
+                <w:szCs w:val="19"/>
+              </w:rPr>
+              <w:t xml:space="preserve">Alle Aktionen erscheinen; Nutzer ohne kv-admin: HTTP 403</w:t>
+            </w:r>
+          </w:p>
+        </w:tc>
+      </w:tr>
+      <w:tr>
+        <w:tc>
+          <w:tcPr>
+            <w:tcW w:type="dxa" w:w="1200"/>
+            <w:tcBorders>
+              <w:top w:val="single" w:color="CCCCCC" w:sz="1"/>
+              <w:left w:val="single" w:color="CCCCCC" w:sz="1"/>
+              <w:bottom w:val="single" w:color="CCCCCC" w:sz="1"/>
+              <w:right w:val="single" w:color="CCCCCC" w:sz="1"/>
+            </w:tcBorders>
+            <w:shd w:fill="F5F5F5" w:val="clear"/>
+            <w:tcMar>
+              <w:top w:type="dxa" w:w="80"/>
+              <w:left w:type="dxa" w:w="120"/>
+              <w:bottom w:type="dxa" w:w="80"/>
+              <w:right w:type="dxa" w:w="120"/>
+            </w:tcMar>
+          </w:tcPr>
+          <w:p>
+            <w:r>
+              <w:rPr>
+                <w:rFonts w:ascii="Arial" w:cs="Arial" w:eastAsia="Arial" w:hAnsi="Arial"/>
+                <w:color w:val="404040"/>
+                <w:sz w:val="19"/>
+                <w:szCs w:val="19"/>
+              </w:rPr>
+              <w:t xml:space="preserve">TC-10
+Kein Token</w:t>
+            </w:r>
+          </w:p>
+        </w:tc>
+        <w:tc>
+          <w:tcPr>
+            <w:tcW w:type="dxa" w:w="3797"/>
+            <w:tcBorders>
+              <w:top w:val="single" w:color="CCCCCC" w:sz="1"/>
+              <w:left w:val="single" w:color="CCCCCC" w:sz="1"/>
+              <w:bottom w:val="single" w:color="CCCCCC" w:sz="1"/>
+              <w:right w:val="single" w:color="CCCCCC" w:sz="1"/>
+            </w:tcBorders>
+            <w:shd w:fill="F5F5F5" w:val="clear"/>
+            <w:tcMar>
+              <w:top w:type="dxa" w:w="80"/>
+              <w:left w:type="dxa" w:w="120"/>
+              <w:bottom w:type="dxa" w:w="80"/>
+              <w:right w:type="dxa" w:w="120"/>
+            </w:tcMar>
+          </w:tcPr>
+          <w:p>
+            <w:r>
+              <w:rPr>
+                <w:rFonts w:ascii="Arial" w:cs="Arial" w:eastAsia="Arial" w:hAnsi="Arial"/>
+                <w:color w:val="404040"/>
+                <w:sz w:val="19"/>
+                <w:szCs w:val="19"/>
+              </w:rPr>
+              <w:t xml:space="preserve">Abgemeldet eine Frage an die Wissensbasis stellen</w:t>
+            </w:r>
+          </w:p>
+        </w:tc>
+        <w:tc>
+          <w:tcPr>
+            <w:tcW w:type="dxa" w:w="4640"/>
+            <w:tcBorders>
+              <w:top w:val="single" w:color="CCCCCC" w:sz="1"/>
+              <w:left w:val="single" w:color="CCCCCC" w:sz="1"/>
+              <w:bottom w:val="single" w:color="CCCCCC" w:sz="1"/>
+              <w:right w:val="single" w:color="CCCCCC" w:sz="1"/>
+            </w:tcBorders>
+            <w:shd w:fill="F5F5F5" w:val="clear"/>
+            <w:tcMar>
+              <w:top w:type="dxa" w:w="80"/>
+              <w:left w:type="dxa" w:w="120"/>
+              <w:bottom w:type="dxa" w:w="80"/>
+              <w:right w:type="dxa" w:w="120"/>
+            </w:tcMar>
+          </w:tcPr>
+          <w:p>
+            <w:r>
+              <w:rPr>
+                <w:rFonts w:ascii="Arial" w:cs="Arial" w:eastAsia="Arial" w:hAnsi="Arial"/>
+                <w:color w:val="404040"/>
+                <w:sz w:val="19"/>
+                <w:szCs w:val="19"/>
+              </w:rPr>
+              <w:t xml:space="preserve">Klarer Hinweis auf fehlende Anmeldung statt Antwort</w:t>
             </w:r>
           </w:p>
         </w:tc>
@@ -10268,7 +8896,7 @@
           <w:sz w:val="24"/>
           <w:szCs w:val="24"/>
         </w:rPr>
-        <w:t xml:space="preserve">6.1  TC-01 Latenz-Test</w:t>
+        <w:t xml:space="preserve">6.1  TC-01 Latenz-Test (per API)</w:t>
       </w:r>
     </w:p>
     <w:tbl>
@@ -10315,7 +8943,7 @@
                 <w:sz w:val="18"/>
                 <w:szCs w:val="18"/>
               </w:rPr>
-              <w:t xml:space="preserve"># JWT-Token holen (Keycloak OIDC)</w:t>
+              <w:t xml:space="preserve"># JWT-Token holen (Client-Secret steht nach dem Wizard in der .env)</w:t>
             </w:r>
           </w:p>
           <w:p>
@@ -10329,7 +8957,7 @@
                 <w:sz w:val="18"/>
                 <w:szCs w:val="18"/>
               </w:rPr>
-              <w:t xml:space="preserve">TOKEN=$(curl -s -X POST \</w:t>
+              <w:t xml:space="preserve">source .env</w:t>
             </w:r>
           </w:p>
           <w:p>
@@ -10343,7 +8971,7 @@
                 <w:sz w:val="18"/>
                 <w:szCs w:val="18"/>
               </w:rPr>
-              <w:t xml:space="preserve">  http://localhost:8080/realms/drk-kv-parchim/protocol/openid-connect/token \</w:t>
+              <w:t xml:space="preserve">TOKEN=$(curl -s -X POST \</w:t>
             </w:r>
           </w:p>
           <w:p>
@@ -10357,7 +8985,7 @@
                 <w:sz w:val="18"/>
                 <w:szCs w:val="18"/>
               </w:rPr>
-              <w:t xml:space="preserve">  -d 'grant_type=password&amp;client_id=drk-platform-client' \</w:t>
+              <w:t xml:space="preserve">  http://localhost:8080/auth/realms/drk-kv/protocol/openid-connect/token \</w:t>
             </w:r>
           </w:p>
           <w:p>
@@ -10371,7 +8999,7 @@
                 <w:sz w:val="18"/>
                 <w:szCs w:val="18"/>
               </w:rPr>
-              <w:t xml:space="preserve">  -d 'username=testuser&amp;password=testpass' \</w:t>
+              <w:t xml:space="preserve">  -d "grant_type=password&amp;client_id=drk-platform" \</w:t>
             </w:r>
           </w:p>
           <w:p>
@@ -10385,7 +9013,7 @@
                 <w:sz w:val="18"/>
                 <w:szCs w:val="18"/>
               </w:rPr>
-              <w:t xml:space="preserve">  | jq -r .access_token)</w:t>
+              <w:t xml:space="preserve">  -d "client_secret=$KEYCLOAK_CLIENT_SECRET" \</w:t>
             </w:r>
           </w:p>
           <w:p>
@@ -10399,7 +9027,7 @@
                 <w:sz w:val="18"/>
                 <w:szCs w:val="18"/>
               </w:rPr>
-              <w:t xml:space="preserve"/>
+              <w:t xml:space="preserve">  -d 'username=testuser&amp;password=testpass' \</w:t>
             </w:r>
           </w:p>
           <w:p>
@@ -10413,7 +9041,7 @@
                 <w:sz w:val="18"/>
                 <w:szCs w:val="18"/>
               </w:rPr>
-              <w:t xml:space="preserve"># Latenz-Test</w:t>
+              <w:t xml:space="preserve">  | jq -r .access_token)</w:t>
             </w:r>
           </w:p>
           <w:p>
@@ -10427,7 +9055,7 @@
                 <w:sz w:val="18"/>
                 <w:szCs w:val="18"/>
               </w:rPr>
-              <w:t xml:space="preserve">curl -w "\nTTFT: %{time_starttransfer}s\nGesamt: %{time_total}s\n" \</w:t>
+              <w:t xml:space="preserve"/>
             </w:r>
           </w:p>
           <w:p>
@@ -10441,7 +9069,7 @@
                 <w:sz w:val="18"/>
                 <w:szCs w:val="18"/>
               </w:rPr>
-              <w:t xml:space="preserve">  -H "Authorization: Bearer $TOKEN" \</w:t>
+              <w:t xml:space="preserve"># Latenz-Test</w:t>
             </w:r>
           </w:p>
           <w:p>
@@ -10455,7 +9083,7 @@
                 <w:sz w:val="18"/>
                 <w:szCs w:val="18"/>
               </w:rPr>
-              <w:t xml:space="preserve">  -H "Content-Type: application/json" \</w:t>
+              <w:t xml:space="preserve">curl -w "\nTTFT: %{time_starttransfer}s\n" \</w:t>
             </w:r>
           </w:p>
           <w:p>
@@ -10469,7 +9097,7 @@
                 <w:sz w:val="18"/>
                 <w:szCs w:val="18"/>
               </w:rPr>
-              <w:t xml:space="preserve">  -d '{"message":"Was sind die Kernaufgaben des DRK?"}' \</w:t>
+              <w:t xml:space="preserve">  -H "Authorization: Bearer $TOKEN" \</w:t>
             </w:r>
           </w:p>
           <w:p>
@@ -10483,7 +9111,7 @@
                 <w:sz w:val="18"/>
                 <w:szCs w:val="18"/>
               </w:rPr>
-              <w:t xml:space="preserve">  http://localhost:8000/api/v1/chat</w:t>
+              <w:t xml:space="preserve">  -H "Content-Type: application/json" \</w:t>
             </w:r>
           </w:p>
           <w:p>
@@ -10497,7 +9125,7 @@
                 <w:sz w:val="18"/>
                 <w:szCs w:val="18"/>
               </w:rPr>
-              <w:t xml:space="preserve"/>
+              <w:t xml:space="preserve">  -d '{"message":"Was sind die Kernaufgaben des DRK?"}' \</w:t>
             </w:r>
           </w:p>
           <w:p>
@@ -10511,7 +9139,35 @@
                 <w:sz w:val="18"/>
                 <w:szCs w:val="18"/>
               </w:rPr>
-              <w:t xml:space="preserve"># Ziel: TTFT &lt; 0,5 s auf DGX Spark</w:t>
+              <w:t xml:space="preserve">  http://localhost:8000/api/v1/chat/</w:t>
+            </w:r>
+          </w:p>
+          <w:p>
+            <w:pPr>
+              <w:spacing w:after="20" w:before="20"/>
+            </w:pPr>
+            <w:r>
+              <w:rPr>
+                <w:rFonts w:ascii="Courier New" w:cs="Courier New" w:eastAsia="Courier New" w:hAnsi="Courier New"/>
+                <w:color w:val="D4D4D4"/>
+                <w:sz w:val="18"/>
+                <w:szCs w:val="18"/>
+              </w:rPr>
+              <w:t xml:space="preserve"/>
+            </w:r>
+          </w:p>
+          <w:p>
+            <w:pPr>
+              <w:spacing w:after="20" w:before="20"/>
+            </w:pPr>
+            <w:r>
+              <w:rPr>
+                <w:rFonts w:ascii="Courier New" w:cs="Courier New" w:eastAsia="Courier New" w:hAnsi="Courier New"/>
+                <w:color w:val="D4D4D4"/>
+                <w:sz w:val="18"/>
+                <w:szCs w:val="18"/>
+              </w:rPr>
+              <w:t xml:space="preserve"># Ziel: TTFT &lt; 0,5 s auf DGX Spark (Lastenheft-Grenze: &lt; 2,0 s)</w:t>
             </w:r>
           </w:p>
         </w:tc>
@@ -10586,7 +9242,7 @@
                 <w:sz w:val="18"/>
                 <w:szCs w:val="18"/>
               </w:rPr>
-              <w:t xml:space="preserve"># Nach einer Chat-Anfrage den Audit-Log prüfen</w:t>
+              <w:t xml:space="preserve"># Nach einer Chat-Anfrage die Service-Logs stichprobenartig prüfen</w:t>
             </w:r>
           </w:p>
           <w:p>
@@ -10600,7 +9256,7 @@
                 <w:sz w:val="18"/>
                 <w:szCs w:val="18"/>
               </w:rPr>
-              <w:t xml:space="preserve">docker exec -it drk-postgres psql -U postgres -d drk_platform -c \</w:t>
+              <w:t xml:space="preserve">docker compose logs --tail=100 api-gateway llm-service | grep -i frage</w:t>
             </w:r>
           </w:p>
           <w:p>
@@ -10614,7 +9270,7 @@
                 <w:sz w:val="18"/>
                 <w:szCs w:val="18"/>
               </w:rPr>
-              <w:t xml:space="preserve">  "SELECT action, metadata FROM audit_log ORDER BY created_at DESC LIMIT 5;"</w:t>
+              <w:t xml:space="preserve"># Erwartung: keine Treffer — nur Metadaten (tenant_id, model) werden geloggt</w:t>
             </w:r>
           </w:p>
           <w:p>
@@ -10642,7 +9298,7 @@
                 <w:sz w:val="18"/>
                 <w:szCs w:val="18"/>
               </w:rPr>
-              <w:t xml:space="preserve"># Erwartetes Ergebnis:</w:t>
+              <w:t xml:space="preserve"># Audit-Log prüfen (enthält nur administrative Aktionen)</w:t>
             </w:r>
           </w:p>
           <w:p>
@@ -10656,7 +9312,7 @@
                 <w:sz w:val="18"/>
                 <w:szCs w:val="18"/>
               </w:rPr>
-              <w:t xml:space="preserve"># Einträge vom Typ 'login', 'document_upload', 'role_change'</w:t>
+              <w:t xml:space="preserve">docker compose exec postgres psql -U drk_app -d drk_platform -c \</w:t>
             </w:r>
           </w:p>
           <w:p>
@@ -10670,7 +9326,49 @@
                 <w:sz w:val="18"/>
                 <w:szCs w:val="18"/>
               </w:rPr>
-              <w:t xml:space="preserve"># KEIN Eintrag vom Typ 'chat_message' oder 'prompt'</w:t>
+              <w:t xml:space="preserve">  "SELECT action, info FROM audit_log ORDER BY created_at DESC LIMIT 10;"</w:t>
+            </w:r>
+          </w:p>
+          <w:p>
+            <w:pPr>
+              <w:spacing w:after="20" w:before="20"/>
+            </w:pPr>
+            <w:r>
+              <w:rPr>
+                <w:rFonts w:ascii="Courier New" w:cs="Courier New" w:eastAsia="Courier New" w:hAnsi="Courier New"/>
+                <w:color w:val="D4D4D4"/>
+                <w:sz w:val="18"/>
+                <w:szCs w:val="18"/>
+              </w:rPr>
+              <w:t xml:space="preserve"/>
+            </w:r>
+          </w:p>
+          <w:p>
+            <w:pPr>
+              <w:spacing w:after="20" w:before="20"/>
+            </w:pPr>
+            <w:r>
+              <w:rPr>
+                <w:rFonts w:ascii="Courier New" w:cs="Courier New" w:eastAsia="Courier New" w:hAnsi="Courier New"/>
+                <w:color w:val="D4D4D4"/>
+                <w:sz w:val="18"/>
+                <w:szCs w:val="18"/>
+              </w:rPr>
+              <w:t xml:space="preserve"># Erwartung: document.upload, draft.create, user.roles etc. —</w:t>
+            </w:r>
+          </w:p>
+          <w:p>
+            <w:pPr>
+              <w:spacing w:after="20" w:before="20"/>
+            </w:pPr>
+            <w:r>
+              <w:rPr>
+                <w:rFonts w:ascii="Courier New" w:cs="Courier New" w:eastAsia="Courier New" w:hAnsi="Courier New"/>
+                <w:color w:val="D4D4D4"/>
+                <w:sz w:val="18"/>
+                <w:szCs w:val="18"/>
+              </w:rPr>
+              <w:t xml:space="preserve"># KEINE Chat-Inhalte, keine Dokumenttexte</w:t>
             </w:r>
           </w:p>
         </w:tc>
@@ -10955,35 +9653,7 @@
                 <w:sz w:val="18"/>
                 <w:szCs w:val="18"/>
               </w:rPr>
-              <w:t xml:space="preserve">ollama pull qwen3:72b</w:t>
-            </w:r>
-          </w:p>
-          <w:p>
-            <w:pPr>
-              <w:spacing w:after="20" w:before="20"/>
-            </w:pPr>
-            <w:r>
-              <w:rPr>
-                <w:rFonts w:ascii="Courier New" w:cs="Courier New" w:eastAsia="Courier New" w:hAnsi="Courier New"/>
-                <w:color w:val="D4D4D4"/>
-                <w:sz w:val="18"/>
-                <w:szCs w:val="18"/>
-              </w:rPr>
-              <w:t xml:space="preserve"/>
-            </w:r>
-          </w:p>
-          <w:p>
-            <w:pPr>
-              <w:spacing w:after="20" w:before="20"/>
-            </w:pPr>
-            <w:r>
-              <w:rPr>
-                <w:rFonts w:ascii="Courier New" w:cs="Courier New" w:eastAsia="Courier New" w:hAnsi="Courier New"/>
-                <w:color w:val="D4D4D4"/>
-                <w:sz w:val="18"/>
-                <w:szCs w:val="18"/>
-              </w:rPr>
-              <w:t xml:space="preserve"># In Open WebUI: Admin Panel → Models → Standardmodell wechseln</w:t>
+              <w:t xml:space="preserve">docker compose exec ollama ollama pull qwen3:72b</w:t>
             </w:r>
           </w:p>
         </w:tc>
@@ -11058,7 +9728,7 @@
                 <w:sz w:val="18"/>
                 <w:szCs w:val="18"/>
               </w:rPr>
-              <w:t xml:space="preserve"># PostgreSQL-Datenbank sichern</w:t>
+              <w:t xml:space="preserve"># PostgreSQL-Datenbank sichern (Dokumente-Index, Drafts, Audit-Log)</w:t>
             </w:r>
           </w:p>
           <w:p>
@@ -11072,7 +9742,7 @@
                 <w:sz w:val="18"/>
                 <w:szCs w:val="18"/>
               </w:rPr>
-              <w:t xml:space="preserve">docker exec drk-postgres pg_dump -U postgres drk_platform \</w:t>
+              <w:t xml:space="preserve">docker compose exec postgres pg_dump -U drk_app drk_platform \</w:t>
             </w:r>
           </w:p>
           <w:p>
@@ -11114,7 +9784,7 @@
                 <w:sz w:val="18"/>
                 <w:szCs w:val="18"/>
               </w:rPr>
-              <w:t xml:space="preserve"># MinIO-Dokumente sichern</w:t>
+              <w:t xml:space="preserve"># MinIO-Dokumente sichern (Docker-Volume)</w:t>
             </w:r>
           </w:p>
           <w:p>
@@ -11128,7 +9798,21 @@
                 <w:sz w:val="18"/>
                 <w:szCs w:val="18"/>
               </w:rPr>
-              <w:t xml:space="preserve">mc mirror local/drk-docs-kv-parchim /backup/minio/</w:t>
+              <w:t xml:space="preserve">docker run --rm -v drk-mv-ki-plattform_minio_data:/data \</w:t>
+            </w:r>
+          </w:p>
+          <w:p>
+            <w:pPr>
+              <w:spacing w:after="20" w:before="20"/>
+            </w:pPr>
+            <w:r>
+              <w:rPr>
+                <w:rFonts w:ascii="Courier New" w:cs="Courier New" w:eastAsia="Courier New" w:hAnsi="Courier New"/>
+                <w:color w:val="D4D4D4"/>
+                <w:sz w:val="18"/>
+                <w:szCs w:val="18"/>
+              </w:rPr>
+              <w:t xml:space="preserve">  -v /backup/minio:/backup alpine tar czf /backup/minio_$(date +%Y%m%d).tgz /data</w:t>
             </w:r>
           </w:p>
           <w:p>
@@ -11453,7 +10137,7 @@
                 <w:sz w:val="19"/>
                 <w:szCs w:val="19"/>
               </w:rPr>
-              <w:t xml:space="preserve">Docker permission denied</w:t>
+              <w:t xml:space="preserve">Erste Anlaufstelle</w:t>
             </w:r>
           </w:p>
         </w:tc>
@@ -11482,7 +10166,7 @@
                 <w:sz w:val="19"/>
                 <w:szCs w:val="19"/>
               </w:rPr>
-              <w:t xml:space="preserve">'Got permission denied while trying to connect to Docker'</w:t>
+              <w:t xml:space="preserve">Irgendetwas funktioniert nicht</w:t>
             </w:r>
           </w:p>
         </w:tc>
@@ -11511,7 +10195,7 @@
                 <w:sz w:val="19"/>
                 <w:szCs w:val="19"/>
               </w:rPr>
-              <w:t xml:space="preserve">sudo usermod -aG docker $USER &amp;&amp; newgrp docker</w:t>
+              <w:t xml:space="preserve">Verwaltungs-UI → ⚙️ Einstellungen → Systemstatus: zeigt alle Dienste/Modelle mit Lösungshinweis</w:t>
             </w:r>
           </w:p>
         </w:tc>
@@ -11542,7 +10226,7 @@
                 <w:sz w:val="19"/>
                 <w:szCs w:val="19"/>
               </w:rPr>
-              <w:t xml:space="preserve">Ollama nicht erreichbar</w:t>
+              <w:t xml:space="preserve">Docker permission denied</w:t>
             </w:r>
           </w:p>
         </w:tc>
@@ -11571,7 +10255,7 @@
                 <w:sz w:val="19"/>
                 <w:szCs w:val="19"/>
               </w:rPr>
-              <w:t xml:space="preserve">llm-service: 'Connection refused :11434'</w:t>
+              <w:t xml:space="preserve">'permission denied … docker.sock'</w:t>
             </w:r>
           </w:p>
         </w:tc>
@@ -11600,7 +10284,7 @@
                 <w:sz w:val="19"/>
                 <w:szCs w:val="19"/>
               </w:rPr>
-              <w:t xml:space="preserve">sudo systemctl start ollama &amp;&amp; sudo systemctl status ollama</w:t>
+              <w:t xml:space="preserve">sudo usermod -aG docker $USER &amp;&amp; newgrp docker</w:t>
             </w:r>
           </w:p>
         </w:tc>
@@ -11631,7 +10315,7 @@
                 <w:sz w:val="19"/>
                 <w:szCs w:val="19"/>
               </w:rPr>
-              <w:t xml:space="preserve">Keycloak startet nicht</w:t>
+              <w:t xml:space="preserve">Ollama nicht erreichbar</w:t>
             </w:r>
           </w:p>
         </w:tc>
@@ -11660,7 +10344,7 @@
                 <w:sz w:val="19"/>
                 <w:szCs w:val="19"/>
               </w:rPr>
-              <w:t xml:space="preserve">keycloak Container bleibt bei 'starting'</w:t>
+              <w:t xml:space="preserve">llm-service: 'Connection refused :11434'</w:t>
             </w:r>
           </w:p>
         </w:tc>
@@ -11689,7 +10373,7 @@
                 <w:sz w:val="19"/>
                 <w:szCs w:val="19"/>
               </w:rPr>
-              <w:t xml:space="preserve">docker compose logs keycloak — meist DB-Verbindungsfehler beim Erststart, 2 Min. warten</w:t>
+              <w:t xml:space="preserve">docker compose ps ollama; docker compose up -d ollama</w:t>
             </w:r>
           </w:p>
         </w:tc>
@@ -11720,7 +10404,7 @@
                 <w:sz w:val="19"/>
                 <w:szCs w:val="19"/>
               </w:rPr>
-              <w:t xml:space="preserve">Embedding schlägt fehl</w:t>
+              <w:t xml:space="preserve">Keycloak startet nicht</w:t>
             </w:r>
           </w:p>
         </w:tc>
@@ -11749,7 +10433,7 @@
                 <w:sz w:val="19"/>
                 <w:szCs w:val="19"/>
               </w:rPr>
-              <w:t xml:space="preserve">rag-service: 'model nomic-embed-text not found'</w:t>
+              <w:t xml:space="preserve">Container bleibt bei 'starting'</w:t>
             </w:r>
           </w:p>
         </w:tc>
@@ -11778,7 +10462,7 @@
                 <w:sz w:val="19"/>
                 <w:szCs w:val="19"/>
               </w:rPr>
-              <w:t xml:space="preserve">ollama pull nomic-embed-text</w:t>
+              <w:t xml:space="preserve">docker compose logs keycloak — beim Erststart 2 Min. warten (DB-Init)</w:t>
             </w:r>
           </w:p>
         </w:tc>
@@ -11809,7 +10493,7 @@
                 <w:sz w:val="19"/>
                 <w:szCs w:val="19"/>
               </w:rPr>
-              <w:t xml:space="preserve">TTFT &gt; 2 Sekunden</w:t>
+              <w:t xml:space="preserve">Modell fehlt</w:t>
             </w:r>
           </w:p>
         </w:tc>
@@ -11838,7 +10522,7 @@
                 <w:sz w:val="19"/>
                 <w:szCs w:val="19"/>
               </w:rPr>
-              <w:t xml:space="preserve">Antworten kommen spät</w:t>
+              <w:t xml:space="preserve">Status: 'Modell fehlt'</w:t>
             </w:r>
           </w:p>
         </w:tc>
@@ -11867,7 +10551,7 @@
                 <w:sz w:val="19"/>
                 <w:szCs w:val="19"/>
               </w:rPr>
-              <w:t xml:space="preserve">Prüfen: ollama ps — Modell sollte geladen sein. Erst-Anfrage lädt Modell in RAM (~10s)</w:t>
+              <w:t xml:space="preserve">docker compose exec ollama ollama pull qwen3:72b (bzw. nomic-embed-text)</w:t>
             </w:r>
           </w:p>
         </w:tc>
@@ -11898,7 +10582,7 @@
                 <w:sz w:val="19"/>
                 <w:szCs w:val="19"/>
               </w:rPr>
-              <w:t xml:space="preserve">pgvector-Fehler</w:t>
+              <w:t xml:space="preserve">TTFT &gt; 2 Sekunden</w:t>
             </w:r>
           </w:p>
         </w:tc>
@@ -11927,7 +10611,7 @@
                 <w:sz w:val="19"/>
                 <w:szCs w:val="19"/>
               </w:rPr>
-              <w:t xml:space="preserve">'type vector does not exist'</w:t>
+              <w:t xml:space="preserve">Antworten kommen spät</w:t>
             </w:r>
           </w:p>
         </w:tc>
@@ -11956,7 +10640,7 @@
                 <w:sz w:val="19"/>
                 <w:szCs w:val="19"/>
               </w:rPr>
-              <w:t xml:space="preserve">docker exec drk-postgres psql -U postgres -c 'CREATE EXTENSION vector;'</w:t>
+              <w:t xml:space="preserve">Erst-Anfrage lädt Modell in den Speicher (~10 s); danach &lt; 0,5 s</w:t>
             </w:r>
           </w:p>
         </w:tc>
@@ -11987,6 +10671,95 @@
                 <w:sz w:val="19"/>
                 <w:szCs w:val="19"/>
               </w:rPr>
+              <w:t xml:space="preserve">Nutzer-Tab leer / Fehler</w:t>
+            </w:r>
+          </w:p>
+        </w:tc>
+        <w:tc>
+          <w:tcPr>
+            <w:tcW w:type="dxa" w:w="2800"/>
+            <w:tcBorders>
+              <w:top w:val="single" w:color="CCCCCC" w:sz="1"/>
+              <w:left w:val="single" w:color="CCCCCC" w:sz="1"/>
+              <w:bottom w:val="single" w:color="CCCCCC" w:sz="1"/>
+              <w:right w:val="single" w:color="CCCCCC" w:sz="1"/>
+            </w:tcBorders>
+            <w:shd w:fill="FFFFFF" w:val="clear"/>
+            <w:tcMar>
+              <w:top w:type="dxa" w:w="80"/>
+              <w:left w:type="dxa" w:w="120"/>
+              <w:bottom w:type="dxa" w:w="80"/>
+              <w:right w:type="dxa" w:w="120"/>
+            </w:tcMar>
+          </w:tcPr>
+          <w:p>
+            <w:r>
+              <w:rPr>
+                <w:rFonts w:ascii="Arial" w:cs="Arial" w:eastAsia="Arial" w:hAnsi="Arial"/>
+                <w:color w:val="404040"/>
+                <w:sz w:val="19"/>
+                <w:szCs w:val="19"/>
+              </w:rPr>
+              <w:t xml:space="preserve">'Service-Account nicht nutzbar'</w:t>
+            </w:r>
+          </w:p>
+        </w:tc>
+        <w:tc>
+          <w:tcPr>
+            <w:tcW w:type="dxa" w:w="4838"/>
+            <w:tcBorders>
+              <w:top w:val="single" w:color="CCCCCC" w:sz="1"/>
+              <w:left w:val="single" w:color="CCCCCC" w:sz="1"/>
+              <w:bottom w:val="single" w:color="CCCCCC" w:sz="1"/>
+              <w:right w:val="single" w:color="CCCCCC" w:sz="1"/>
+            </w:tcBorders>
+            <w:shd w:fill="FFFFFF" w:val="clear"/>
+            <w:tcMar>
+              <w:top w:type="dxa" w:w="80"/>
+              <w:left w:type="dxa" w:w="120"/>
+              <w:bottom w:type="dxa" w:w="80"/>
+              <w:right w:type="dxa" w:w="120"/>
+            </w:tcMar>
+          </w:tcPr>
+          <w:p>
+            <w:r>
+              <w:rPr>
+                <w:rFonts w:ascii="Arial" w:cs="Arial" w:eastAsia="Arial" w:hAnsi="Arial"/>
+                <w:color w:val="404040"/>
+                <w:sz w:val="19"/>
+                <w:szCs w:val="19"/>
+              </w:rPr>
+              <w:t xml:space="preserve">scripts/setup_keycloak.py erneut ausführen (vergibt manage-users-Rolle)</w:t>
+            </w:r>
+          </w:p>
+        </w:tc>
+      </w:tr>
+      <w:tr>
+        <w:tc>
+          <w:tcPr>
+            <w:tcW w:type="dxa" w:w="2000"/>
+            <w:tcBorders>
+              <w:top w:val="single" w:color="CCCCCC" w:sz="1"/>
+              <w:left w:val="single" w:color="CCCCCC" w:sz="1"/>
+              <w:bottom w:val="single" w:color="CCCCCC" w:sz="1"/>
+              <w:right w:val="single" w:color="CCCCCC" w:sz="1"/>
+            </w:tcBorders>
+            <w:shd w:fill="F5F5F5" w:val="clear"/>
+            <w:tcMar>
+              <w:top w:type="dxa" w:w="80"/>
+              <w:left w:type="dxa" w:w="120"/>
+              <w:bottom w:type="dxa" w:w="80"/>
+              <w:right w:type="dxa" w:w="120"/>
+            </w:tcMar>
+          </w:tcPr>
+          <w:p>
+            <w:r>
+              <w:rPr>
+                <w:rFonts w:ascii="Arial" w:cs="Arial" w:eastAsia="Arial" w:hAnsi="Arial"/>
+                <w:color w:val="404040"/>
+                <w:sz w:val="19"/>
+                <w:szCs w:val="19"/>
+              </w:rPr>
               <w:t xml:space="preserve">JWT-Fehler 401</w:t>
             </w:r>
           </w:p>
@@ -12000,6 +10773,66 @@
               <w:bottom w:val="single" w:color="CCCCCC" w:sz="1"/>
               <w:right w:val="single" w:color="CCCCCC" w:sz="1"/>
             </w:tcBorders>
+            <w:shd w:fill="F5F5F5" w:val="clear"/>
+            <w:tcMar>
+              <w:top w:type="dxa" w:w="80"/>
+              <w:left w:type="dxa" w:w="120"/>
+              <w:bottom w:type="dxa" w:w="80"/>
+              <w:right w:type="dxa" w:w="120"/>
+            </w:tcMar>
+          </w:tcPr>
+          <w:p>
+            <w:r>
+              <w:rPr>
+                <w:rFonts w:ascii="Arial" w:cs="Arial" w:eastAsia="Arial" w:hAnsi="Arial"/>
+                <w:color w:val="404040"/>
+                <w:sz w:val="19"/>
+                <w:szCs w:val="19"/>
+              </w:rPr>
+              <w:t xml:space="preserve">Verwaltungs-UI meldet Anmeldefehler</w:t>
+            </w:r>
+          </w:p>
+        </w:tc>
+        <w:tc>
+          <w:tcPr>
+            <w:tcW w:type="dxa" w:w="4838"/>
+            <w:tcBorders>
+              <w:top w:val="single" w:color="CCCCCC" w:sz="1"/>
+              <w:left w:val="single" w:color="CCCCCC" w:sz="1"/>
+              <w:bottom w:val="single" w:color="CCCCCC" w:sz="1"/>
+              <w:right w:val="single" w:color="CCCCCC" w:sz="1"/>
+            </w:tcBorders>
+            <w:shd w:fill="F5F5F5" w:val="clear"/>
+            <w:tcMar>
+              <w:top w:type="dxa" w:w="80"/>
+              <w:left w:type="dxa" w:w="120"/>
+              <w:bottom w:type="dxa" w:w="80"/>
+              <w:right w:type="dxa" w:w="120"/>
+            </w:tcMar>
+          </w:tcPr>
+          <w:p>
+            <w:r>
+              <w:rPr>
+                <w:rFonts w:ascii="Arial" w:cs="Arial" w:eastAsia="Arial" w:hAnsi="Arial"/>
+                <w:color w:val="404040"/>
+                <w:sz w:val="19"/>
+                <w:szCs w:val="19"/>
+              </w:rPr>
+              <w:t xml:space="preserve">Nach setup_keycloak.py: docker compose up -d (lädt neues Client-Secret)</w:t>
+            </w:r>
+          </w:p>
+        </w:tc>
+      </w:tr>
+      <w:tr>
+        <w:tc>
+          <w:tcPr>
+            <w:tcW w:type="dxa" w:w="2000"/>
+            <w:tcBorders>
+              <w:top w:val="single" w:color="CCCCCC" w:sz="1"/>
+              <w:left w:val="single" w:color="CCCCCC" w:sz="1"/>
+              <w:bottom w:val="single" w:color="CCCCCC" w:sz="1"/>
+              <w:right w:val="single" w:color="CCCCCC" w:sz="1"/>
+            </w:tcBorders>
             <w:shd w:fill="FFFFFF" w:val="clear"/>
             <w:tcMar>
               <w:top w:type="dxa" w:w="80"/>
@@ -12016,7 +10849,36 @@
                 <w:sz w:val="19"/>
                 <w:szCs w:val="19"/>
               </w:rPr>
-              <w:t xml:space="preserve">'Token signature verification failed'</w:t>
+              <w:t xml:space="preserve">Pipe ohne Token</w:t>
+            </w:r>
+          </w:p>
+        </w:tc>
+        <w:tc>
+          <w:tcPr>
+            <w:tcW w:type="dxa" w:w="2800"/>
+            <w:tcBorders>
+              <w:top w:val="single" w:color="CCCCCC" w:sz="1"/>
+              <w:left w:val="single" w:color="CCCCCC" w:sz="1"/>
+              <w:bottom w:val="single" w:color="CCCCCC" w:sz="1"/>
+              <w:right w:val="single" w:color="CCCCCC" w:sz="1"/>
+            </w:tcBorders>
+            <w:shd w:fill="FFFFFF" w:val="clear"/>
+            <w:tcMar>
+              <w:top w:type="dxa" w:w="80"/>
+              <w:left w:type="dxa" w:w="120"/>
+              <w:bottom w:type="dxa" w:w="80"/>
+              <w:right w:type="dxa" w:w="120"/>
+            </w:tcMar>
+          </w:tcPr>
+          <w:p>
+            <w:r>
+              <w:rPr>
+                <w:rFonts w:ascii="Arial" w:cs="Arial" w:eastAsia="Arial" w:hAnsi="Arial"/>
+                <w:color w:val="404040"/>
+                <w:sz w:val="19"/>
+                <w:szCs w:val="19"/>
+              </w:rPr>
+              <w:t xml:space="preserve">'Kein OIDC-Token gefunden'</w:t>
             </w:r>
           </w:p>
         </w:tc>
@@ -12045,7 +10907,7 @@
                 <w:sz w:val="19"/>
                 <w:szCs w:val="19"/>
               </w:rPr>
-              <w:t xml:space="preserve">JWT_SECRET in .env prüfen — muss auf allen Services identisch sein</w:t>
+              <w:t xml:space="preserve">Login muss über 'DRK Login' (Keycloak) erfolgen, nicht mit lokalem Open-WebUI-Konto</w:t>
             </w:r>
           </w:p>
         </w:tc>
@@ -12316,7 +11178,7 @@
                 <w:sz w:val="18"/>
                 <w:szCs w:val="18"/>
               </w:rPr>
-              <w:t xml:space="preserve">ollama ps    # zeigt geladene Modelle und RAM-Nutzung</w:t>
+              <w:t xml:space="preserve">docker compose exec ollama ollama ps    # geladene Modelle + RAM</w:t>
             </w:r>
           </w:p>
           <w:p>
@@ -12330,7 +11192,7 @@
                 <w:sz w:val="18"/>
                 <w:szCs w:val="18"/>
               </w:rPr>
-              <w:t xml:space="preserve">ollama list  # alle verfügbaren Modelle</w:t>
+              <w:t xml:space="preserve">docker compose exec ollama ollama list  # alle verfügbaren Modelle</w:t>
             </w:r>
           </w:p>
         </w:tc>
@@ -12386,7 +11248,7 @@
           <w:sz w:val="20"/>
           <w:szCs w:val="20"/>
         </w:rPr>
-        <w:t xml:space="preserve">3–5 Pilot-Nutzer aus dem KV einladen (Keycloak-Accounts anlegen)</w:t>
+        <w:t xml:space="preserve">3–5 Pilot-Nutzer im Verwaltungs-UI anlegen (Tab 👥 Nutzer) — passende Rollen: Redaktion content-editor, Führungskraft content-approver, Fachbereich z.B. kv-pflege</w:t>
       </w:r>
     </w:p>
     <w:p>
@@ -12405,7 +11267,26 @@
           <w:sz w:val="20"/>
           <w:szCs w:val="20"/>
         </w:rPr>
-        <w:t xml:space="preserve">Erste Wissensbasis befüllen: 10–20 interne Dokumente hochladen</w:t>
+        <w:t xml:space="preserve">Erste Wissensbasis befüllen: 10–20 interne Dokumente über das Verwaltungs-UI hochladen, mindestens eines mit eingeschränkter Sichtbarkeit</w:t>
+      </w:r>
+    </w:p>
+    <w:p>
+      <w:pPr>
+        <w:pStyle w:val="ListParagraph"/>
+        <w:numPr>
+          <w:ilvl w:val="0"/>
+          <w:numId w:val="3"/>
+        </w:numPr>
+        <w:spacing w:after="60" w:before="60"/>
+      </w:pPr>
+      <w:r>
+        <w:rPr>
+          <w:rFonts w:ascii="Arial" w:cs="Arial" w:eastAsia="Arial" w:hAnsi="Arial"/>
+          <w:color w:val="404040"/>
+          <w:sz w:val="20"/>
+          <w:szCs w:val="20"/>
+        </w:rPr>
+        <w:t xml:space="preserve">Kurzeinweisung (30 Min): Login, Chat, 🔒 Wissensbasis, 🔒 Social Media, Bedeutung von 🔒 lokal vs. 🌐 extern</w:t>
       </w:r>
     </w:p>
     <w:p>
@@ -12443,7 +11324,7 @@
           <w:sz w:val="20"/>
           <w:szCs w:val="20"/>
         </w:rPr>
-        <w:t xml:space="preserve">Ergebnisse in GitHub Issues als Backlog einpflegen</w:t>
+        <w:t xml:space="preserve">Ergebnisse in GitHub Issues als Backlog einpflegen (Co-Creation-Zyklus)</w:t>
       </w:r>
     </w:p>
     <w:p>
@@ -12612,7 +11493,7 @@
                 <w:sz w:val="19"/>
                 <w:szCs w:val="19"/>
               </w:rPr>
-              <w:t xml:space="preserve">P02 Social Media freischalten</w:t>
+              <w:t xml:space="preserve">AD/LDAP-Integration</w:t>
             </w:r>
           </w:p>
         </w:tc>
@@ -12641,7 +11522,7 @@
                 <w:sz w:val="19"/>
                 <w:szCs w:val="19"/>
               </w:rPr>
-              <w:t xml:space="preserve">Nach Pilot-Woche 2</w:t>
+              <w:t xml:space="preserve">Nach Abstimmung KV-IT</w:t>
             </w:r>
           </w:p>
         </w:tc>
@@ -12670,7 +11551,7 @@
                 <w:sz w:val="19"/>
                 <w:szCs w:val="19"/>
               </w:rPr>
-              <w:t xml:space="preserve">Content-Service aktivieren, Freigabe-Workflow einrichten</w:t>
+              <w:t xml:space="preserve">Keycloak User Federation (READ_ONLY) — Runbook ldap-ad-anbindung.md</w:t>
             </w:r>
           </w:p>
         </w:tc>
@@ -12701,7 +11582,7 @@
                 <w:sz w:val="19"/>
                 <w:szCs w:val="19"/>
               </w:rPr>
-              <w:t xml:space="preserve">AD/LDAP-Integration</w:t>
+              <w:t xml:space="preserve">Externe KI-Modelle</w:t>
             </w:r>
           </w:p>
         </w:tc>
@@ -12730,7 +11611,7 @@
                 <w:sz w:val="19"/>
                 <w:szCs w:val="19"/>
               </w:rPr>
-              <w:t xml:space="preserve">Nach Abstimmung KV-IT</w:t>
+              <w:t xml:space="preserve">Nach DSB-Freigabe + AVV</w:t>
             </w:r>
           </w:p>
         </w:tc>
@@ -12759,7 +11640,7 @@
                 <w:sz w:val="19"/>
                 <w:szCs w:val="19"/>
               </w:rPr>
-              <w:t xml:space="preserve">Keycloak Identity Provider konfigurieren (SSO mit bestehendem Login)</w:t>
+              <w:t xml:space="preserve">OpenAI/Anthropic im Verwaltungs-UI aktivieren — Runbook externe-modelle.md</w:t>
             </w:r>
           </w:p>
         </w:tc>
@@ -12790,7 +11671,7 @@
                 <w:sz w:val="19"/>
                 <w:szCs w:val="19"/>
               </w:rPr>
-              <w:t xml:space="preserve">Weitere DRK-KI-Workshops</w:t>
+              <w:t xml:space="preserve">Pentest + DSB-Freigabe</w:t>
             </w:r>
           </w:p>
         </w:tc>
@@ -12819,7 +11700,7 @@
                 <w:sz w:val="19"/>
                 <w:szCs w:val="19"/>
               </w:rPr>
-              <w:t xml:space="preserve">Fortlaufend alle 6 Wochen</w:t>
+              <w:t xml:space="preserve">Vor Produktivbetrieb</w:t>
             </w:r>
           </w:p>
         </w:tc>
@@ -12848,7 +11729,7 @@
                 <w:sz w:val="19"/>
                 <w:szCs w:val="19"/>
               </w:rPr>
-              <w:t xml:space="preserve">Co-Creation-Zyklus — neue Features aus Workshop-Ergebnissen</w:t>
+              <w:t xml:space="preserve">Go-Live-Kriterien §7 Lastenheft — blocking für Produktion</w:t>
             </w:r>
           </w:p>
         </w:tc>
@@ -12879,6 +11760,184 @@
                 <w:sz w:val="19"/>
                 <w:szCs w:val="19"/>
               </w:rPr>
+              <w:t xml:space="preserve">P03 Drittsystem-Integrationen</w:t>
+            </w:r>
+          </w:p>
+        </w:tc>
+        <w:tc>
+          <w:tcPr>
+            <w:tcW w:type="dxa" w:w="2000"/>
+            <w:tcBorders>
+              <w:top w:val="single" w:color="CCCCCC" w:sz="1"/>
+              <w:left w:val="single" w:color="CCCCCC" w:sz="1"/>
+              <w:bottom w:val="single" w:color="CCCCCC" w:sz="1"/>
+              <w:right w:val="single" w:color="CCCCCC" w:sz="1"/>
+            </w:tcBorders>
+            <w:shd w:fill="F5F5F5" w:val="clear"/>
+            <w:tcMar>
+              <w:top w:type="dxa" w:w="80"/>
+              <w:left w:type="dxa" w:w="120"/>
+              <w:bottom w:type="dxa" w:w="80"/>
+              <w:right w:type="dxa" w:w="120"/>
+            </w:tcMar>
+          </w:tcPr>
+          <w:p>
+            <w:r>
+              <w:rPr>
+                <w:rFonts w:ascii="Arial" w:cs="Arial" w:eastAsia="Arial" w:hAnsi="Arial"/>
+                <w:color w:val="404040"/>
+                <w:sz w:val="19"/>
+                <w:szCs w:val="19"/>
+              </w:rPr>
+              <w:t xml:space="preserve">Erster Co-Creation-Zyklus</w:t>
+            </w:r>
+          </w:p>
+        </w:tc>
+        <w:tc>
+          <w:tcPr>
+            <w:tcW w:type="dxa" w:w="5138"/>
+            <w:tcBorders>
+              <w:top w:val="single" w:color="CCCCCC" w:sz="1"/>
+              <w:left w:val="single" w:color="CCCCCC" w:sz="1"/>
+              <w:bottom w:val="single" w:color="CCCCCC" w:sz="1"/>
+              <w:right w:val="single" w:color="CCCCCC" w:sz="1"/>
+            </w:tcBorders>
+            <w:shd w:fill="F5F5F5" w:val="clear"/>
+            <w:tcMar>
+              <w:top w:type="dxa" w:w="80"/>
+              <w:left w:type="dxa" w:w="120"/>
+              <w:bottom w:type="dxa" w:w="80"/>
+              <w:right w:type="dxa" w:w="120"/>
+            </w:tcMar>
+          </w:tcPr>
+          <w:p>
+            <w:r>
+              <w:rPr>
+                <w:rFonts w:ascii="Arial" w:cs="Arial" w:eastAsia="Arial" w:hAnsi="Arial"/>
+                <w:color w:val="404040"/>
+                <w:sz w:val="19"/>
+                <w:szCs w:val="19"/>
+              </w:rPr>
+              <w:t xml:space="preserve">integration-service (Dienstplan, Intranet etc.)</w:t>
+            </w:r>
+          </w:p>
+        </w:tc>
+      </w:tr>
+      <w:tr>
+        <w:tc>
+          <w:tcPr>
+            <w:tcW w:type="dxa" w:w="2500"/>
+            <w:tcBorders>
+              <w:top w:val="single" w:color="CCCCCC" w:sz="1"/>
+              <w:left w:val="single" w:color="CCCCCC" w:sz="1"/>
+              <w:bottom w:val="single" w:color="CCCCCC" w:sz="1"/>
+              <w:right w:val="single" w:color="CCCCCC" w:sz="1"/>
+            </w:tcBorders>
+            <w:shd w:fill="FFFFFF" w:val="clear"/>
+            <w:tcMar>
+              <w:top w:type="dxa" w:w="80"/>
+              <w:left w:type="dxa" w:w="120"/>
+              <w:bottom w:type="dxa" w:w="80"/>
+              <w:right w:type="dxa" w:w="120"/>
+            </w:tcMar>
+          </w:tcPr>
+          <w:p>
+            <w:r>
+              <w:rPr>
+                <w:rFonts w:ascii="Arial" w:cs="Arial" w:eastAsia="Arial" w:hAnsi="Arial"/>
+                <w:color w:val="404040"/>
+                <w:sz w:val="19"/>
+                <w:szCs w:val="19"/>
+              </w:rPr>
+              <w:t xml:space="preserve">Weitere DRK-KI-Workshops</w:t>
+            </w:r>
+          </w:p>
+        </w:tc>
+        <w:tc>
+          <w:tcPr>
+            <w:tcW w:type="dxa" w:w="2000"/>
+            <w:tcBorders>
+              <w:top w:val="single" w:color="CCCCCC" w:sz="1"/>
+              <w:left w:val="single" w:color="CCCCCC" w:sz="1"/>
+              <w:bottom w:val="single" w:color="CCCCCC" w:sz="1"/>
+              <w:right w:val="single" w:color="CCCCCC" w:sz="1"/>
+            </w:tcBorders>
+            <w:shd w:fill="FFFFFF" w:val="clear"/>
+            <w:tcMar>
+              <w:top w:type="dxa" w:w="80"/>
+              <w:left w:type="dxa" w:w="120"/>
+              <w:bottom w:type="dxa" w:w="80"/>
+              <w:right w:type="dxa" w:w="120"/>
+            </w:tcMar>
+          </w:tcPr>
+          <w:p>
+            <w:r>
+              <w:rPr>
+                <w:rFonts w:ascii="Arial" w:cs="Arial" w:eastAsia="Arial" w:hAnsi="Arial"/>
+                <w:color w:val="404040"/>
+                <w:sz w:val="19"/>
+                <w:szCs w:val="19"/>
+              </w:rPr>
+              <w:t xml:space="preserve">Fortlaufend alle 6 Wochen</w:t>
+            </w:r>
+          </w:p>
+        </w:tc>
+        <w:tc>
+          <w:tcPr>
+            <w:tcW w:type="dxa" w:w="5138"/>
+            <w:tcBorders>
+              <w:top w:val="single" w:color="CCCCCC" w:sz="1"/>
+              <w:left w:val="single" w:color="CCCCCC" w:sz="1"/>
+              <w:bottom w:val="single" w:color="CCCCCC" w:sz="1"/>
+              <w:right w:val="single" w:color="CCCCCC" w:sz="1"/>
+            </w:tcBorders>
+            <w:shd w:fill="FFFFFF" w:val="clear"/>
+            <w:tcMar>
+              <w:top w:type="dxa" w:w="80"/>
+              <w:left w:type="dxa" w:w="120"/>
+              <w:bottom w:type="dxa" w:w="80"/>
+              <w:right w:type="dxa" w:w="120"/>
+            </w:tcMar>
+          </w:tcPr>
+          <w:p>
+            <w:r>
+              <w:rPr>
+                <w:rFonts w:ascii="Arial" w:cs="Arial" w:eastAsia="Arial" w:hAnsi="Arial"/>
+                <w:color w:val="404040"/>
+                <w:sz w:val="19"/>
+                <w:szCs w:val="19"/>
+              </w:rPr>
+              <w:t xml:space="preserve">Co-Creation-Zyklus — neue Features aus Workshop-Ergebnissen</w:t>
+            </w:r>
+          </w:p>
+        </w:tc>
+      </w:tr>
+      <w:tr>
+        <w:tc>
+          <w:tcPr>
+            <w:tcW w:type="dxa" w:w="2500"/>
+            <w:tcBorders>
+              <w:top w:val="single" w:color="CCCCCC" w:sz="1"/>
+              <w:left w:val="single" w:color="CCCCCC" w:sz="1"/>
+              <w:bottom w:val="single" w:color="CCCCCC" w:sz="1"/>
+              <w:right w:val="single" w:color="CCCCCC" w:sz="1"/>
+            </w:tcBorders>
+            <w:shd w:fill="F5F5F5" w:val="clear"/>
+            <w:tcMar>
+              <w:top w:type="dxa" w:w="80"/>
+              <w:left w:type="dxa" w:w="120"/>
+              <w:bottom w:type="dxa" w:w="80"/>
+              <w:right w:type="dxa" w:w="120"/>
+            </w:tcMar>
+          </w:tcPr>
+          <w:p>
+            <w:r>
+              <w:rPr>
+                <w:rFonts w:ascii="Arial" w:cs="Arial" w:eastAsia="Arial" w:hAnsi="Arial"/>
+                <w:color w:val="404040"/>
+                <w:sz w:val="19"/>
+                <w:szCs w:val="19"/>
+              </w:rPr>
               <w:t xml:space="preserve">Skalierung auf 2. KV</w:t>
             </w:r>
           </w:p>
@@ -12937,7 +11996,7 @@
                 <w:sz w:val="19"/>
                 <w:szCs w:val="19"/>
               </w:rPr>
-              <w:t xml:space="preserve">Mandanten-Erweiterung — neue Realm, neuer Tenant in DB</w:t>
+              <w:t xml:space="preserve">Neuer Realm + Tenant — Codebasis ist bereits mandantenfähig (RLS)</w:t>
             </w:r>
           </w:p>
         </w:tc>
@@ -13025,7 +12084,7 @@
                 <w:sz w:val="19"/>
                 <w:szCs w:val="19"/>
               </w:rPr>
-              <w:t xml:space="preserve">□  Phase 1: Ollama installiert, Qwen3 72B heruntergeladen, Smoke-Test bestanden</w:t>
+              <w:t xml:space="preserve">□  Phase 1: setup_dgx.sh durchgelaufen, Smoke-Test komplett grün</w:t>
             </w:r>
           </w:p>
           <w:p>
@@ -13039,7 +12098,7 @@
                 <w:sz w:val="19"/>
                 <w:szCs w:val="19"/>
               </w:rPr>
-              <w:t xml:space="preserve">□  Phase 1: Repo geklont, .env konfiguriert, keine echten Secrets in Git</w:t>
+              <w:t xml:space="preserve">□  Phase 2: setup_keycloak.py ausgeführt, docker compose up -d danach</w:t>
             </w:r>
           </w:p>
           <w:p>
@@ -13053,7 +12112,7 @@
                 <w:sz w:val="19"/>
                 <w:szCs w:val="19"/>
               </w:rPr>
-              <w:t xml:space="preserve">□  Phase 2: RAG-Service implementiert und in docker-compose.yml eingetragen</w:t>
+              <w:t xml:space="preserve">□  Phase 3: Verwaltungs-UI erreichbar, Systemstatus alle Checks grün</w:t>
             </w:r>
           </w:p>
           <w:p>
@@ -13067,7 +12126,7 @@
                 <w:sz w:val="19"/>
                 <w:szCs w:val="19"/>
               </w:rPr>
-              <w:t xml:space="preserve">□  Phase 3: docker compose up — alle 8 Services healthy</w:t>
+              <w:t xml:space="preserve">□  Phase 3: Drei Pipes in Open WebUI installiert und aktiviert</w:t>
             </w:r>
           </w:p>
           <w:p>
@@ -13081,7 +12140,7 @@
                 <w:sz w:val="19"/>
                 <w:szCs w:val="19"/>
               </w:rPr>
-              <w:t xml:space="preserve">□  Phase 3: Keycloak-Realm angelegt, erster KV-Admin-Account erstellt</w:t>
+              <w:t xml:space="preserve">□  Phase 3: oauth_id_token-Cookie nach Keycloak-Login vorhanden (DevTools)</w:t>
             </w:r>
           </w:p>
           <w:p>
@@ -13095,7 +12154,7 @@
                 <w:sz w:val="19"/>
                 <w:szCs w:val="19"/>
               </w:rPr>
-              <w:t xml:space="preserve">□  Phase 3: MinIO-Buckets angelegt, erstes Dokument hochgeladen</w:t>
+              <w:t xml:space="preserve">□  Phase 3: HTTPS aktiv, interne Ports in der Firewall geschlossen</w:t>
             </w:r>
           </w:p>
           <w:p>
@@ -13109,7 +12168,7 @@
                 <w:sz w:val="19"/>
                 <w:szCs w:val="19"/>
               </w:rPr>
-              <w:t xml:space="preserve">□  Phase 4: TC-01..TC-08 alle bestanden</w:t>
+              <w:t xml:space="preserve">□  Phase 3: Pilot-Nutzer angelegt, Testdokumente mit ACL hochgeladen</w:t>
             </w:r>
           </w:p>
           <w:p>
@@ -13123,7 +12182,35 @@
                 <w:sz w:val="19"/>
                 <w:szCs w:val="19"/>
               </w:rPr>
-              <w:t xml:space="preserve">□  Pilot-Nutzer eingeladen und eingewiesen</w:t>
+              <w:t xml:space="preserve">□  Phase 4: Abnahmetests TC-01..TC-10 alle bestanden</w:t>
+            </w:r>
+          </w:p>
+          <w:p>
+            <w:pPr>
+              <w:spacing w:after="40" w:before="40"/>
+            </w:pPr>
+            <w:r>
+              <w:rPr>
+                <w:rFonts w:ascii="Arial" w:cs="Arial" w:eastAsia="Arial" w:hAnsi="Arial"/>
+                <w:color w:val="404040"/>
+                <w:sz w:val="19"/>
+                <w:szCs w:val="19"/>
+              </w:rPr>
+              <w:t xml:space="preserve">□  Backup eingerichtet (Datenbank, MinIO, .env separat)</w:t>
+            </w:r>
+          </w:p>
+          <w:p>
+            <w:pPr>
+              <w:spacing w:after="40" w:before="40"/>
+            </w:pPr>
+            <w:r>
+              <w:rPr>
+                <w:rFonts w:ascii="Arial" w:cs="Arial" w:eastAsia="Arial" w:hAnsi="Arial"/>
+                <w:color w:val="404040"/>
+                <w:sz w:val="19"/>
+                <w:szCs w:val="19"/>
+              </w:rPr>
+              <w:t xml:space="preserve">□  Pilot-Nutzer eingewiesen (inkl. 🔒 lokal vs. 🌐 extern)</w:t>
             </w:r>
           </w:p>
         </w:tc>

--- a/docs/Installationsanleitung-DRK-DGX-Spark.docx
+++ b/docs/Installationsanleitung-DRK-DGX-Spark.docx
@@ -301,7 +301,7 @@
                 <w:sz w:val="20"/>
                 <w:szCs w:val="20"/>
               </w:rPr>
-              <w:t xml:space="preserve">Qwen3 72B via Ollama (lokal) — optional externe Modelle</w:t>
+              <w:t xml:space="preserve">Qwen3 32B via Ollama (lokal) — optional externe Modelle</w:t>
             </w:r>
           </w:p>
         </w:tc>
@@ -2111,7 +2111,7 @@
                 <w:sz w:val="19"/>
                 <w:szCs w:val="19"/>
               </w:rPr>
-              <w:t xml:space="preserve">Für Qwen3 72B + OS + Daten reicht 1 TB</w:t>
+              <w:t xml:space="preserve">Für Qwen3 32B + OS + Daten reicht 1 TB</w:t>
             </w:r>
           </w:p>
         </w:tc>
@@ -4373,7 +4373,7 @@
           <w:sz w:val="20"/>
           <w:szCs w:val="20"/>
         </w:rPr>
-        <w:t xml:space="preserve">Sprachmodelle laden: Qwen3 72B (~42 GB) und nomic-embed-text — Download je nach Anbindung 30–90 Minuten</w:t>
+        <w:t xml:space="preserve">Sprachmodelle laden: Qwen3 32B (~20 GB) und nomic-embed-text — Download je nach Anbindung 15–45 Minuten</w:t>
       </w:r>
     </w:p>
     <w:p>
@@ -4491,7 +4491,7 @@
                 <w:sz w:val="19"/>
                 <w:szCs w:val="19"/>
               </w:rPr>
-              <w:t xml:space="preserve">✅ Modell: qwen3:72b      ✅ Modell: nomic-embed-text</w:t>
+              <w:t xml:space="preserve">✅ Modell: qwen3:32b      ✅ Modell: nomic-embed-text</w:t>
             </w:r>
           </w:p>
           <w:p>
@@ -9653,7 +9653,7 @@
                 <w:sz w:val="18"/>
                 <w:szCs w:val="18"/>
               </w:rPr>
-              <w:t xml:space="preserve">docker compose exec ollama ollama pull qwen3:72b</w:t>
+              <w:t xml:space="preserve">docker compose exec ollama ollama pull qwen3:32b</w:t>
             </w:r>
           </w:p>
         </w:tc>
@@ -10551,7 +10551,7 @@
                 <w:sz w:val="19"/>
                 <w:szCs w:val="19"/>
               </w:rPr>
-              <w:t xml:space="preserve">docker compose exec ollama ollama pull qwen3:72b (bzw. nomic-embed-text)</w:t>
+              <w:t xml:space="preserve">docker compose exec ollama ollama pull qwen3:32b (bzw. nomic-embed-text)</w:t>
             </w:r>
           </w:p>
         </w:tc>
